--- a/7_Subqueries & CTEs.docx
+++ b/7_Subqueries & CTEs.docx
@@ -203,6 +203,6099 @@
           <w:szCs w:val="24"/>
         </w:rPr>
         <w:t>When to use CTEs vs subqueries</w:t>
+      </w:r>
+    </w:p>
+    <w:p>
+      <w:pPr>
+        <w:pStyle w:val="pdq2pgselectionanchorcontainer"/>
+      </w:pPr>
+      <w:r>
+        <w:t xml:space="preserve">Now we cover </w:t>
+      </w:r>
+      <w:r>
+        <w:rPr>
+          <w:rStyle w:val="Strong"/>
+        </w:rPr>
+        <w:t>Subqueries &amp; CTEs</w:t>
+      </w:r>
+      <w:r>
+        <w:t xml:space="preserve">. This is another </w:t>
+      </w:r>
+      <w:r>
+        <w:rPr>
+          <w:rStyle w:val="Strong"/>
+        </w:rPr>
+        <w:t>high-value SQL interview topic</w:t>
+      </w:r>
+      <w:r>
+        <w:t xml:space="preserve"> for Data Science roles because many analytical queries need multiple steps.</w:t>
+      </w:r>
+    </w:p>
+    <w:p>
+      <w:r>
+        <w:pict w14:anchorId="193C548F">
+          <v:rect id="_x0000_i1025" style="width:0;height:1.5pt" o:hralign="center" o:hrstd="t" o:hr="t" fillcolor="#a0a0a0" stroked="f"/>
+        </w:pict>
+      </w:r>
+    </w:p>
+    <w:p>
+      <w:pPr>
+        <w:pStyle w:val="Heading1"/>
+      </w:pPr>
+      <w:r>
+        <w:t>1. What is a Subquery?</w:t>
+      </w:r>
+    </w:p>
+    <w:p>
+      <w:pPr>
+        <w:pStyle w:val="NormalWeb"/>
+      </w:pPr>
+      <w:r>
+        <w:t xml:space="preserve">A </w:t>
+      </w:r>
+      <w:r>
+        <w:rPr>
+          <w:rStyle w:val="Strong"/>
+        </w:rPr>
+        <w:t>subquery</w:t>
+      </w:r>
+      <w:r>
+        <w:t xml:space="preserve"> is a query inside another query.</w:t>
+      </w:r>
+    </w:p>
+    <w:p>
+      <w:pPr>
+        <w:pStyle w:val="NormalWeb"/>
+      </w:pPr>
+      <w:r>
+        <w:t>Think:</w:t>
+      </w:r>
+    </w:p>
+    <w:p>
+      <w:pPr>
+        <w:pStyle w:val="NormalWeb"/>
+      </w:pPr>
+      <w:r>
+        <w:t>First solve the inner query, then use its result in the outer query.</w:t>
+      </w:r>
+    </w:p>
+    <w:p>
+      <w:pPr>
+        <w:pStyle w:val="NormalWeb"/>
+      </w:pPr>
+      <w:r>
+        <w:t>Example:</w:t>
+      </w:r>
+    </w:p>
+    <w:p>
+      <w:pPr>
+        <w:pStyle w:val="NormalWeb"/>
+      </w:pPr>
+      <w:r>
+        <w:t>Find employees whose salary is higher than average salary.</w:t>
+      </w:r>
+    </w:p>
+    <w:p>
+      <w:pPr>
+        <w:pStyle w:val="NormalWeb"/>
+      </w:pPr>
+      <w:r>
+        <w:t>First:</w:t>
+      </w:r>
+    </w:p>
+    <w:p>
+      <w:pPr>
+        <w:pStyle w:val="NormalWeb"/>
+      </w:pPr>
+      <w:r>
+        <w:t>Find average salary:</w:t>
+      </w:r>
+    </w:p>
+    <w:p>
+      <w:pPr>
+        <w:pStyle w:val="HTMLPreformatted"/>
+      </w:pPr>
+      <w:r>
+        <w:rPr>
+          <w:rStyle w:val="v"/>
+        </w:rPr>
+        <w:t>SELECT</w:t>
+      </w:r>
+      <w:r>
+        <w:rPr>
+          <w:rStyle w:val="HTMLCode"/>
+        </w:rPr>
+        <w:t xml:space="preserve"> AVG(salary)</w:t>
+      </w:r>
+      <w:r>
+        <w:br/>
+      </w:r>
+      <w:r>
+        <w:rPr>
+          <w:rStyle w:val="v"/>
+        </w:rPr>
+        <w:t>FROM</w:t>
+      </w:r>
+      <w:r>
+        <w:rPr>
+          <w:rStyle w:val="HTMLCode"/>
+        </w:rPr>
+        <w:t xml:space="preserve"> employees;</w:t>
+      </w:r>
+    </w:p>
+    <w:p>
+      <w:pPr>
+        <w:pStyle w:val="NormalWeb"/>
+      </w:pPr>
+      <w:r>
+        <w:t>Suppose result:</w:t>
+      </w:r>
+    </w:p>
+    <w:p>
+      <w:pPr>
+        <w:pStyle w:val="HTMLPreformatted"/>
+      </w:pPr>
+      <w:r>
+        <w:rPr>
+          <w:rStyle w:val="HTMLCode"/>
+        </w:rPr>
+        <w:t>65000</w:t>
+      </w:r>
+    </w:p>
+    <w:p>
+      <w:pPr>
+        <w:pStyle w:val="NormalWeb"/>
+      </w:pPr>
+      <w:r>
+        <w:t>Now:</w:t>
+      </w:r>
+    </w:p>
+    <w:p>
+      <w:pPr>
+        <w:pStyle w:val="NormalWeb"/>
+      </w:pPr>
+      <w:r>
+        <w:t>Find employees above 65000:</w:t>
+      </w:r>
+    </w:p>
+    <w:p>
+      <w:pPr>
+        <w:pStyle w:val="HTMLPreformatted"/>
+      </w:pPr>
+      <w:r>
+        <w:rPr>
+          <w:rStyle w:val="v"/>
+        </w:rPr>
+        <w:t>SELECT</w:t>
+      </w:r>
+      <w:r>
+        <w:rPr>
+          <w:rStyle w:val="HTMLCode"/>
+        </w:rPr>
+        <w:t xml:space="preserve"> </w:t>
+      </w:r>
+      <w:r>
+        <w:rPr>
+          <w:rStyle w:val="v"/>
+        </w:rPr>
+        <w:t>*</w:t>
+      </w:r>
+      <w:r>
+        <w:br/>
+      </w:r>
+      <w:r>
+        <w:rPr>
+          <w:rStyle w:val="v"/>
+        </w:rPr>
+        <w:t>FROM</w:t>
+      </w:r>
+      <w:r>
+        <w:rPr>
+          <w:rStyle w:val="HTMLCode"/>
+        </w:rPr>
+        <w:t xml:space="preserve"> employees</w:t>
+      </w:r>
+      <w:r>
+        <w:br/>
+      </w:r>
+      <w:r>
+        <w:rPr>
+          <w:rStyle w:val="v"/>
+        </w:rPr>
+        <w:t>WHERE</w:t>
+      </w:r>
+      <w:r>
+        <w:rPr>
+          <w:rStyle w:val="HTMLCode"/>
+        </w:rPr>
+        <w:t xml:space="preserve"> salary </w:t>
+      </w:r>
+      <w:r>
+        <w:rPr>
+          <w:rStyle w:val="v"/>
+        </w:rPr>
+        <w:t>&gt;</w:t>
+      </w:r>
+      <w:r>
+        <w:rPr>
+          <w:rStyle w:val="HTMLCode"/>
+        </w:rPr>
+        <w:t xml:space="preserve"> </w:t>
+      </w:r>
+      <w:r>
+        <w:rPr>
+          <w:rStyle w:val="y"/>
+        </w:rPr>
+        <w:t>65000</w:t>
+      </w:r>
+      <w:r>
+        <w:rPr>
+          <w:rStyle w:val="HTMLCode"/>
+        </w:rPr>
+        <w:t>;</w:t>
+      </w:r>
+    </w:p>
+    <w:p>
+      <w:pPr>
+        <w:pStyle w:val="NormalWeb"/>
+      </w:pPr>
+      <w:r>
+        <w:t>A subquery combines both:</w:t>
+      </w:r>
+    </w:p>
+    <w:p>
+      <w:pPr>
+        <w:pStyle w:val="HTMLPreformatted"/>
+      </w:pPr>
+      <w:r>
+        <w:rPr>
+          <w:rStyle w:val="v"/>
+        </w:rPr>
+        <w:lastRenderedPageBreak/>
+        <w:t>SELECT</w:t>
+      </w:r>
+      <w:r>
+        <w:rPr>
+          <w:rStyle w:val="HTMLCode"/>
+        </w:rPr>
+        <w:t xml:space="preserve"> </w:t>
+      </w:r>
+      <w:r>
+        <w:rPr>
+          <w:rStyle w:val="v"/>
+        </w:rPr>
+        <w:t>*</w:t>
+      </w:r>
+      <w:r>
+        <w:br/>
+      </w:r>
+      <w:r>
+        <w:rPr>
+          <w:rStyle w:val="v"/>
+        </w:rPr>
+        <w:t>FROM</w:t>
+      </w:r>
+      <w:r>
+        <w:rPr>
+          <w:rStyle w:val="HTMLCode"/>
+        </w:rPr>
+        <w:t xml:space="preserve"> employees</w:t>
+      </w:r>
+      <w:r>
+        <w:br/>
+      </w:r>
+      <w:r>
+        <w:rPr>
+          <w:rStyle w:val="v"/>
+        </w:rPr>
+        <w:t>WHERE</w:t>
+      </w:r>
+      <w:r>
+        <w:rPr>
+          <w:rStyle w:val="HTMLCode"/>
+        </w:rPr>
+        <w:t xml:space="preserve"> salary </w:t>
+      </w:r>
+      <w:r>
+        <w:rPr>
+          <w:rStyle w:val="v"/>
+        </w:rPr>
+        <w:t>&gt;</w:t>
+      </w:r>
+      <w:r>
+        <w:br/>
+      </w:r>
+      <w:r>
+        <w:rPr>
+          <w:rStyle w:val="HTMLCode"/>
+        </w:rPr>
+        <w:t>(</w:t>
+      </w:r>
+      <w:r>
+        <w:br/>
+      </w:r>
+      <w:r>
+        <w:rPr>
+          <w:rStyle w:val="HTMLCode"/>
+        </w:rPr>
+        <w:t xml:space="preserve">    </w:t>
+      </w:r>
+      <w:r>
+        <w:rPr>
+          <w:rStyle w:val="v"/>
+        </w:rPr>
+        <w:t>SELECT</w:t>
+      </w:r>
+      <w:r>
+        <w:rPr>
+          <w:rStyle w:val="HTMLCode"/>
+        </w:rPr>
+        <w:t xml:space="preserve"> AVG(salary)</w:t>
+      </w:r>
+      <w:r>
+        <w:br/>
+      </w:r>
+      <w:r>
+        <w:rPr>
+          <w:rStyle w:val="HTMLCode"/>
+        </w:rPr>
+        <w:t xml:space="preserve">    </w:t>
+      </w:r>
+      <w:r>
+        <w:rPr>
+          <w:rStyle w:val="v"/>
+        </w:rPr>
+        <w:t>FROM</w:t>
+      </w:r>
+      <w:r>
+        <w:rPr>
+          <w:rStyle w:val="HTMLCode"/>
+        </w:rPr>
+        <w:t xml:space="preserve"> employees</w:t>
+      </w:r>
+      <w:r>
+        <w:br/>
+      </w:r>
+      <w:r>
+        <w:rPr>
+          <w:rStyle w:val="HTMLCode"/>
+        </w:rPr>
+        <w:t>);</w:t>
+      </w:r>
+    </w:p>
+    <w:p>
+      <w:r>
+        <w:pict w14:anchorId="3A84C1F9">
+          <v:rect id="_x0000_i1026" style="width:0;height:1.5pt" o:hralign="center" o:hrstd="t" o:hr="t" fillcolor="#a0a0a0" stroked="f"/>
+        </w:pict>
+      </w:r>
+    </w:p>
+    <w:p>
+      <w:pPr>
+        <w:pStyle w:val="Heading1"/>
+      </w:pPr>
+      <w:r>
+        <w:t>Sample Table</w:t>
+      </w:r>
+    </w:p>
+    <w:p>
+      <w:pPr>
+        <w:pStyle w:val="NormalWeb"/>
+      </w:pPr>
+      <w:r>
+        <w:t>employees:</w:t>
+      </w:r>
+    </w:p>
+    <w:tbl>
+      <w:tblPr>
+        <w:tblW w:w="0" w:type="auto"/>
+        <w:tblCellSpacing w:w="15" w:type="dxa"/>
+        <w:tblCellMar>
+          <w:top w:w="15" w:type="dxa"/>
+          <w:left w:w="15" w:type="dxa"/>
+          <w:bottom w:w="15" w:type="dxa"/>
+          <w:right w:w="15" w:type="dxa"/>
+        </w:tblCellMar>
+        <w:tblLook w:val="04A0" w:firstRow="1" w:lastRow="0" w:firstColumn="1" w:lastColumn="0" w:noHBand="0" w:noVBand="1"/>
+      </w:tblPr>
+      <w:tblGrid>
+        <w:gridCol w:w="248"/>
+        <w:gridCol w:w="577"/>
+        <w:gridCol w:w="1154"/>
+        <w:gridCol w:w="633"/>
+      </w:tblGrid>
+      <w:tr>
+        <w:trPr>
+          <w:tblHeader/>
+          <w:tblCellSpacing w:w="15" w:type="dxa"/>
+        </w:trPr>
+        <w:tc>
+          <w:tcPr>
+            <w:tcW w:w="0" w:type="auto"/>
+            <w:vAlign w:val="center"/>
+            <w:hideMark/>
+          </w:tcPr>
+          <w:p>
+            <w:pPr>
+              <w:jc w:val="center"/>
+              <w:rPr>
+                <w:b/>
+                <w:bCs/>
+              </w:rPr>
+            </w:pPr>
+            <w:r>
+              <w:rPr>
+                <w:b/>
+                <w:bCs/>
+              </w:rPr>
+              <w:t>id</w:t>
+            </w:r>
+          </w:p>
+        </w:tc>
+        <w:tc>
+          <w:tcPr>
+            <w:tcW w:w="0" w:type="auto"/>
+            <w:vAlign w:val="center"/>
+            <w:hideMark/>
+          </w:tcPr>
+          <w:p>
+            <w:pPr>
+              <w:jc w:val="center"/>
+              <w:rPr>
+                <w:b/>
+                <w:bCs/>
+              </w:rPr>
+            </w:pPr>
+            <w:r>
+              <w:rPr>
+                <w:b/>
+                <w:bCs/>
+              </w:rPr>
+              <w:t>name</w:t>
+            </w:r>
+          </w:p>
+        </w:tc>
+        <w:tc>
+          <w:tcPr>
+            <w:tcW w:w="0" w:type="auto"/>
+            <w:vAlign w:val="center"/>
+            <w:hideMark/>
+          </w:tcPr>
+          <w:p>
+            <w:pPr>
+              <w:jc w:val="center"/>
+              <w:rPr>
+                <w:b/>
+                <w:bCs/>
+              </w:rPr>
+            </w:pPr>
+            <w:r>
+              <w:rPr>
+                <w:b/>
+                <w:bCs/>
+              </w:rPr>
+              <w:t>department</w:t>
+            </w:r>
+          </w:p>
+        </w:tc>
+        <w:tc>
+          <w:tcPr>
+            <w:tcW w:w="0" w:type="auto"/>
+            <w:vAlign w:val="center"/>
+            <w:hideMark/>
+          </w:tcPr>
+          <w:p>
+            <w:pPr>
+              <w:jc w:val="center"/>
+              <w:rPr>
+                <w:b/>
+                <w:bCs/>
+              </w:rPr>
+            </w:pPr>
+            <w:r>
+              <w:rPr>
+                <w:b/>
+                <w:bCs/>
+              </w:rPr>
+              <w:t>salary</w:t>
+            </w:r>
+          </w:p>
+        </w:tc>
+      </w:tr>
+      <w:tr>
+        <w:trPr>
+          <w:tblCellSpacing w:w="15" w:type="dxa"/>
+        </w:trPr>
+        <w:tc>
+          <w:tcPr>
+            <w:tcW w:w="0" w:type="auto"/>
+            <w:vAlign w:val="center"/>
+            <w:hideMark/>
+          </w:tcPr>
+          <w:p>
+            <w:r>
+              <w:t>1</w:t>
+            </w:r>
+          </w:p>
+        </w:tc>
+        <w:tc>
+          <w:tcPr>
+            <w:tcW w:w="0" w:type="auto"/>
+            <w:vAlign w:val="center"/>
+            <w:hideMark/>
+          </w:tcPr>
+          <w:p>
+            <w:r>
+              <w:t>John</w:t>
+            </w:r>
+          </w:p>
+        </w:tc>
+        <w:tc>
+          <w:tcPr>
+            <w:tcW w:w="0" w:type="auto"/>
+            <w:vAlign w:val="center"/>
+            <w:hideMark/>
+          </w:tcPr>
+          <w:p>
+            <w:r>
+              <w:t>IT</w:t>
+            </w:r>
+          </w:p>
+        </w:tc>
+        <w:tc>
+          <w:tcPr>
+            <w:tcW w:w="0" w:type="auto"/>
+            <w:vAlign w:val="center"/>
+            <w:hideMark/>
+          </w:tcPr>
+          <w:p>
+            <w:r>
+              <w:t>70000</w:t>
+            </w:r>
+          </w:p>
+        </w:tc>
+      </w:tr>
+      <w:tr>
+        <w:trPr>
+          <w:tblCellSpacing w:w="15" w:type="dxa"/>
+        </w:trPr>
+        <w:tc>
+          <w:tcPr>
+            <w:tcW w:w="0" w:type="auto"/>
+            <w:vAlign w:val="center"/>
+            <w:hideMark/>
+          </w:tcPr>
+          <w:p>
+            <w:r>
+              <w:t>2</w:t>
+            </w:r>
+          </w:p>
+        </w:tc>
+        <w:tc>
+          <w:tcPr>
+            <w:tcW w:w="0" w:type="auto"/>
+            <w:vAlign w:val="center"/>
+            <w:hideMark/>
+          </w:tcPr>
+          <w:p>
+            <w:r>
+              <w:t>Mary</w:t>
+            </w:r>
+          </w:p>
+        </w:tc>
+        <w:tc>
+          <w:tcPr>
+            <w:tcW w:w="0" w:type="auto"/>
+            <w:vAlign w:val="center"/>
+            <w:hideMark/>
+          </w:tcPr>
+          <w:p>
+            <w:r>
+              <w:t>HR</w:t>
+            </w:r>
+          </w:p>
+        </w:tc>
+        <w:tc>
+          <w:tcPr>
+            <w:tcW w:w="0" w:type="auto"/>
+            <w:vAlign w:val="center"/>
+            <w:hideMark/>
+          </w:tcPr>
+          <w:p>
+            <w:r>
+              <w:t>60000</w:t>
+            </w:r>
+          </w:p>
+        </w:tc>
+      </w:tr>
+      <w:tr>
+        <w:trPr>
+          <w:tblCellSpacing w:w="15" w:type="dxa"/>
+        </w:trPr>
+        <w:tc>
+          <w:tcPr>
+            <w:tcW w:w="0" w:type="auto"/>
+            <w:vAlign w:val="center"/>
+            <w:hideMark/>
+          </w:tcPr>
+          <w:p>
+            <w:r>
+              <w:t>3</w:t>
+            </w:r>
+          </w:p>
+        </w:tc>
+        <w:tc>
+          <w:tcPr>
+            <w:tcW w:w="0" w:type="auto"/>
+            <w:vAlign w:val="center"/>
+            <w:hideMark/>
+          </w:tcPr>
+          <w:p>
+            <w:r>
+              <w:t>Alex</w:t>
+            </w:r>
+          </w:p>
+        </w:tc>
+        <w:tc>
+          <w:tcPr>
+            <w:tcW w:w="0" w:type="auto"/>
+            <w:vAlign w:val="center"/>
+            <w:hideMark/>
+          </w:tcPr>
+          <w:p>
+            <w:r>
+              <w:t>IT</w:t>
+            </w:r>
+          </w:p>
+        </w:tc>
+        <w:tc>
+          <w:tcPr>
+            <w:tcW w:w="0" w:type="auto"/>
+            <w:vAlign w:val="center"/>
+            <w:hideMark/>
+          </w:tcPr>
+          <w:p>
+            <w:r>
+              <w:t>90000</w:t>
+            </w:r>
+          </w:p>
+        </w:tc>
+      </w:tr>
+      <w:tr>
+        <w:trPr>
+          <w:tblCellSpacing w:w="15" w:type="dxa"/>
+        </w:trPr>
+        <w:tc>
+          <w:tcPr>
+            <w:tcW w:w="0" w:type="auto"/>
+            <w:vAlign w:val="center"/>
+            <w:hideMark/>
+          </w:tcPr>
+          <w:p>
+            <w:r>
+              <w:t>4</w:t>
+            </w:r>
+          </w:p>
+        </w:tc>
+        <w:tc>
+          <w:tcPr>
+            <w:tcW w:w="0" w:type="auto"/>
+            <w:vAlign w:val="center"/>
+            <w:hideMark/>
+          </w:tcPr>
+          <w:p>
+            <w:r>
+              <w:t>Sara</w:t>
+            </w:r>
+          </w:p>
+        </w:tc>
+        <w:tc>
+          <w:tcPr>
+            <w:tcW w:w="0" w:type="auto"/>
+            <w:vAlign w:val="center"/>
+            <w:hideMark/>
+          </w:tcPr>
+          <w:p>
+            <w:r>
+              <w:t>Finance</w:t>
+            </w:r>
+          </w:p>
+        </w:tc>
+        <w:tc>
+          <w:tcPr>
+            <w:tcW w:w="0" w:type="auto"/>
+            <w:vAlign w:val="center"/>
+            <w:hideMark/>
+          </w:tcPr>
+          <w:p>
+            <w:r>
+              <w:t>50000</w:t>
+            </w:r>
+          </w:p>
+        </w:tc>
+      </w:tr>
+      <w:tr>
+        <w:trPr>
+          <w:tblCellSpacing w:w="15" w:type="dxa"/>
+        </w:trPr>
+        <w:tc>
+          <w:tcPr>
+            <w:tcW w:w="0" w:type="auto"/>
+            <w:vAlign w:val="center"/>
+            <w:hideMark/>
+          </w:tcPr>
+          <w:p>
+            <w:r>
+              <w:t>5</w:t>
+            </w:r>
+          </w:p>
+        </w:tc>
+        <w:tc>
+          <w:tcPr>
+            <w:tcW w:w="0" w:type="auto"/>
+            <w:vAlign w:val="center"/>
+            <w:hideMark/>
+          </w:tcPr>
+          <w:p>
+            <w:r>
+              <w:t>Tom</w:t>
+            </w:r>
+          </w:p>
+        </w:tc>
+        <w:tc>
+          <w:tcPr>
+            <w:tcW w:w="0" w:type="auto"/>
+            <w:vAlign w:val="center"/>
+            <w:hideMark/>
+          </w:tcPr>
+          <w:p>
+            <w:r>
+              <w:t>IT</w:t>
+            </w:r>
+          </w:p>
+        </w:tc>
+        <w:tc>
+          <w:tcPr>
+            <w:tcW w:w="0" w:type="auto"/>
+            <w:vAlign w:val="center"/>
+            <w:hideMark/>
+          </w:tcPr>
+          <w:p>
+            <w:r>
+              <w:t>75000</w:t>
+            </w:r>
+          </w:p>
+        </w:tc>
+      </w:tr>
+    </w:tbl>
+    <w:p>
+      <w:r>
+        <w:pict w14:anchorId="12124700">
+          <v:rect id="_x0000_i1027" style="width:0;height:1.5pt" o:hralign="center" o:hrstd="t" o:hr="t" fillcolor="#a0a0a0" stroked="f"/>
+        </w:pict>
+      </w:r>
+    </w:p>
+    <w:p>
+      <w:pPr>
+        <w:pStyle w:val="Heading1"/>
+      </w:pPr>
+      <w:r>
+        <w:t>Types of Subqueries</w:t>
+      </w:r>
+    </w:p>
+    <w:p>
+      <w:pPr>
+        <w:pStyle w:val="NormalWeb"/>
+      </w:pPr>
+      <w:r>
+        <w:t>Subqueries can appear in:</w:t>
+      </w:r>
+    </w:p>
+    <w:p>
+      <w:pPr>
+        <w:numPr>
+          <w:ilvl w:val="0"/>
+          <w:numId w:val="2"/>
+        </w:numPr>
+        <w:spacing w:before="100" w:beforeAutospacing="1" w:after="100" w:afterAutospacing="1" w:line="240" w:lineRule="auto"/>
+      </w:pPr>
+      <w:r>
+        <w:t xml:space="preserve">WHERE </w:t>
+      </w:r>
+    </w:p>
+    <w:p>
+      <w:pPr>
+        <w:numPr>
+          <w:ilvl w:val="0"/>
+          <w:numId w:val="2"/>
+        </w:numPr>
+        <w:spacing w:before="100" w:beforeAutospacing="1" w:after="100" w:afterAutospacing="1" w:line="240" w:lineRule="auto"/>
+      </w:pPr>
+      <w:r>
+        <w:t xml:space="preserve">SELECT </w:t>
+      </w:r>
+    </w:p>
+    <w:p>
+      <w:pPr>
+        <w:numPr>
+          <w:ilvl w:val="0"/>
+          <w:numId w:val="2"/>
+        </w:numPr>
+        <w:spacing w:before="100" w:beforeAutospacing="1" w:after="100" w:afterAutospacing="1" w:line="240" w:lineRule="auto"/>
+      </w:pPr>
+      <w:r>
+        <w:t xml:space="preserve">FROM </w:t>
+      </w:r>
+    </w:p>
+    <w:p>
+      <w:pPr>
+        <w:spacing w:after="0"/>
+      </w:pPr>
+      <w:r>
+        <w:pict w14:anchorId="623A80CC">
+          <v:rect id="_x0000_i1028" style="width:0;height:1.5pt" o:hralign="center" o:hrstd="t" o:hr="t" fillcolor="#a0a0a0" stroked="f"/>
+        </w:pict>
+      </w:r>
+    </w:p>
+    <w:p>
+      <w:pPr>
+        <w:pStyle w:val="Heading1"/>
+      </w:pPr>
+      <w:r>
+        <w:t>2. Subquery in WHERE</w:t>
+      </w:r>
+    </w:p>
+    <w:p>
+      <w:pPr>
+        <w:pStyle w:val="NormalWeb"/>
+      </w:pPr>
+      <w:r>
+        <w:t>Most common.</w:t>
+      </w:r>
+    </w:p>
+    <w:p>
+      <w:pPr>
+        <w:pStyle w:val="NormalWeb"/>
+      </w:pPr>
+      <w:r>
+        <w:t>Example:</w:t>
+      </w:r>
+    </w:p>
+    <w:p>
+      <w:pPr>
+        <w:pStyle w:val="NormalWeb"/>
+      </w:pPr>
+      <w:r>
+        <w:t>Find employees earning more than average salary.</w:t>
+      </w:r>
+    </w:p>
+    <w:p>
+      <w:pPr>
+        <w:pStyle w:val="HTMLPreformatted"/>
+      </w:pPr>
+      <w:r>
+        <w:rPr>
+          <w:rStyle w:val="v"/>
+        </w:rPr>
+        <w:t>SELECT</w:t>
+      </w:r>
+      <w:r>
+        <w:br/>
+      </w:r>
+      <w:r>
+        <w:rPr>
+          <w:rStyle w:val="HTMLCode"/>
+        </w:rPr>
+        <w:t>name,</w:t>
+      </w:r>
+      <w:r>
+        <w:br/>
+      </w:r>
+      <w:r>
+        <w:rPr>
+          <w:rStyle w:val="HTMLCode"/>
+        </w:rPr>
+        <w:t>salary</w:t>
+      </w:r>
+      <w:r>
+        <w:br/>
+      </w:r>
+      <w:r>
+        <w:lastRenderedPageBreak/>
+        <w:br/>
+      </w:r>
+      <w:r>
+        <w:rPr>
+          <w:rStyle w:val="v"/>
+        </w:rPr>
+        <w:t>FROM</w:t>
+      </w:r>
+      <w:r>
+        <w:rPr>
+          <w:rStyle w:val="HTMLCode"/>
+        </w:rPr>
+        <w:t xml:space="preserve"> employees</w:t>
+      </w:r>
+      <w:r>
+        <w:br/>
+      </w:r>
+      <w:r>
+        <w:br/>
+      </w:r>
+      <w:r>
+        <w:rPr>
+          <w:rStyle w:val="v"/>
+        </w:rPr>
+        <w:t>WHERE</w:t>
+      </w:r>
+      <w:r>
+        <w:rPr>
+          <w:rStyle w:val="HTMLCode"/>
+        </w:rPr>
+        <w:t xml:space="preserve"> salary </w:t>
+      </w:r>
+      <w:r>
+        <w:rPr>
+          <w:rStyle w:val="v"/>
+        </w:rPr>
+        <w:t>&gt;</w:t>
+      </w:r>
+      <w:r>
+        <w:br/>
+      </w:r>
+      <w:r>
+        <w:rPr>
+          <w:rStyle w:val="HTMLCode"/>
+        </w:rPr>
+        <w:t>(</w:t>
+      </w:r>
+      <w:r>
+        <w:br/>
+      </w:r>
+      <w:r>
+        <w:rPr>
+          <w:rStyle w:val="HTMLCode"/>
+        </w:rPr>
+        <w:t xml:space="preserve">    </w:t>
+      </w:r>
+      <w:r>
+        <w:rPr>
+          <w:rStyle w:val="v"/>
+        </w:rPr>
+        <w:t>SELECT</w:t>
+      </w:r>
+      <w:r>
+        <w:rPr>
+          <w:rStyle w:val="HTMLCode"/>
+        </w:rPr>
+        <w:t xml:space="preserve"> AVG(salary)</w:t>
+      </w:r>
+      <w:r>
+        <w:br/>
+      </w:r>
+      <w:r>
+        <w:rPr>
+          <w:rStyle w:val="HTMLCode"/>
+        </w:rPr>
+        <w:t xml:space="preserve">    </w:t>
+      </w:r>
+      <w:r>
+        <w:rPr>
+          <w:rStyle w:val="v"/>
+        </w:rPr>
+        <w:t>FROM</w:t>
+      </w:r>
+      <w:r>
+        <w:rPr>
+          <w:rStyle w:val="HTMLCode"/>
+        </w:rPr>
+        <w:t xml:space="preserve"> employees</w:t>
+      </w:r>
+      <w:r>
+        <w:br/>
+      </w:r>
+      <w:r>
+        <w:rPr>
+          <w:rStyle w:val="HTMLCode"/>
+        </w:rPr>
+        <w:t>);</w:t>
+      </w:r>
+    </w:p>
+    <w:p>
+      <w:pPr>
+        <w:pStyle w:val="NormalWeb"/>
+      </w:pPr>
+      <w:r>
+        <w:t>Output:</w:t>
+      </w:r>
+    </w:p>
+    <w:tbl>
+      <w:tblPr>
+        <w:tblW w:w="0" w:type="auto"/>
+        <w:tblCellSpacing w:w="15" w:type="dxa"/>
+        <w:tblCellMar>
+          <w:top w:w="15" w:type="dxa"/>
+          <w:left w:w="15" w:type="dxa"/>
+          <w:bottom w:w="15" w:type="dxa"/>
+          <w:right w:w="15" w:type="dxa"/>
+        </w:tblCellMar>
+        <w:tblLook w:val="04A0" w:firstRow="1" w:lastRow="0" w:firstColumn="1" w:lastColumn="0" w:noHBand="0" w:noVBand="1"/>
+      </w:tblPr>
+      <w:tblGrid>
+        <w:gridCol w:w="592"/>
+        <w:gridCol w:w="633"/>
+      </w:tblGrid>
+      <w:tr>
+        <w:trPr>
+          <w:tblHeader/>
+          <w:tblCellSpacing w:w="15" w:type="dxa"/>
+        </w:trPr>
+        <w:tc>
+          <w:tcPr>
+            <w:tcW w:w="0" w:type="auto"/>
+            <w:vAlign w:val="center"/>
+            <w:hideMark/>
+          </w:tcPr>
+          <w:p>
+            <w:pPr>
+              <w:jc w:val="center"/>
+              <w:rPr>
+                <w:b/>
+                <w:bCs/>
+              </w:rPr>
+            </w:pPr>
+            <w:r>
+              <w:rPr>
+                <w:b/>
+                <w:bCs/>
+              </w:rPr>
+              <w:t>name</w:t>
+            </w:r>
+          </w:p>
+        </w:tc>
+        <w:tc>
+          <w:tcPr>
+            <w:tcW w:w="0" w:type="auto"/>
+            <w:vAlign w:val="center"/>
+            <w:hideMark/>
+          </w:tcPr>
+          <w:p>
+            <w:pPr>
+              <w:jc w:val="center"/>
+              <w:rPr>
+                <w:b/>
+                <w:bCs/>
+              </w:rPr>
+            </w:pPr>
+            <w:r>
+              <w:rPr>
+                <w:b/>
+                <w:bCs/>
+              </w:rPr>
+              <w:t>salary</w:t>
+            </w:r>
+          </w:p>
+        </w:tc>
+      </w:tr>
+      <w:tr>
+        <w:trPr>
+          <w:tblCellSpacing w:w="15" w:type="dxa"/>
+        </w:trPr>
+        <w:tc>
+          <w:tcPr>
+            <w:tcW w:w="0" w:type="auto"/>
+            <w:vAlign w:val="center"/>
+            <w:hideMark/>
+          </w:tcPr>
+          <w:p>
+            <w:r>
+              <w:t>John</w:t>
+            </w:r>
+          </w:p>
+        </w:tc>
+        <w:tc>
+          <w:tcPr>
+            <w:tcW w:w="0" w:type="auto"/>
+            <w:vAlign w:val="center"/>
+            <w:hideMark/>
+          </w:tcPr>
+          <w:p>
+            <w:r>
+              <w:t>70000</w:t>
+            </w:r>
+          </w:p>
+        </w:tc>
+      </w:tr>
+      <w:tr>
+        <w:trPr>
+          <w:tblCellSpacing w:w="15" w:type="dxa"/>
+        </w:trPr>
+        <w:tc>
+          <w:tcPr>
+            <w:tcW w:w="0" w:type="auto"/>
+            <w:vAlign w:val="center"/>
+            <w:hideMark/>
+          </w:tcPr>
+          <w:p>
+            <w:r>
+              <w:t>Alex</w:t>
+            </w:r>
+          </w:p>
+        </w:tc>
+        <w:tc>
+          <w:tcPr>
+            <w:tcW w:w="0" w:type="auto"/>
+            <w:vAlign w:val="center"/>
+            <w:hideMark/>
+          </w:tcPr>
+          <w:p>
+            <w:r>
+              <w:t>90000</w:t>
+            </w:r>
+          </w:p>
+        </w:tc>
+      </w:tr>
+      <w:tr>
+        <w:trPr>
+          <w:tblCellSpacing w:w="15" w:type="dxa"/>
+        </w:trPr>
+        <w:tc>
+          <w:tcPr>
+            <w:tcW w:w="0" w:type="auto"/>
+            <w:vAlign w:val="center"/>
+            <w:hideMark/>
+          </w:tcPr>
+          <w:p>
+            <w:r>
+              <w:t>Tom</w:t>
+            </w:r>
+          </w:p>
+        </w:tc>
+        <w:tc>
+          <w:tcPr>
+            <w:tcW w:w="0" w:type="auto"/>
+            <w:vAlign w:val="center"/>
+            <w:hideMark/>
+          </w:tcPr>
+          <w:p>
+            <w:r>
+              <w:t>75000</w:t>
+            </w:r>
+          </w:p>
+        </w:tc>
+      </w:tr>
+    </w:tbl>
+    <w:p>
+      <w:r>
+        <w:pict w14:anchorId="796BFBFB">
+          <v:rect id="_x0000_i1029" style="width:0;height:1.5pt" o:hralign="center" o:hrstd="t" o:hr="t" fillcolor="#a0a0a0" stroked="f"/>
+        </w:pict>
+      </w:r>
+    </w:p>
+    <w:p>
+      <w:pPr>
+        <w:pStyle w:val="Heading2"/>
+      </w:pPr>
+      <w:r>
+        <w:t>Using IN with subquery</w:t>
+      </w:r>
+    </w:p>
+    <w:p>
+      <w:pPr>
+        <w:pStyle w:val="NormalWeb"/>
+      </w:pPr>
+      <w:r>
+        <w:t>Example:</w:t>
+      </w:r>
+    </w:p>
+    <w:p>
+      <w:pPr>
+        <w:pStyle w:val="NormalWeb"/>
+      </w:pPr>
+      <w:r>
+        <w:t>Find employees who work in departments having more than 2 employees.</w:t>
+      </w:r>
+    </w:p>
+    <w:p>
+      <w:pPr>
+        <w:pStyle w:val="NormalWeb"/>
+      </w:pPr>
+      <w:r>
+        <w:t>First find departments:</w:t>
+      </w:r>
+    </w:p>
+    <w:p>
+      <w:pPr>
+        <w:pStyle w:val="HTMLPreformatted"/>
+      </w:pPr>
+      <w:r>
+        <w:rPr>
+          <w:rStyle w:val="v"/>
+        </w:rPr>
+        <w:t>SELECT</w:t>
+      </w:r>
+      <w:r>
+        <w:rPr>
+          <w:rStyle w:val="HTMLCode"/>
+        </w:rPr>
+        <w:t xml:space="preserve"> department</w:t>
+      </w:r>
+      <w:r>
+        <w:br/>
+      </w:r>
+      <w:r>
+        <w:rPr>
+          <w:rStyle w:val="v"/>
+        </w:rPr>
+        <w:t>FROM</w:t>
+      </w:r>
+      <w:r>
+        <w:rPr>
+          <w:rStyle w:val="HTMLCode"/>
+        </w:rPr>
+        <w:t xml:space="preserve"> employees</w:t>
+      </w:r>
+      <w:r>
+        <w:br/>
+      </w:r>
+      <w:r>
+        <w:rPr>
+          <w:rStyle w:val="v"/>
+        </w:rPr>
+        <w:t>GROUP</w:t>
+      </w:r>
+      <w:r>
+        <w:rPr>
+          <w:rStyle w:val="HTMLCode"/>
+        </w:rPr>
+        <w:t xml:space="preserve"> </w:t>
+      </w:r>
+      <w:r>
+        <w:rPr>
+          <w:rStyle w:val="v"/>
+        </w:rPr>
+        <w:t>BY</w:t>
+      </w:r>
+      <w:r>
+        <w:rPr>
+          <w:rStyle w:val="HTMLCode"/>
+        </w:rPr>
+        <w:t xml:space="preserve"> department</w:t>
+      </w:r>
+      <w:r>
+        <w:br/>
+      </w:r>
+      <w:r>
+        <w:rPr>
+          <w:rStyle w:val="v"/>
+        </w:rPr>
+        <w:t>HAVING</w:t>
+      </w:r>
+      <w:r>
+        <w:rPr>
+          <w:rStyle w:val="HTMLCode"/>
+        </w:rPr>
+        <w:t xml:space="preserve"> </w:t>
+      </w:r>
+      <w:r>
+        <w:rPr>
+          <w:rStyle w:val="v"/>
+        </w:rPr>
+        <w:t>COUNT</w:t>
+      </w:r>
+      <w:r>
+        <w:rPr>
+          <w:rStyle w:val="HTMLCode"/>
+        </w:rPr>
+        <w:t>(</w:t>
+      </w:r>
+      <w:r>
+        <w:rPr>
+          <w:rStyle w:val="v"/>
+        </w:rPr>
+        <w:t>*</w:t>
+      </w:r>
+      <w:r>
+        <w:rPr>
+          <w:rStyle w:val="HTMLCode"/>
+        </w:rPr>
+        <w:t xml:space="preserve">) </w:t>
+      </w:r>
+      <w:r>
+        <w:rPr>
+          <w:rStyle w:val="v"/>
+        </w:rPr>
+        <w:t>&gt;</w:t>
+      </w:r>
+      <w:r>
+        <w:rPr>
+          <w:rStyle w:val="HTMLCode"/>
+        </w:rPr>
+        <w:t xml:space="preserve"> </w:t>
+      </w:r>
+      <w:r>
+        <w:rPr>
+          <w:rStyle w:val="y"/>
+        </w:rPr>
+        <w:t>2</w:t>
+      </w:r>
+      <w:r>
+        <w:rPr>
+          <w:rStyle w:val="HTMLCode"/>
+        </w:rPr>
+        <w:t>;</w:t>
+      </w:r>
+    </w:p>
+    <w:p>
+      <w:pPr>
+        <w:pStyle w:val="NormalWeb"/>
+      </w:pPr>
+      <w:r>
+        <w:t>Result:</w:t>
+      </w:r>
+    </w:p>
+    <w:p>
+      <w:pPr>
+        <w:pStyle w:val="HTMLPreformatted"/>
+      </w:pPr>
+      <w:r>
+        <w:rPr>
+          <w:rStyle w:val="HTMLCode"/>
+        </w:rPr>
+        <w:t>IT</w:t>
+      </w:r>
+    </w:p>
+    <w:p>
+      <w:pPr>
+        <w:pStyle w:val="NormalWeb"/>
+      </w:pPr>
+      <w:r>
+        <w:t>Now:</w:t>
+      </w:r>
+    </w:p>
+    <w:p>
+      <w:pPr>
+        <w:pStyle w:val="HTMLPreformatted"/>
+      </w:pPr>
+      <w:r>
+        <w:rPr>
+          <w:rStyle w:val="v"/>
+        </w:rPr>
+        <w:t>SELECT</w:t>
+      </w:r>
+      <w:r>
+        <w:rPr>
+          <w:rStyle w:val="HTMLCode"/>
+        </w:rPr>
+        <w:t xml:space="preserve"> </w:t>
+      </w:r>
+      <w:r>
+        <w:rPr>
+          <w:rStyle w:val="v"/>
+        </w:rPr>
+        <w:t>*</w:t>
+      </w:r>
+      <w:r>
+        <w:br/>
+      </w:r>
+      <w:r>
+        <w:rPr>
+          <w:rStyle w:val="v"/>
+        </w:rPr>
+        <w:t>FROM</w:t>
+      </w:r>
+      <w:r>
+        <w:rPr>
+          <w:rStyle w:val="HTMLCode"/>
+        </w:rPr>
+        <w:t xml:space="preserve"> employees</w:t>
+      </w:r>
+      <w:r>
+        <w:br/>
+      </w:r>
+      <w:r>
+        <w:rPr>
+          <w:rStyle w:val="v"/>
+        </w:rPr>
+        <w:t>WHERE</w:t>
+      </w:r>
+      <w:r>
+        <w:rPr>
+          <w:rStyle w:val="HTMLCode"/>
+        </w:rPr>
+        <w:t xml:space="preserve"> department </w:t>
+      </w:r>
+      <w:r>
+        <w:rPr>
+          <w:rStyle w:val="v"/>
+        </w:rPr>
+        <w:t>IN</w:t>
+      </w:r>
+      <w:r>
+        <w:br/>
+      </w:r>
+      <w:r>
+        <w:rPr>
+          <w:rStyle w:val="HTMLCode"/>
+        </w:rPr>
+        <w:t>(</w:t>
+      </w:r>
+      <w:r>
+        <w:br/>
+      </w:r>
+      <w:r>
+        <w:rPr>
+          <w:rStyle w:val="HTMLCode"/>
+        </w:rPr>
+        <w:t xml:space="preserve">    </w:t>
+      </w:r>
+      <w:r>
+        <w:rPr>
+          <w:rStyle w:val="v"/>
+        </w:rPr>
+        <w:t>SELECT</w:t>
+      </w:r>
+      <w:r>
+        <w:rPr>
+          <w:rStyle w:val="HTMLCode"/>
+        </w:rPr>
+        <w:t xml:space="preserve"> department</w:t>
+      </w:r>
+      <w:r>
+        <w:br/>
+      </w:r>
+      <w:r>
+        <w:rPr>
+          <w:rStyle w:val="HTMLCode"/>
+        </w:rPr>
+        <w:t xml:space="preserve">    </w:t>
+      </w:r>
+      <w:r>
+        <w:rPr>
+          <w:rStyle w:val="v"/>
+        </w:rPr>
+        <w:t>FROM</w:t>
+      </w:r>
+      <w:r>
+        <w:rPr>
+          <w:rStyle w:val="HTMLCode"/>
+        </w:rPr>
+        <w:t xml:space="preserve"> employees</w:t>
+      </w:r>
+      <w:r>
+        <w:br/>
+      </w:r>
+      <w:r>
+        <w:rPr>
+          <w:rStyle w:val="HTMLCode"/>
+        </w:rPr>
+        <w:t xml:space="preserve">    </w:t>
+      </w:r>
+      <w:r>
+        <w:rPr>
+          <w:rStyle w:val="v"/>
+        </w:rPr>
+        <w:t>GROUP</w:t>
+      </w:r>
+      <w:r>
+        <w:rPr>
+          <w:rStyle w:val="HTMLCode"/>
+        </w:rPr>
+        <w:t xml:space="preserve"> </w:t>
+      </w:r>
+      <w:r>
+        <w:rPr>
+          <w:rStyle w:val="v"/>
+        </w:rPr>
+        <w:t>BY</w:t>
+      </w:r>
+      <w:r>
+        <w:rPr>
+          <w:rStyle w:val="HTMLCode"/>
+        </w:rPr>
+        <w:t xml:space="preserve"> department</w:t>
+      </w:r>
+      <w:r>
+        <w:br/>
+      </w:r>
+      <w:r>
+        <w:rPr>
+          <w:rStyle w:val="HTMLCode"/>
+        </w:rPr>
+        <w:t xml:space="preserve">    </w:t>
+      </w:r>
+      <w:r>
+        <w:rPr>
+          <w:rStyle w:val="v"/>
+        </w:rPr>
+        <w:t>HAVING</w:t>
+      </w:r>
+      <w:r>
+        <w:rPr>
+          <w:rStyle w:val="HTMLCode"/>
+        </w:rPr>
+        <w:t xml:space="preserve"> </w:t>
+      </w:r>
+      <w:r>
+        <w:rPr>
+          <w:rStyle w:val="v"/>
+        </w:rPr>
+        <w:t>COUNT</w:t>
+      </w:r>
+      <w:r>
+        <w:rPr>
+          <w:rStyle w:val="HTMLCode"/>
+        </w:rPr>
+        <w:t>(</w:t>
+      </w:r>
+      <w:r>
+        <w:rPr>
+          <w:rStyle w:val="v"/>
+        </w:rPr>
+        <w:t>*</w:t>
+      </w:r>
+      <w:r>
+        <w:rPr>
+          <w:rStyle w:val="HTMLCode"/>
+        </w:rPr>
+        <w:t xml:space="preserve">) </w:t>
+      </w:r>
+      <w:r>
+        <w:rPr>
+          <w:rStyle w:val="v"/>
+        </w:rPr>
+        <w:t>&gt;</w:t>
+      </w:r>
+      <w:r>
+        <w:rPr>
+          <w:rStyle w:val="HTMLCode"/>
+        </w:rPr>
+        <w:t xml:space="preserve"> </w:t>
+      </w:r>
+      <w:r>
+        <w:rPr>
+          <w:rStyle w:val="y"/>
+        </w:rPr>
+        <w:t>2</w:t>
+      </w:r>
+      <w:r>
+        <w:br/>
+      </w:r>
+      <w:r>
+        <w:rPr>
+          <w:rStyle w:val="HTMLCode"/>
+        </w:rPr>
+        <w:t>);</w:t>
+      </w:r>
+    </w:p>
+    <w:p>
+      <w:pPr>
+        <w:pStyle w:val="NormalWeb"/>
+      </w:pPr>
+      <w:r>
+        <w:lastRenderedPageBreak/>
+        <w:t>Output:</w:t>
+      </w:r>
+    </w:p>
+    <w:tbl>
+      <w:tblPr>
+        <w:tblW w:w="0" w:type="auto"/>
+        <w:tblCellSpacing w:w="15" w:type="dxa"/>
+        <w:tblCellMar>
+          <w:top w:w="15" w:type="dxa"/>
+          <w:left w:w="15" w:type="dxa"/>
+          <w:bottom w:w="15" w:type="dxa"/>
+          <w:right w:w="15" w:type="dxa"/>
+        </w:tblCellMar>
+        <w:tblLook w:val="04A0" w:firstRow="1" w:lastRow="0" w:firstColumn="1" w:lastColumn="0" w:noHBand="0" w:noVBand="1"/>
+      </w:tblPr>
+      <w:tblGrid>
+        <w:gridCol w:w="592"/>
+        <w:gridCol w:w="1169"/>
+      </w:tblGrid>
+      <w:tr>
+        <w:trPr>
+          <w:tblHeader/>
+          <w:tblCellSpacing w:w="15" w:type="dxa"/>
+        </w:trPr>
+        <w:tc>
+          <w:tcPr>
+            <w:tcW w:w="0" w:type="auto"/>
+            <w:vAlign w:val="center"/>
+            <w:hideMark/>
+          </w:tcPr>
+          <w:p>
+            <w:pPr>
+              <w:jc w:val="center"/>
+              <w:rPr>
+                <w:b/>
+                <w:bCs/>
+              </w:rPr>
+            </w:pPr>
+            <w:r>
+              <w:rPr>
+                <w:b/>
+                <w:bCs/>
+              </w:rPr>
+              <w:t>name</w:t>
+            </w:r>
+          </w:p>
+        </w:tc>
+        <w:tc>
+          <w:tcPr>
+            <w:tcW w:w="0" w:type="auto"/>
+            <w:vAlign w:val="center"/>
+            <w:hideMark/>
+          </w:tcPr>
+          <w:p>
+            <w:pPr>
+              <w:jc w:val="center"/>
+              <w:rPr>
+                <w:b/>
+                <w:bCs/>
+              </w:rPr>
+            </w:pPr>
+            <w:r>
+              <w:rPr>
+                <w:b/>
+                <w:bCs/>
+              </w:rPr>
+              <w:t>department</w:t>
+            </w:r>
+          </w:p>
+        </w:tc>
+      </w:tr>
+      <w:tr>
+        <w:trPr>
+          <w:tblCellSpacing w:w="15" w:type="dxa"/>
+        </w:trPr>
+        <w:tc>
+          <w:tcPr>
+            <w:tcW w:w="0" w:type="auto"/>
+            <w:vAlign w:val="center"/>
+            <w:hideMark/>
+          </w:tcPr>
+          <w:p>
+            <w:r>
+              <w:t>John</w:t>
+            </w:r>
+          </w:p>
+        </w:tc>
+        <w:tc>
+          <w:tcPr>
+            <w:tcW w:w="0" w:type="auto"/>
+            <w:vAlign w:val="center"/>
+            <w:hideMark/>
+          </w:tcPr>
+          <w:p>
+            <w:r>
+              <w:t>IT</w:t>
+            </w:r>
+          </w:p>
+        </w:tc>
+      </w:tr>
+      <w:tr>
+        <w:trPr>
+          <w:tblCellSpacing w:w="15" w:type="dxa"/>
+        </w:trPr>
+        <w:tc>
+          <w:tcPr>
+            <w:tcW w:w="0" w:type="auto"/>
+            <w:vAlign w:val="center"/>
+            <w:hideMark/>
+          </w:tcPr>
+          <w:p>
+            <w:r>
+              <w:t>Alex</w:t>
+            </w:r>
+          </w:p>
+        </w:tc>
+        <w:tc>
+          <w:tcPr>
+            <w:tcW w:w="0" w:type="auto"/>
+            <w:vAlign w:val="center"/>
+            <w:hideMark/>
+          </w:tcPr>
+          <w:p>
+            <w:r>
+              <w:t>IT</w:t>
+            </w:r>
+          </w:p>
+        </w:tc>
+      </w:tr>
+      <w:tr>
+        <w:trPr>
+          <w:tblCellSpacing w:w="15" w:type="dxa"/>
+        </w:trPr>
+        <w:tc>
+          <w:tcPr>
+            <w:tcW w:w="0" w:type="auto"/>
+            <w:vAlign w:val="center"/>
+            <w:hideMark/>
+          </w:tcPr>
+          <w:p>
+            <w:r>
+              <w:t>Tom</w:t>
+            </w:r>
+          </w:p>
+        </w:tc>
+        <w:tc>
+          <w:tcPr>
+            <w:tcW w:w="0" w:type="auto"/>
+            <w:vAlign w:val="center"/>
+            <w:hideMark/>
+          </w:tcPr>
+          <w:p>
+            <w:r>
+              <w:t>IT</w:t>
+            </w:r>
+          </w:p>
+        </w:tc>
+      </w:tr>
+    </w:tbl>
+    <w:p>
+      <w:r>
+        <w:pict w14:anchorId="3EAEBF46">
+          <v:rect id="_x0000_i1030" style="width:0;height:1.5pt" o:hralign="center" o:hrstd="t" o:hr="t" fillcolor="#a0a0a0" stroked="f"/>
+        </w:pict>
+      </w:r>
+    </w:p>
+    <w:p>
+      <w:pPr>
+        <w:pStyle w:val="Heading1"/>
+      </w:pPr>
+      <w:r>
+        <w:t>3. Subquery in SELECT</w:t>
+      </w:r>
+    </w:p>
+    <w:p>
+      <w:pPr>
+        <w:pStyle w:val="NormalWeb"/>
+      </w:pPr>
+      <w:r>
+        <w:t>Used to create calculated columns.</w:t>
+      </w:r>
+    </w:p>
+    <w:p>
+      <w:pPr>
+        <w:pStyle w:val="NormalWeb"/>
+      </w:pPr>
+      <w:r>
+        <w:t>Example:</w:t>
+      </w:r>
+    </w:p>
+    <w:p>
+      <w:pPr>
+        <w:pStyle w:val="NormalWeb"/>
+      </w:pPr>
+      <w:r>
+        <w:t>Show each employee with company average salary.</w:t>
+      </w:r>
+    </w:p>
+    <w:p>
+      <w:pPr>
+        <w:pStyle w:val="HTMLPreformatted"/>
+      </w:pPr>
+      <w:r>
+        <w:rPr>
+          <w:rStyle w:val="v"/>
+        </w:rPr>
+        <w:t>SELECT</w:t>
+      </w:r>
+      <w:r>
+        <w:br/>
+      </w:r>
+      <w:r>
+        <w:rPr>
+          <w:rStyle w:val="HTMLCode"/>
+        </w:rPr>
+        <w:t>name,</w:t>
+      </w:r>
+      <w:r>
+        <w:br/>
+      </w:r>
+      <w:r>
+        <w:rPr>
+          <w:rStyle w:val="HTMLCode"/>
+        </w:rPr>
+        <w:t>salary,</w:t>
+      </w:r>
+      <w:r>
+        <w:br/>
+      </w:r>
+      <w:r>
+        <w:br/>
+      </w:r>
+      <w:r>
+        <w:rPr>
+          <w:rStyle w:val="HTMLCode"/>
+        </w:rPr>
+        <w:t>(</w:t>
+      </w:r>
+      <w:r>
+        <w:br/>
+      </w:r>
+      <w:r>
+        <w:rPr>
+          <w:rStyle w:val="HTMLCode"/>
+        </w:rPr>
+        <w:t xml:space="preserve"> </w:t>
+      </w:r>
+      <w:r>
+        <w:rPr>
+          <w:rStyle w:val="v"/>
+        </w:rPr>
+        <w:t>SELECT</w:t>
+      </w:r>
+      <w:r>
+        <w:rPr>
+          <w:rStyle w:val="HTMLCode"/>
+        </w:rPr>
+        <w:t xml:space="preserve"> AVG(salary)</w:t>
+      </w:r>
+      <w:r>
+        <w:br/>
+      </w:r>
+      <w:r>
+        <w:rPr>
+          <w:rStyle w:val="HTMLCode"/>
+        </w:rPr>
+        <w:t xml:space="preserve"> </w:t>
+      </w:r>
+      <w:r>
+        <w:rPr>
+          <w:rStyle w:val="v"/>
+        </w:rPr>
+        <w:t>FROM</w:t>
+      </w:r>
+      <w:r>
+        <w:rPr>
+          <w:rStyle w:val="HTMLCode"/>
+        </w:rPr>
+        <w:t xml:space="preserve"> employees</w:t>
+      </w:r>
+      <w:r>
+        <w:br/>
+      </w:r>
+      <w:r>
+        <w:rPr>
+          <w:rStyle w:val="HTMLCode"/>
+        </w:rPr>
+        <w:t xml:space="preserve">) </w:t>
+      </w:r>
+      <w:r>
+        <w:rPr>
+          <w:rStyle w:val="v"/>
+        </w:rPr>
+        <w:t>AS</w:t>
+      </w:r>
+      <w:r>
+        <w:rPr>
+          <w:rStyle w:val="HTMLCode"/>
+        </w:rPr>
+        <w:t xml:space="preserve"> avg_salary</w:t>
+      </w:r>
+      <w:r>
+        <w:br/>
+      </w:r>
+      <w:r>
+        <w:br/>
+      </w:r>
+      <w:r>
+        <w:rPr>
+          <w:rStyle w:val="v"/>
+        </w:rPr>
+        <w:t>FROM</w:t>
+      </w:r>
+      <w:r>
+        <w:rPr>
+          <w:rStyle w:val="HTMLCode"/>
+        </w:rPr>
+        <w:t xml:space="preserve"> employees;</w:t>
+      </w:r>
+    </w:p>
+    <w:p>
+      <w:pPr>
+        <w:pStyle w:val="NormalWeb"/>
+      </w:pPr>
+      <w:r>
+        <w:t>Output:</w:t>
+      </w:r>
+    </w:p>
+    <w:tbl>
+      <w:tblPr>
+        <w:tblW w:w="0" w:type="auto"/>
+        <w:tblCellSpacing w:w="15" w:type="dxa"/>
+        <w:tblCellMar>
+          <w:top w:w="15" w:type="dxa"/>
+          <w:left w:w="15" w:type="dxa"/>
+          <w:bottom w:w="15" w:type="dxa"/>
+          <w:right w:w="15" w:type="dxa"/>
+        </w:tblCellMar>
+        <w:tblLook w:val="04A0" w:firstRow="1" w:lastRow="0" w:firstColumn="1" w:lastColumn="0" w:noHBand="0" w:noVBand="1"/>
+      </w:tblPr>
+      <w:tblGrid>
+        <w:gridCol w:w="592"/>
+        <w:gridCol w:w="618"/>
+        <w:gridCol w:w="1043"/>
+      </w:tblGrid>
+      <w:tr>
+        <w:trPr>
+          <w:tblHeader/>
+          <w:tblCellSpacing w:w="15" w:type="dxa"/>
+        </w:trPr>
+        <w:tc>
+          <w:tcPr>
+            <w:tcW w:w="0" w:type="auto"/>
+            <w:vAlign w:val="center"/>
+            <w:hideMark/>
+          </w:tcPr>
+          <w:p>
+            <w:pPr>
+              <w:jc w:val="center"/>
+              <w:rPr>
+                <w:b/>
+                <w:bCs/>
+              </w:rPr>
+            </w:pPr>
+            <w:r>
+              <w:rPr>
+                <w:b/>
+                <w:bCs/>
+              </w:rPr>
+              <w:t>name</w:t>
+            </w:r>
+          </w:p>
+        </w:tc>
+        <w:tc>
+          <w:tcPr>
+            <w:tcW w:w="0" w:type="auto"/>
+            <w:vAlign w:val="center"/>
+            <w:hideMark/>
+          </w:tcPr>
+          <w:p>
+            <w:pPr>
+              <w:jc w:val="center"/>
+              <w:rPr>
+                <w:b/>
+                <w:bCs/>
+              </w:rPr>
+            </w:pPr>
+            <w:r>
+              <w:rPr>
+                <w:b/>
+                <w:bCs/>
+              </w:rPr>
+              <w:t>salary</w:t>
+            </w:r>
+          </w:p>
+        </w:tc>
+        <w:tc>
+          <w:tcPr>
+            <w:tcW w:w="0" w:type="auto"/>
+            <w:vAlign w:val="center"/>
+            <w:hideMark/>
+          </w:tcPr>
+          <w:p>
+            <w:pPr>
+              <w:jc w:val="center"/>
+              <w:rPr>
+                <w:b/>
+                <w:bCs/>
+              </w:rPr>
+            </w:pPr>
+            <w:r>
+              <w:rPr>
+                <w:b/>
+                <w:bCs/>
+              </w:rPr>
+              <w:t>avg_salary</w:t>
+            </w:r>
+          </w:p>
+        </w:tc>
+      </w:tr>
+      <w:tr>
+        <w:trPr>
+          <w:tblCellSpacing w:w="15" w:type="dxa"/>
+        </w:trPr>
+        <w:tc>
+          <w:tcPr>
+            <w:tcW w:w="0" w:type="auto"/>
+            <w:vAlign w:val="center"/>
+            <w:hideMark/>
+          </w:tcPr>
+          <w:p>
+            <w:r>
+              <w:t>John</w:t>
+            </w:r>
+          </w:p>
+        </w:tc>
+        <w:tc>
+          <w:tcPr>
+            <w:tcW w:w="0" w:type="auto"/>
+            <w:vAlign w:val="center"/>
+            <w:hideMark/>
+          </w:tcPr>
+          <w:p>
+            <w:r>
+              <w:t>70000</w:t>
+            </w:r>
+          </w:p>
+        </w:tc>
+        <w:tc>
+          <w:tcPr>
+            <w:tcW w:w="0" w:type="auto"/>
+            <w:vAlign w:val="center"/>
+            <w:hideMark/>
+          </w:tcPr>
+          <w:p>
+            <w:r>
+              <w:t>69000</w:t>
+            </w:r>
+          </w:p>
+        </w:tc>
+      </w:tr>
+      <w:tr>
+        <w:trPr>
+          <w:tblCellSpacing w:w="15" w:type="dxa"/>
+        </w:trPr>
+        <w:tc>
+          <w:tcPr>
+            <w:tcW w:w="0" w:type="auto"/>
+            <w:vAlign w:val="center"/>
+            <w:hideMark/>
+          </w:tcPr>
+          <w:p>
+            <w:r>
+              <w:t>Mary</w:t>
+            </w:r>
+          </w:p>
+        </w:tc>
+        <w:tc>
+          <w:tcPr>
+            <w:tcW w:w="0" w:type="auto"/>
+            <w:vAlign w:val="center"/>
+            <w:hideMark/>
+          </w:tcPr>
+          <w:p>
+            <w:r>
+              <w:t>60000</w:t>
+            </w:r>
+          </w:p>
+        </w:tc>
+        <w:tc>
+          <w:tcPr>
+            <w:tcW w:w="0" w:type="auto"/>
+            <w:vAlign w:val="center"/>
+            <w:hideMark/>
+          </w:tcPr>
+          <w:p>
+            <w:r>
+              <w:t>69000</w:t>
+            </w:r>
+          </w:p>
+        </w:tc>
+      </w:tr>
+    </w:tbl>
+    <w:p>
+      <w:r>
+        <w:pict w14:anchorId="50ECBA45">
+          <v:rect id="_x0000_i1031" style="width:0;height:1.5pt" o:hralign="center" o:hrstd="t" o:hr="t" fillcolor="#a0a0a0" stroked="f"/>
+        </w:pict>
+      </w:r>
+    </w:p>
+    <w:p>
+      <w:pPr>
+        <w:pStyle w:val="NormalWeb"/>
+      </w:pPr>
+      <w:r>
+        <w:t>Data Science use:</w:t>
+      </w:r>
+    </w:p>
+    <w:p>
+      <w:pPr>
+        <w:pStyle w:val="NormalWeb"/>
+      </w:pPr>
+      <w:r>
+        <w:t>Compare each customer's spending with overall average.</w:t>
+      </w:r>
+    </w:p>
+    <w:p>
+      <w:r>
+        <w:pict w14:anchorId="24B2BABE">
+          <v:rect id="_x0000_i1032" style="width:0;height:1.5pt" o:hralign="center" o:hrstd="t" o:hr="t" fillcolor="#a0a0a0" stroked="f"/>
+        </w:pict>
+      </w:r>
+    </w:p>
+    <w:p>
+      <w:pPr>
+        <w:pStyle w:val="Heading1"/>
+      </w:pPr>
+      <w:r>
+        <w:lastRenderedPageBreak/>
+        <w:t>4. Subquery in FROM</w:t>
+      </w:r>
+    </w:p>
+    <w:p>
+      <w:pPr>
+        <w:pStyle w:val="NormalWeb"/>
+      </w:pPr>
+      <w:r>
+        <w:t>The subquery acts like a temporary table.</w:t>
+      </w:r>
+    </w:p>
+    <w:p>
+      <w:pPr>
+        <w:pStyle w:val="NormalWeb"/>
+      </w:pPr>
+      <w:r>
+        <w:t>Example:</w:t>
+      </w:r>
+    </w:p>
+    <w:p>
+      <w:pPr>
+        <w:pStyle w:val="NormalWeb"/>
+      </w:pPr>
+      <w:r>
+        <w:t>Find departments where average salary &gt; 70000.</w:t>
+      </w:r>
+    </w:p>
+    <w:p>
+      <w:pPr>
+        <w:pStyle w:val="NormalWeb"/>
+      </w:pPr>
+      <w:r>
+        <w:t>First:</w:t>
+      </w:r>
+    </w:p>
+    <w:p>
+      <w:pPr>
+        <w:pStyle w:val="NormalWeb"/>
+      </w:pPr>
+      <w:r>
+        <w:t>Create department summary:</w:t>
+      </w:r>
+    </w:p>
+    <w:p>
+      <w:pPr>
+        <w:pStyle w:val="HTMLPreformatted"/>
+      </w:pPr>
+      <w:r>
+        <w:rPr>
+          <w:rStyle w:val="v"/>
+        </w:rPr>
+        <w:t>SELECT</w:t>
+      </w:r>
+      <w:r>
+        <w:br/>
+      </w:r>
+      <w:r>
+        <w:rPr>
+          <w:rStyle w:val="HTMLCode"/>
+        </w:rPr>
+        <w:t>department,</w:t>
+      </w:r>
+      <w:r>
+        <w:br/>
+      </w:r>
+      <w:r>
+        <w:rPr>
+          <w:rStyle w:val="HTMLCode"/>
+        </w:rPr>
+        <w:t xml:space="preserve">AVG(salary) </w:t>
+      </w:r>
+      <w:r>
+        <w:rPr>
+          <w:rStyle w:val="v"/>
+        </w:rPr>
+        <w:t>AS</w:t>
+      </w:r>
+      <w:r>
+        <w:rPr>
+          <w:rStyle w:val="HTMLCode"/>
+        </w:rPr>
+        <w:t xml:space="preserve"> avg_salary</w:t>
+      </w:r>
+      <w:r>
+        <w:br/>
+      </w:r>
+      <w:r>
+        <w:br/>
+      </w:r>
+      <w:r>
+        <w:rPr>
+          <w:rStyle w:val="v"/>
+        </w:rPr>
+        <w:t>FROM</w:t>
+      </w:r>
+      <w:r>
+        <w:rPr>
+          <w:rStyle w:val="HTMLCode"/>
+        </w:rPr>
+        <w:t xml:space="preserve"> employees</w:t>
+      </w:r>
+      <w:r>
+        <w:br/>
+      </w:r>
+      <w:r>
+        <w:br/>
+      </w:r>
+      <w:r>
+        <w:rPr>
+          <w:rStyle w:val="v"/>
+        </w:rPr>
+        <w:t>GROUP</w:t>
+      </w:r>
+      <w:r>
+        <w:rPr>
+          <w:rStyle w:val="HTMLCode"/>
+        </w:rPr>
+        <w:t xml:space="preserve"> </w:t>
+      </w:r>
+      <w:r>
+        <w:rPr>
+          <w:rStyle w:val="v"/>
+        </w:rPr>
+        <w:t>BY</w:t>
+      </w:r>
+      <w:r>
+        <w:rPr>
+          <w:rStyle w:val="HTMLCode"/>
+        </w:rPr>
+        <w:t xml:space="preserve"> department;</w:t>
+      </w:r>
+    </w:p>
+    <w:p>
+      <w:pPr>
+        <w:pStyle w:val="NormalWeb"/>
+      </w:pPr>
+      <w:r>
+        <w:t>Result:</w:t>
+      </w:r>
+    </w:p>
+    <w:tbl>
+      <w:tblPr>
+        <w:tblW w:w="0" w:type="auto"/>
+        <w:tblCellSpacing w:w="15" w:type="dxa"/>
+        <w:tblCellMar>
+          <w:top w:w="15" w:type="dxa"/>
+          <w:left w:w="15" w:type="dxa"/>
+          <w:bottom w:w="15" w:type="dxa"/>
+          <w:right w:w="15" w:type="dxa"/>
+        </w:tblCellMar>
+        <w:tblLook w:val="04A0" w:firstRow="1" w:lastRow="0" w:firstColumn="1" w:lastColumn="0" w:noHBand="0" w:noVBand="1"/>
+      </w:tblPr>
+      <w:tblGrid>
+        <w:gridCol w:w="1169"/>
+        <w:gridCol w:w="1043"/>
+      </w:tblGrid>
+      <w:tr>
+        <w:trPr>
+          <w:tblHeader/>
+          <w:tblCellSpacing w:w="15" w:type="dxa"/>
+        </w:trPr>
+        <w:tc>
+          <w:tcPr>
+            <w:tcW w:w="0" w:type="auto"/>
+            <w:vAlign w:val="center"/>
+            <w:hideMark/>
+          </w:tcPr>
+          <w:p>
+            <w:pPr>
+              <w:jc w:val="center"/>
+              <w:rPr>
+                <w:b/>
+                <w:bCs/>
+              </w:rPr>
+            </w:pPr>
+            <w:r>
+              <w:rPr>
+                <w:b/>
+                <w:bCs/>
+              </w:rPr>
+              <w:t>department</w:t>
+            </w:r>
+          </w:p>
+        </w:tc>
+        <w:tc>
+          <w:tcPr>
+            <w:tcW w:w="0" w:type="auto"/>
+            <w:vAlign w:val="center"/>
+            <w:hideMark/>
+          </w:tcPr>
+          <w:p>
+            <w:pPr>
+              <w:jc w:val="center"/>
+              <w:rPr>
+                <w:b/>
+                <w:bCs/>
+              </w:rPr>
+            </w:pPr>
+            <w:r>
+              <w:rPr>
+                <w:b/>
+                <w:bCs/>
+              </w:rPr>
+              <w:t>avg_salary</w:t>
+            </w:r>
+          </w:p>
+        </w:tc>
+      </w:tr>
+      <w:tr>
+        <w:trPr>
+          <w:tblCellSpacing w:w="15" w:type="dxa"/>
+        </w:trPr>
+        <w:tc>
+          <w:tcPr>
+            <w:tcW w:w="0" w:type="auto"/>
+            <w:vAlign w:val="center"/>
+            <w:hideMark/>
+          </w:tcPr>
+          <w:p>
+            <w:r>
+              <w:t>IT</w:t>
+            </w:r>
+          </w:p>
+        </w:tc>
+        <w:tc>
+          <w:tcPr>
+            <w:tcW w:w="0" w:type="auto"/>
+            <w:vAlign w:val="center"/>
+            <w:hideMark/>
+          </w:tcPr>
+          <w:p>
+            <w:r>
+              <w:t>78333</w:t>
+            </w:r>
+          </w:p>
+        </w:tc>
+      </w:tr>
+      <w:tr>
+        <w:trPr>
+          <w:tblCellSpacing w:w="15" w:type="dxa"/>
+        </w:trPr>
+        <w:tc>
+          <w:tcPr>
+            <w:tcW w:w="0" w:type="auto"/>
+            <w:vAlign w:val="center"/>
+            <w:hideMark/>
+          </w:tcPr>
+          <w:p>
+            <w:r>
+              <w:t>HR</w:t>
+            </w:r>
+          </w:p>
+        </w:tc>
+        <w:tc>
+          <w:tcPr>
+            <w:tcW w:w="0" w:type="auto"/>
+            <w:vAlign w:val="center"/>
+            <w:hideMark/>
+          </w:tcPr>
+          <w:p>
+            <w:r>
+              <w:t>60000</w:t>
+            </w:r>
+          </w:p>
+        </w:tc>
+      </w:tr>
+      <w:tr>
+        <w:trPr>
+          <w:tblCellSpacing w:w="15" w:type="dxa"/>
+        </w:trPr>
+        <w:tc>
+          <w:tcPr>
+            <w:tcW w:w="0" w:type="auto"/>
+            <w:vAlign w:val="center"/>
+            <w:hideMark/>
+          </w:tcPr>
+          <w:p>
+            <w:r>
+              <w:t>Finance</w:t>
+            </w:r>
+          </w:p>
+        </w:tc>
+        <w:tc>
+          <w:tcPr>
+            <w:tcW w:w="0" w:type="auto"/>
+            <w:vAlign w:val="center"/>
+            <w:hideMark/>
+          </w:tcPr>
+          <w:p>
+            <w:r>
+              <w:t>50000</w:t>
+            </w:r>
+          </w:p>
+        </w:tc>
+      </w:tr>
+    </w:tbl>
+    <w:p>
+      <w:pPr>
+        <w:pStyle w:val="NormalWeb"/>
+      </w:pPr>
+      <w:r>
+        <w:t>Now filter:</w:t>
+      </w:r>
+    </w:p>
+    <w:p>
+      <w:pPr>
+        <w:pStyle w:val="HTMLPreformatted"/>
+      </w:pPr>
+      <w:r>
+        <w:rPr>
+          <w:rStyle w:val="v"/>
+        </w:rPr>
+        <w:t>SELECT</w:t>
+      </w:r>
+      <w:r>
+        <w:rPr>
+          <w:rStyle w:val="HTMLCode"/>
+        </w:rPr>
+        <w:t xml:space="preserve"> </w:t>
+      </w:r>
+      <w:r>
+        <w:rPr>
+          <w:rStyle w:val="v"/>
+        </w:rPr>
+        <w:t>*</w:t>
+      </w:r>
+      <w:r>
+        <w:br/>
+      </w:r>
+      <w:r>
+        <w:br/>
+      </w:r>
+      <w:r>
+        <w:rPr>
+          <w:rStyle w:val="v"/>
+        </w:rPr>
+        <w:t>FROM</w:t>
+      </w:r>
+      <w:r>
+        <w:br/>
+      </w:r>
+      <w:r>
+        <w:rPr>
+          <w:rStyle w:val="HTMLCode"/>
+        </w:rPr>
+        <w:t>(</w:t>
+      </w:r>
+      <w:r>
+        <w:br/>
+      </w:r>
+      <w:r>
+        <w:rPr>
+          <w:rStyle w:val="HTMLCode"/>
+        </w:rPr>
+        <w:t xml:space="preserve">    </w:t>
+      </w:r>
+      <w:r>
+        <w:rPr>
+          <w:rStyle w:val="v"/>
+        </w:rPr>
+        <w:t>SELECT</w:t>
+      </w:r>
+      <w:r>
+        <w:br/>
+      </w:r>
+      <w:r>
+        <w:rPr>
+          <w:rStyle w:val="HTMLCode"/>
+        </w:rPr>
+        <w:t xml:space="preserve">    department,</w:t>
+      </w:r>
+      <w:r>
+        <w:br/>
+      </w:r>
+      <w:r>
+        <w:rPr>
+          <w:rStyle w:val="HTMLCode"/>
+        </w:rPr>
+        <w:t xml:space="preserve">    AVG(salary) </w:t>
+      </w:r>
+      <w:r>
+        <w:rPr>
+          <w:rStyle w:val="v"/>
+        </w:rPr>
+        <w:t>AS</w:t>
+      </w:r>
+      <w:r>
+        <w:rPr>
+          <w:rStyle w:val="HTMLCode"/>
+        </w:rPr>
+        <w:t xml:space="preserve"> avg_salary</w:t>
+      </w:r>
+      <w:r>
+        <w:br/>
+      </w:r>
+      <w:r>
+        <w:br/>
+      </w:r>
+      <w:r>
+        <w:rPr>
+          <w:rStyle w:val="HTMLCode"/>
+        </w:rPr>
+        <w:t xml:space="preserve">    </w:t>
+      </w:r>
+      <w:r>
+        <w:rPr>
+          <w:rStyle w:val="v"/>
+        </w:rPr>
+        <w:t>FROM</w:t>
+      </w:r>
+      <w:r>
+        <w:rPr>
+          <w:rStyle w:val="HTMLCode"/>
+        </w:rPr>
+        <w:t xml:space="preserve"> employees</w:t>
+      </w:r>
+      <w:r>
+        <w:br/>
+      </w:r>
+      <w:r>
+        <w:br/>
+      </w:r>
+      <w:r>
+        <w:rPr>
+          <w:rStyle w:val="HTMLCode"/>
+        </w:rPr>
+        <w:t xml:space="preserve">    </w:t>
+      </w:r>
+      <w:r>
+        <w:rPr>
+          <w:rStyle w:val="v"/>
+        </w:rPr>
+        <w:t>GROUP</w:t>
+      </w:r>
+      <w:r>
+        <w:rPr>
+          <w:rStyle w:val="HTMLCode"/>
+        </w:rPr>
+        <w:t xml:space="preserve"> </w:t>
+      </w:r>
+      <w:r>
+        <w:rPr>
+          <w:rStyle w:val="v"/>
+        </w:rPr>
+        <w:t>BY</w:t>
+      </w:r>
+      <w:r>
+        <w:rPr>
+          <w:rStyle w:val="HTMLCode"/>
+        </w:rPr>
+        <w:t xml:space="preserve"> department</w:t>
+      </w:r>
+      <w:r>
+        <w:br/>
+      </w:r>
+      <w:r>
+        <w:rPr>
+          <w:rStyle w:val="HTMLCode"/>
+        </w:rPr>
+        <w:t>) temp</w:t>
+      </w:r>
+      <w:r>
+        <w:br/>
+      </w:r>
+      <w:r>
+        <w:br/>
+      </w:r>
+      <w:r>
+        <w:rPr>
+          <w:rStyle w:val="v"/>
+        </w:rPr>
+        <w:t>WHERE</w:t>
+      </w:r>
+      <w:r>
+        <w:rPr>
+          <w:rStyle w:val="HTMLCode"/>
+        </w:rPr>
+        <w:t xml:space="preserve"> avg_salary </w:t>
+      </w:r>
+      <w:r>
+        <w:rPr>
+          <w:rStyle w:val="v"/>
+        </w:rPr>
+        <w:t>&gt;</w:t>
+      </w:r>
+      <w:r>
+        <w:rPr>
+          <w:rStyle w:val="HTMLCode"/>
+        </w:rPr>
+        <w:t xml:space="preserve"> </w:t>
+      </w:r>
+      <w:r>
+        <w:rPr>
+          <w:rStyle w:val="y"/>
+        </w:rPr>
+        <w:t>70000</w:t>
+      </w:r>
+      <w:r>
+        <w:rPr>
+          <w:rStyle w:val="HTMLCode"/>
+        </w:rPr>
+        <w:t>;</w:t>
+      </w:r>
+    </w:p>
+    <w:p>
+      <w:pPr>
+        <w:pStyle w:val="NormalWeb"/>
+      </w:pPr>
+      <w:r>
+        <w:t>Output:</w:t>
+      </w:r>
+    </w:p>
+    <w:tbl>
+      <w:tblPr>
+        <w:tblW w:w="0" w:type="auto"/>
+        <w:tblCellSpacing w:w="15" w:type="dxa"/>
+        <w:tblCellMar>
+          <w:top w:w="15" w:type="dxa"/>
+          <w:left w:w="15" w:type="dxa"/>
+          <w:bottom w:w="15" w:type="dxa"/>
+          <w:right w:w="15" w:type="dxa"/>
+        </w:tblCellMar>
+        <w:tblLook w:val="04A0" w:firstRow="1" w:lastRow="0" w:firstColumn="1" w:lastColumn="0" w:noHBand="0" w:noVBand="1"/>
+      </w:tblPr>
+      <w:tblGrid>
+        <w:gridCol w:w="1169"/>
+        <w:gridCol w:w="1043"/>
+      </w:tblGrid>
+      <w:tr>
+        <w:trPr>
+          <w:tblHeader/>
+          <w:tblCellSpacing w:w="15" w:type="dxa"/>
+        </w:trPr>
+        <w:tc>
+          <w:tcPr>
+            <w:tcW w:w="0" w:type="auto"/>
+            <w:vAlign w:val="center"/>
+            <w:hideMark/>
+          </w:tcPr>
+          <w:p>
+            <w:pPr>
+              <w:jc w:val="center"/>
+              <w:rPr>
+                <w:b/>
+                <w:bCs/>
+              </w:rPr>
+            </w:pPr>
+            <w:r>
+              <w:rPr>
+                <w:b/>
+                <w:bCs/>
+              </w:rPr>
+              <w:lastRenderedPageBreak/>
+              <w:t>department</w:t>
+            </w:r>
+          </w:p>
+        </w:tc>
+        <w:tc>
+          <w:tcPr>
+            <w:tcW w:w="0" w:type="auto"/>
+            <w:vAlign w:val="center"/>
+            <w:hideMark/>
+          </w:tcPr>
+          <w:p>
+            <w:pPr>
+              <w:jc w:val="center"/>
+              <w:rPr>
+                <w:b/>
+                <w:bCs/>
+              </w:rPr>
+            </w:pPr>
+            <w:r>
+              <w:rPr>
+                <w:b/>
+                <w:bCs/>
+              </w:rPr>
+              <w:t>avg_salary</w:t>
+            </w:r>
+          </w:p>
+        </w:tc>
+      </w:tr>
+      <w:tr>
+        <w:trPr>
+          <w:tblCellSpacing w:w="15" w:type="dxa"/>
+        </w:trPr>
+        <w:tc>
+          <w:tcPr>
+            <w:tcW w:w="0" w:type="auto"/>
+            <w:vAlign w:val="center"/>
+            <w:hideMark/>
+          </w:tcPr>
+          <w:p>
+            <w:r>
+              <w:t>IT</w:t>
+            </w:r>
+          </w:p>
+        </w:tc>
+        <w:tc>
+          <w:tcPr>
+            <w:tcW w:w="0" w:type="auto"/>
+            <w:vAlign w:val="center"/>
+            <w:hideMark/>
+          </w:tcPr>
+          <w:p>
+            <w:r>
+              <w:t>78333</w:t>
+            </w:r>
+          </w:p>
+        </w:tc>
+      </w:tr>
+    </w:tbl>
+    <w:p>
+      <w:r>
+        <w:pict w14:anchorId="77B2BE0C">
+          <v:rect id="_x0000_i1033" style="width:0;height:1.5pt" o:hralign="center" o:hrstd="t" o:hr="t" fillcolor="#a0a0a0" stroked="f"/>
+        </w:pict>
+      </w:r>
+    </w:p>
+    <w:p>
+      <w:pPr>
+        <w:pStyle w:val="Heading1"/>
+      </w:pPr>
+      <w:r>
+        <w:t>5. Correlated Subquery</w:t>
+      </w:r>
+    </w:p>
+    <w:p>
+      <w:pPr>
+        <w:pStyle w:val="NormalWeb"/>
+      </w:pPr>
+      <w:r>
+        <w:t>This is an advanced interview topic.</w:t>
+      </w:r>
+    </w:p>
+    <w:p>
+      <w:pPr>
+        <w:pStyle w:val="NormalWeb"/>
+      </w:pPr>
+      <w:r>
+        <w:t>Normal subquery:</w:t>
+      </w:r>
+    </w:p>
+    <w:p>
+      <w:pPr>
+        <w:pStyle w:val="NormalWeb"/>
+      </w:pPr>
+      <w:r>
+        <w:t>Runs once.</w:t>
+      </w:r>
+    </w:p>
+    <w:p>
+      <w:pPr>
+        <w:pStyle w:val="NormalWeb"/>
+      </w:pPr>
+      <w:r>
+        <w:t>Correlated subquery:</w:t>
+      </w:r>
+    </w:p>
+    <w:p>
+      <w:pPr>
+        <w:pStyle w:val="NormalWeb"/>
+      </w:pPr>
+      <w:r>
+        <w:t>Runs once for every row of the outer query.</w:t>
+      </w:r>
+    </w:p>
+    <w:p>
+      <w:r>
+        <w:pict w14:anchorId="1F31C6F3">
+          <v:rect id="_x0000_i1034" style="width:0;height:1.5pt" o:hralign="center" o:hrstd="t" o:hr="t" fillcolor="#a0a0a0" stroked="f"/>
+        </w:pict>
+      </w:r>
+    </w:p>
+    <w:p>
+      <w:pPr>
+        <w:pStyle w:val="NormalWeb"/>
+      </w:pPr>
+      <w:r>
+        <w:t>Example:</w:t>
+      </w:r>
+    </w:p>
+    <w:p>
+      <w:pPr>
+        <w:pStyle w:val="NormalWeb"/>
+      </w:pPr>
+      <w:r>
+        <w:t>Find employees earning more than average salary in their department.</w:t>
+      </w:r>
+    </w:p>
+    <w:p>
+      <w:pPr>
+        <w:spacing w:before="100" w:beforeAutospacing="1" w:after="100" w:afterAutospacing="1"/>
+      </w:pPr>
+      <w:r>
+        <w:t>Table:</w:t>
+      </w:r>
+    </w:p>
+    <w:tbl>
+      <w:tblPr>
+        <w:tblW w:w="0" w:type="auto"/>
+        <w:tblCellSpacing w:w="15" w:type="dxa"/>
+        <w:tblCellMar>
+          <w:top w:w="15" w:type="dxa"/>
+          <w:left w:w="15" w:type="dxa"/>
+          <w:bottom w:w="15" w:type="dxa"/>
+          <w:right w:w="15" w:type="dxa"/>
+        </w:tblCellMar>
+        <w:tblLook w:val="04A0" w:firstRow="1" w:lastRow="0" w:firstColumn="1" w:lastColumn="0" w:noHBand="0" w:noVBand="1"/>
+      </w:tblPr>
+      <w:tblGrid>
+        <w:gridCol w:w="592"/>
+        <w:gridCol w:w="1154"/>
+        <w:gridCol w:w="633"/>
+      </w:tblGrid>
+      <w:tr>
+        <w:trPr>
+          <w:tblHeader/>
+          <w:tblCellSpacing w:w="15" w:type="dxa"/>
+        </w:trPr>
+        <w:tc>
+          <w:tcPr>
+            <w:tcW w:w="0" w:type="auto"/>
+            <w:vAlign w:val="center"/>
+            <w:hideMark/>
+          </w:tcPr>
+          <w:p>
+            <w:pPr>
+              <w:spacing w:after="0"/>
+              <w:jc w:val="center"/>
+              <w:rPr>
+                <w:b/>
+                <w:bCs/>
+              </w:rPr>
+            </w:pPr>
+            <w:r>
+              <w:rPr>
+                <w:b/>
+                <w:bCs/>
+              </w:rPr>
+              <w:t>name</w:t>
+            </w:r>
+          </w:p>
+        </w:tc>
+        <w:tc>
+          <w:tcPr>
+            <w:tcW w:w="0" w:type="auto"/>
+            <w:vAlign w:val="center"/>
+            <w:hideMark/>
+          </w:tcPr>
+          <w:p>
+            <w:pPr>
+              <w:jc w:val="center"/>
+              <w:rPr>
+                <w:b/>
+                <w:bCs/>
+              </w:rPr>
+            </w:pPr>
+            <w:r>
+              <w:rPr>
+                <w:b/>
+                <w:bCs/>
+              </w:rPr>
+              <w:t>department</w:t>
+            </w:r>
+          </w:p>
+        </w:tc>
+        <w:tc>
+          <w:tcPr>
+            <w:tcW w:w="0" w:type="auto"/>
+            <w:vAlign w:val="center"/>
+            <w:hideMark/>
+          </w:tcPr>
+          <w:p>
+            <w:pPr>
+              <w:jc w:val="center"/>
+              <w:rPr>
+                <w:b/>
+                <w:bCs/>
+              </w:rPr>
+            </w:pPr>
+            <w:r>
+              <w:rPr>
+                <w:b/>
+                <w:bCs/>
+              </w:rPr>
+              <w:t>salary</w:t>
+            </w:r>
+          </w:p>
+        </w:tc>
+      </w:tr>
+      <w:tr>
+        <w:trPr>
+          <w:tblCellSpacing w:w="15" w:type="dxa"/>
+        </w:trPr>
+        <w:tc>
+          <w:tcPr>
+            <w:tcW w:w="0" w:type="auto"/>
+            <w:vAlign w:val="center"/>
+            <w:hideMark/>
+          </w:tcPr>
+          <w:p>
+            <w:r>
+              <w:t>John</w:t>
+            </w:r>
+          </w:p>
+        </w:tc>
+        <w:tc>
+          <w:tcPr>
+            <w:tcW w:w="0" w:type="auto"/>
+            <w:vAlign w:val="center"/>
+            <w:hideMark/>
+          </w:tcPr>
+          <w:p>
+            <w:r>
+              <w:t>IT</w:t>
+            </w:r>
+          </w:p>
+        </w:tc>
+        <w:tc>
+          <w:tcPr>
+            <w:tcW w:w="0" w:type="auto"/>
+            <w:vAlign w:val="center"/>
+            <w:hideMark/>
+          </w:tcPr>
+          <w:p>
+            <w:r>
+              <w:t>70000</w:t>
+            </w:r>
+          </w:p>
+        </w:tc>
+      </w:tr>
+      <w:tr>
+        <w:trPr>
+          <w:tblCellSpacing w:w="15" w:type="dxa"/>
+        </w:trPr>
+        <w:tc>
+          <w:tcPr>
+            <w:tcW w:w="0" w:type="auto"/>
+            <w:vAlign w:val="center"/>
+            <w:hideMark/>
+          </w:tcPr>
+          <w:p>
+            <w:r>
+              <w:t>Alex</w:t>
+            </w:r>
+          </w:p>
+        </w:tc>
+        <w:tc>
+          <w:tcPr>
+            <w:tcW w:w="0" w:type="auto"/>
+            <w:vAlign w:val="center"/>
+            <w:hideMark/>
+          </w:tcPr>
+          <w:p>
+            <w:r>
+              <w:t>IT</w:t>
+            </w:r>
+          </w:p>
+        </w:tc>
+        <w:tc>
+          <w:tcPr>
+            <w:tcW w:w="0" w:type="auto"/>
+            <w:vAlign w:val="center"/>
+            <w:hideMark/>
+          </w:tcPr>
+          <w:p>
+            <w:r>
+              <w:t>90000</w:t>
+            </w:r>
+          </w:p>
+        </w:tc>
+      </w:tr>
+      <w:tr>
+        <w:trPr>
+          <w:tblCellSpacing w:w="15" w:type="dxa"/>
+        </w:trPr>
+        <w:tc>
+          <w:tcPr>
+            <w:tcW w:w="0" w:type="auto"/>
+            <w:vAlign w:val="center"/>
+            <w:hideMark/>
+          </w:tcPr>
+          <w:p>
+            <w:r>
+              <w:t>Mary</w:t>
+            </w:r>
+          </w:p>
+        </w:tc>
+        <w:tc>
+          <w:tcPr>
+            <w:tcW w:w="0" w:type="auto"/>
+            <w:vAlign w:val="center"/>
+            <w:hideMark/>
+          </w:tcPr>
+          <w:p>
+            <w:r>
+              <w:t>HR</w:t>
+            </w:r>
+          </w:p>
+        </w:tc>
+        <w:tc>
+          <w:tcPr>
+            <w:tcW w:w="0" w:type="auto"/>
+            <w:vAlign w:val="center"/>
+            <w:hideMark/>
+          </w:tcPr>
+          <w:p>
+            <w:r>
+              <w:t>60000</w:t>
+            </w:r>
+          </w:p>
+        </w:tc>
+      </w:tr>
+      <w:tr>
+        <w:trPr>
+          <w:tblCellSpacing w:w="15" w:type="dxa"/>
+        </w:trPr>
+        <w:tc>
+          <w:tcPr>
+            <w:tcW w:w="0" w:type="auto"/>
+            <w:vAlign w:val="center"/>
+            <w:hideMark/>
+          </w:tcPr>
+          <w:p>
+            <w:r>
+              <w:t>Sara</w:t>
+            </w:r>
+          </w:p>
+        </w:tc>
+        <w:tc>
+          <w:tcPr>
+            <w:tcW w:w="0" w:type="auto"/>
+            <w:vAlign w:val="center"/>
+            <w:hideMark/>
+          </w:tcPr>
+          <w:p>
+            <w:r>
+              <w:t>HR</w:t>
+            </w:r>
+          </w:p>
+        </w:tc>
+        <w:tc>
+          <w:tcPr>
+            <w:tcW w:w="0" w:type="auto"/>
+            <w:vAlign w:val="center"/>
+            <w:hideMark/>
+          </w:tcPr>
+          <w:p>
+            <w:r>
+              <w:t>50000</w:t>
+            </w:r>
+          </w:p>
+        </w:tc>
+      </w:tr>
+    </w:tbl>
+    <w:p>
+      <w:pPr>
+        <w:pStyle w:val="NormalWeb"/>
+      </w:pPr>
+      <w:r>
+        <w:t>Need:</w:t>
+      </w:r>
+    </w:p>
+    <w:p>
+      <w:pPr>
+        <w:spacing w:before="100" w:beforeAutospacing="1" w:after="100" w:afterAutospacing="1"/>
+      </w:pPr>
+      <w:r>
+        <w:t>Compare John with IT average.</w:t>
+      </w:r>
+    </w:p>
+    <w:p>
+      <w:pPr>
+        <w:pStyle w:val="NormalWeb"/>
+      </w:pPr>
+      <w:r>
+        <w:t>Compare Mary with HR average.</w:t>
+      </w:r>
+    </w:p>
+    <w:p>
+      <w:r>
+        <w:pict w14:anchorId="53AA2407">
+          <v:rect id="_x0000_i1035" style="width:0;height:1.5pt" o:hralign="center" o:hrstd="t" o:hr="t" fillcolor="#a0a0a0" stroked="f"/>
+        </w:pict>
+      </w:r>
+    </w:p>
+    <w:p>
+      <w:pPr>
+        <w:pStyle w:val="NormalWeb"/>
+      </w:pPr>
+      <w:r>
+        <w:t>Query:</w:t>
+      </w:r>
+    </w:p>
+    <w:p>
+      <w:pPr>
+        <w:pStyle w:val="HTMLPreformatted"/>
+      </w:pPr>
+      <w:r>
+        <w:rPr>
+          <w:rStyle w:val="v"/>
+        </w:rPr>
+        <w:lastRenderedPageBreak/>
+        <w:t>SELECT</w:t>
+      </w:r>
+      <w:r>
+        <w:br/>
+      </w:r>
+      <w:r>
+        <w:rPr>
+          <w:rStyle w:val="HTMLCode"/>
+        </w:rPr>
+        <w:t>e.name,</w:t>
+      </w:r>
+      <w:r>
+        <w:br/>
+      </w:r>
+      <w:r>
+        <w:rPr>
+          <w:rStyle w:val="HTMLCode"/>
+        </w:rPr>
+        <w:t>e.salary,</w:t>
+      </w:r>
+      <w:r>
+        <w:br/>
+      </w:r>
+      <w:r>
+        <w:rPr>
+          <w:rStyle w:val="HTMLCode"/>
+        </w:rPr>
+        <w:t>e.department</w:t>
+      </w:r>
+      <w:r>
+        <w:br/>
+      </w:r>
+      <w:r>
+        <w:br/>
+      </w:r>
+      <w:r>
+        <w:rPr>
+          <w:rStyle w:val="v"/>
+        </w:rPr>
+        <w:t>FROM</w:t>
+      </w:r>
+      <w:r>
+        <w:rPr>
+          <w:rStyle w:val="HTMLCode"/>
+        </w:rPr>
+        <w:t xml:space="preserve"> employees e</w:t>
+      </w:r>
+      <w:r>
+        <w:br/>
+      </w:r>
+      <w:r>
+        <w:br/>
+      </w:r>
+      <w:r>
+        <w:rPr>
+          <w:rStyle w:val="v"/>
+        </w:rPr>
+        <w:t>WHERE</w:t>
+      </w:r>
+      <w:r>
+        <w:rPr>
+          <w:rStyle w:val="HTMLCode"/>
+        </w:rPr>
+        <w:t xml:space="preserve"> salary </w:t>
+      </w:r>
+      <w:r>
+        <w:rPr>
+          <w:rStyle w:val="v"/>
+        </w:rPr>
+        <w:t>&gt;</w:t>
+      </w:r>
+      <w:r>
+        <w:br/>
+      </w:r>
+      <w:r>
+        <w:rPr>
+          <w:rStyle w:val="HTMLCode"/>
+        </w:rPr>
+        <w:t>(</w:t>
+      </w:r>
+      <w:r>
+        <w:br/>
+      </w:r>
+      <w:r>
+        <w:rPr>
+          <w:rStyle w:val="HTMLCode"/>
+        </w:rPr>
+        <w:t xml:space="preserve">    </w:t>
+      </w:r>
+      <w:r>
+        <w:rPr>
+          <w:rStyle w:val="v"/>
+        </w:rPr>
+        <w:t>SELECT</w:t>
+      </w:r>
+      <w:r>
+        <w:rPr>
+          <w:rStyle w:val="HTMLCode"/>
+        </w:rPr>
+        <w:t xml:space="preserve"> AVG(salary)</w:t>
+      </w:r>
+      <w:r>
+        <w:br/>
+      </w:r>
+      <w:r>
+        <w:br/>
+      </w:r>
+      <w:r>
+        <w:rPr>
+          <w:rStyle w:val="HTMLCode"/>
+        </w:rPr>
+        <w:t xml:space="preserve">    </w:t>
+      </w:r>
+      <w:r>
+        <w:rPr>
+          <w:rStyle w:val="v"/>
+        </w:rPr>
+        <w:t>FROM</w:t>
+      </w:r>
+      <w:r>
+        <w:rPr>
+          <w:rStyle w:val="HTMLCode"/>
+        </w:rPr>
+        <w:t xml:space="preserve"> employees</w:t>
+      </w:r>
+      <w:r>
+        <w:br/>
+      </w:r>
+      <w:r>
+        <w:br/>
+      </w:r>
+      <w:r>
+        <w:rPr>
+          <w:rStyle w:val="HTMLCode"/>
+        </w:rPr>
+        <w:t xml:space="preserve">    </w:t>
+      </w:r>
+      <w:r>
+        <w:rPr>
+          <w:rStyle w:val="v"/>
+        </w:rPr>
+        <w:t>WHERE</w:t>
+      </w:r>
+      <w:r>
+        <w:rPr>
+          <w:rStyle w:val="HTMLCode"/>
+        </w:rPr>
+        <w:t xml:space="preserve"> department </w:t>
+      </w:r>
+      <w:r>
+        <w:rPr>
+          <w:rStyle w:val="v"/>
+        </w:rPr>
+        <w:t>=</w:t>
+      </w:r>
+      <w:r>
+        <w:rPr>
+          <w:rStyle w:val="HTMLCode"/>
+        </w:rPr>
+        <w:t xml:space="preserve"> e.department</w:t>
+      </w:r>
+      <w:r>
+        <w:br/>
+      </w:r>
+      <w:r>
+        <w:rPr>
+          <w:rStyle w:val="HTMLCode"/>
+        </w:rPr>
+        <w:t>);</w:t>
+      </w:r>
+    </w:p>
+    <w:p>
+      <w:r>
+        <w:pict w14:anchorId="413512E2">
+          <v:rect id="_x0000_i1036" style="width:0;height:1.5pt" o:hralign="center" o:hrstd="t" o:hr="t" fillcolor="#a0a0a0" stroked="f"/>
+        </w:pict>
+      </w:r>
+    </w:p>
+    <w:p>
+      <w:pPr>
+        <w:pStyle w:val="NormalWeb"/>
+      </w:pPr>
+      <w:r>
+        <w:t>How it works:</w:t>
+      </w:r>
+    </w:p>
+    <w:p>
+      <w:pPr>
+        <w:pStyle w:val="NormalWeb"/>
+      </w:pPr>
+      <w:r>
+        <w:t>For John:</w:t>
+      </w:r>
+    </w:p>
+    <w:p>
+      <w:pPr>
+        <w:pStyle w:val="NormalWeb"/>
+      </w:pPr>
+      <w:r>
+        <w:t>Outer query:</w:t>
+      </w:r>
+    </w:p>
+    <w:p>
+      <w:pPr>
+        <w:pStyle w:val="HTMLPreformatted"/>
+      </w:pPr>
+      <w:r>
+        <w:rPr>
+          <w:rStyle w:val="HTMLCode"/>
+        </w:rPr>
+        <w:t>department = IT</w:t>
+      </w:r>
+      <w:r>
+        <w:br/>
+      </w:r>
+      <w:r>
+        <w:rPr>
+          <w:rStyle w:val="HTMLCode"/>
+        </w:rPr>
+        <w:t>salary = 70000</w:t>
+      </w:r>
+    </w:p>
+    <w:p>
+      <w:pPr>
+        <w:pStyle w:val="NormalWeb"/>
+      </w:pPr>
+      <w:r>
+        <w:t>Inner query:</w:t>
+      </w:r>
+    </w:p>
+    <w:p>
+      <w:pPr>
+        <w:pStyle w:val="HTMLPreformatted"/>
+      </w:pPr>
+      <w:r>
+        <w:rPr>
+          <w:rStyle w:val="HTMLCode"/>
+        </w:rPr>
+        <w:t>AVG(IT salaries)</w:t>
+      </w:r>
+    </w:p>
+    <w:p>
+      <w:pPr>
+        <w:pStyle w:val="NormalWeb"/>
+      </w:pPr>
+      <w:r>
+        <w:t>= 80000</w:t>
+      </w:r>
+    </w:p>
+    <w:p>
+      <w:pPr>
+        <w:pStyle w:val="NormalWeb"/>
+      </w:pPr>
+      <w:r>
+        <w:t xml:space="preserve">70000 &gt; 80000 </w:t>
+      </w:r>
+      <w:r>
+        <w:rPr>
+          <w:rFonts w:ascii="Segoe UI Emoji" w:hAnsi="Segoe UI Emoji" w:cs="Segoe UI Emoji"/>
+        </w:rPr>
+        <w:t>❌</w:t>
+      </w:r>
+    </w:p>
+    <w:p>
+      <w:pPr>
+        <w:pStyle w:val="NormalWeb"/>
+      </w:pPr>
+      <w:r>
+        <w:t>For Alex:</w:t>
+      </w:r>
+    </w:p>
+    <w:p>
+      <w:pPr>
+        <w:pStyle w:val="NormalWeb"/>
+      </w:pPr>
+      <w:r>
+        <w:t xml:space="preserve">90000 &gt; 80000 </w:t>
+      </w:r>
+      <w:r>
+        <w:rPr>
+          <w:rFonts w:ascii="Segoe UI Emoji" w:hAnsi="Segoe UI Emoji" w:cs="Segoe UI Emoji"/>
+        </w:rPr>
+        <w:t>✅</w:t>
+      </w:r>
+    </w:p>
+    <w:p>
+      <w:r>
+        <w:pict w14:anchorId="2C2248FC">
+          <v:rect id="_x0000_i1037" style="width:0;height:1.5pt" o:hralign="center" o:hrstd="t" o:hr="t" fillcolor="#a0a0a0" stroked="f"/>
+        </w:pict>
+      </w:r>
+    </w:p>
+    <w:p>
+      <w:pPr>
+        <w:pStyle w:val="NormalWeb"/>
+      </w:pPr>
+      <w:r>
+        <w:t>Result:</w:t>
+      </w:r>
+    </w:p>
+    <w:tbl>
+      <w:tblPr>
+        <w:tblW w:w="0" w:type="auto"/>
+        <w:tblCellSpacing w:w="15" w:type="dxa"/>
+        <w:tblCellMar>
+          <w:top w:w="15" w:type="dxa"/>
+          <w:left w:w="15" w:type="dxa"/>
+          <w:bottom w:w="15" w:type="dxa"/>
+          <w:right w:w="15" w:type="dxa"/>
+        </w:tblCellMar>
+        <w:tblLook w:val="04A0" w:firstRow="1" w:lastRow="0" w:firstColumn="1" w:lastColumn="0" w:noHBand="0" w:noVBand="1"/>
+      </w:tblPr>
+      <w:tblGrid>
+        <w:gridCol w:w="592"/>
+        <w:gridCol w:w="1169"/>
+      </w:tblGrid>
+      <w:tr>
+        <w:trPr>
+          <w:tblHeader/>
+          <w:tblCellSpacing w:w="15" w:type="dxa"/>
+        </w:trPr>
+        <w:tc>
+          <w:tcPr>
+            <w:tcW w:w="0" w:type="auto"/>
+            <w:vAlign w:val="center"/>
+            <w:hideMark/>
+          </w:tcPr>
+          <w:p>
+            <w:pPr>
+              <w:jc w:val="center"/>
+              <w:rPr>
+                <w:b/>
+                <w:bCs/>
+              </w:rPr>
+            </w:pPr>
+            <w:r>
+              <w:rPr>
+                <w:b/>
+                <w:bCs/>
+              </w:rPr>
+              <w:t>name</w:t>
+            </w:r>
+          </w:p>
+        </w:tc>
+        <w:tc>
+          <w:tcPr>
+            <w:tcW w:w="0" w:type="auto"/>
+            <w:vAlign w:val="center"/>
+            <w:hideMark/>
+          </w:tcPr>
+          <w:p>
+            <w:pPr>
+              <w:jc w:val="center"/>
+              <w:rPr>
+                <w:b/>
+                <w:bCs/>
+              </w:rPr>
+            </w:pPr>
+            <w:r>
+              <w:rPr>
+                <w:b/>
+                <w:bCs/>
+              </w:rPr>
+              <w:t>department</w:t>
+            </w:r>
+          </w:p>
+        </w:tc>
+      </w:tr>
+      <w:tr>
+        <w:trPr>
+          <w:tblCellSpacing w:w="15" w:type="dxa"/>
+        </w:trPr>
+        <w:tc>
+          <w:tcPr>
+            <w:tcW w:w="0" w:type="auto"/>
+            <w:vAlign w:val="center"/>
+            <w:hideMark/>
+          </w:tcPr>
+          <w:p>
+            <w:r>
+              <w:t>Alex</w:t>
+            </w:r>
+          </w:p>
+        </w:tc>
+        <w:tc>
+          <w:tcPr>
+            <w:tcW w:w="0" w:type="auto"/>
+            <w:vAlign w:val="center"/>
+            <w:hideMark/>
+          </w:tcPr>
+          <w:p>
+            <w:r>
+              <w:t>IT</w:t>
+            </w:r>
+          </w:p>
+        </w:tc>
+      </w:tr>
+    </w:tbl>
+    <w:p>
+      <w:r>
+        <w:pict w14:anchorId="3A56C011">
+          <v:rect id="_x0000_i1038" style="width:0;height:1.5pt" o:hralign="center" o:hrstd="t" o:hr="t" fillcolor="#a0a0a0" stroked="f"/>
+        </w:pict>
+      </w:r>
+    </w:p>
+    <w:p>
+      <w:pPr>
+        <w:pStyle w:val="Heading1"/>
+      </w:pPr>
+      <w:r>
+        <w:lastRenderedPageBreak/>
+        <w:t>Normal vs Correlated Subquery</w:t>
+      </w:r>
+    </w:p>
+    <w:tbl>
+      <w:tblPr>
+        <w:tblW w:w="0" w:type="auto"/>
+        <w:tblCellSpacing w:w="15" w:type="dxa"/>
+        <w:tblCellMar>
+          <w:top w:w="15" w:type="dxa"/>
+          <w:left w:w="15" w:type="dxa"/>
+          <w:bottom w:w="15" w:type="dxa"/>
+          <w:right w:w="15" w:type="dxa"/>
+        </w:tblCellMar>
+        <w:tblLook w:val="04A0" w:firstRow="1" w:lastRow="0" w:firstColumn="1" w:lastColumn="0" w:noHBand="0" w:noVBand="1"/>
+      </w:tblPr>
+      <w:tblGrid>
+        <w:gridCol w:w="1292"/>
+        <w:gridCol w:w="2252"/>
+      </w:tblGrid>
+      <w:tr>
+        <w:trPr>
+          <w:tblHeader/>
+          <w:tblCellSpacing w:w="15" w:type="dxa"/>
+        </w:trPr>
+        <w:tc>
+          <w:tcPr>
+            <w:tcW w:w="0" w:type="auto"/>
+            <w:vAlign w:val="center"/>
+            <w:hideMark/>
+          </w:tcPr>
+          <w:p>
+            <w:pPr>
+              <w:jc w:val="center"/>
+              <w:rPr>
+                <w:b/>
+                <w:bCs/>
+              </w:rPr>
+            </w:pPr>
+            <w:r>
+              <w:rPr>
+                <w:b/>
+                <w:bCs/>
+              </w:rPr>
+              <w:t>Normal</w:t>
+            </w:r>
+          </w:p>
+        </w:tc>
+        <w:tc>
+          <w:tcPr>
+            <w:tcW w:w="0" w:type="auto"/>
+            <w:vAlign w:val="center"/>
+            <w:hideMark/>
+          </w:tcPr>
+          <w:p>
+            <w:pPr>
+              <w:jc w:val="center"/>
+              <w:rPr>
+                <w:b/>
+                <w:bCs/>
+              </w:rPr>
+            </w:pPr>
+            <w:r>
+              <w:rPr>
+                <w:b/>
+                <w:bCs/>
+              </w:rPr>
+              <w:t>Correlated</w:t>
+            </w:r>
+          </w:p>
+        </w:tc>
+      </w:tr>
+      <w:tr>
+        <w:trPr>
+          <w:tblCellSpacing w:w="15" w:type="dxa"/>
+        </w:trPr>
+        <w:tc>
+          <w:tcPr>
+            <w:tcW w:w="0" w:type="auto"/>
+            <w:vAlign w:val="center"/>
+            <w:hideMark/>
+          </w:tcPr>
+          <w:p>
+            <w:r>
+              <w:t>Runs once</w:t>
+            </w:r>
+          </w:p>
+        </w:tc>
+        <w:tc>
+          <w:tcPr>
+            <w:tcW w:w="0" w:type="auto"/>
+            <w:vAlign w:val="center"/>
+            <w:hideMark/>
+          </w:tcPr>
+          <w:p>
+            <w:r>
+              <w:t>Runs for each row</w:t>
+            </w:r>
+          </w:p>
+        </w:tc>
+      </w:tr>
+      <w:tr>
+        <w:trPr>
+          <w:tblCellSpacing w:w="15" w:type="dxa"/>
+        </w:trPr>
+        <w:tc>
+          <w:tcPr>
+            <w:tcW w:w="0" w:type="auto"/>
+            <w:vAlign w:val="center"/>
+            <w:hideMark/>
+          </w:tcPr>
+          <w:p>
+            <w:r>
+              <w:t>Independent</w:t>
+            </w:r>
+          </w:p>
+        </w:tc>
+        <w:tc>
+          <w:tcPr>
+            <w:tcW w:w="0" w:type="auto"/>
+            <w:vAlign w:val="center"/>
+            <w:hideMark/>
+          </w:tcPr>
+          <w:p>
+            <w:r>
+              <w:t>Depends on outer query</w:t>
+            </w:r>
+          </w:p>
+        </w:tc>
+      </w:tr>
+      <w:tr>
+        <w:trPr>
+          <w:tblCellSpacing w:w="15" w:type="dxa"/>
+        </w:trPr>
+        <w:tc>
+          <w:tcPr>
+            <w:tcW w:w="0" w:type="auto"/>
+            <w:vAlign w:val="center"/>
+            <w:hideMark/>
+          </w:tcPr>
+          <w:p>
+            <w:r>
+              <w:t>Usually faster</w:t>
+            </w:r>
+          </w:p>
+        </w:tc>
+        <w:tc>
+          <w:tcPr>
+            <w:tcW w:w="0" w:type="auto"/>
+            <w:vAlign w:val="center"/>
+            <w:hideMark/>
+          </w:tcPr>
+          <w:p>
+            <w:r>
+              <w:t>Can be slower</w:t>
+            </w:r>
+          </w:p>
+        </w:tc>
+      </w:tr>
+    </w:tbl>
+    <w:p>
+      <w:r>
+        <w:pict w14:anchorId="2D1321D2">
+          <v:rect id="_x0000_i1039" style="width:0;height:1.5pt" o:hralign="center" o:hrstd="t" o:hr="t" fillcolor="#a0a0a0" stroked="f"/>
+        </w:pict>
+      </w:r>
+    </w:p>
+    <w:p>
+      <w:pPr>
+        <w:pStyle w:val="Heading1"/>
+      </w:pPr>
+      <w:r>
+        <w:t>6. CTE (Common Table Expression)</w:t>
+      </w:r>
+    </w:p>
+    <w:p>
+      <w:pPr>
+        <w:pStyle w:val="NormalWeb"/>
+      </w:pPr>
+      <w:r>
+        <w:t xml:space="preserve">CTE uses </w:t>
+      </w:r>
+      <w:r>
+        <w:rPr>
+          <w:rStyle w:val="HTMLCode"/>
+        </w:rPr>
+        <w:t>WITH</w:t>
+      </w:r>
+      <w:r>
+        <w:t>.</w:t>
+      </w:r>
+    </w:p>
+    <w:p>
+      <w:pPr>
+        <w:pStyle w:val="NormalWeb"/>
+      </w:pPr>
+      <w:r>
+        <w:t>A CTE creates a temporary result that you can reuse.</w:t>
+      </w:r>
+    </w:p>
+    <w:p>
+      <w:pPr>
+        <w:pStyle w:val="NormalWeb"/>
+      </w:pPr>
+      <w:r>
+        <w:t>Syntax:</w:t>
+      </w:r>
+    </w:p>
+    <w:p>
+      <w:pPr>
+        <w:pStyle w:val="HTMLPreformatted"/>
+      </w:pPr>
+      <w:r>
+        <w:rPr>
+          <w:rStyle w:val="v"/>
+        </w:rPr>
+        <w:t>WITH</w:t>
+      </w:r>
+      <w:r>
+        <w:rPr>
+          <w:rStyle w:val="HTMLCode"/>
+        </w:rPr>
+        <w:t xml:space="preserve"> cte_name </w:t>
+      </w:r>
+      <w:r>
+        <w:rPr>
+          <w:rStyle w:val="v"/>
+        </w:rPr>
+        <w:t>AS</w:t>
+      </w:r>
+      <w:r>
+        <w:br/>
+      </w:r>
+      <w:r>
+        <w:rPr>
+          <w:rStyle w:val="HTMLCode"/>
+        </w:rPr>
+        <w:t>(</w:t>
+      </w:r>
+      <w:r>
+        <w:br/>
+      </w:r>
+      <w:r>
+        <w:rPr>
+          <w:rStyle w:val="HTMLCode"/>
+        </w:rPr>
+        <w:t xml:space="preserve">    query</w:t>
+      </w:r>
+      <w:r>
+        <w:br/>
+      </w:r>
+      <w:r>
+        <w:rPr>
+          <w:rStyle w:val="HTMLCode"/>
+        </w:rPr>
+        <w:t>)</w:t>
+      </w:r>
+      <w:r>
+        <w:br/>
+      </w:r>
+      <w:r>
+        <w:br/>
+      </w:r>
+      <w:r>
+        <w:rPr>
+          <w:rStyle w:val="v"/>
+        </w:rPr>
+        <w:t>SELECT</w:t>
+      </w:r>
+      <w:r>
+        <w:rPr>
+          <w:rStyle w:val="HTMLCode"/>
+        </w:rPr>
+        <w:t xml:space="preserve"> </w:t>
+      </w:r>
+      <w:r>
+        <w:rPr>
+          <w:rStyle w:val="v"/>
+        </w:rPr>
+        <w:t>*</w:t>
+      </w:r>
+      <w:r>
+        <w:br/>
+      </w:r>
+      <w:r>
+        <w:rPr>
+          <w:rStyle w:val="v"/>
+        </w:rPr>
+        <w:t>FROM</w:t>
+      </w:r>
+      <w:r>
+        <w:rPr>
+          <w:rStyle w:val="HTMLCode"/>
+        </w:rPr>
+        <w:t xml:space="preserve"> cte_name;</w:t>
+      </w:r>
+    </w:p>
+    <w:p>
+      <w:r>
+        <w:pict w14:anchorId="5205405E">
+          <v:rect id="_x0000_i1040" style="width:0;height:1.5pt" o:hralign="center" o:hrstd="t" o:hr="t" fillcolor="#a0a0a0" stroked="f"/>
+        </w:pict>
+      </w:r>
+    </w:p>
+    <w:p>
+      <w:pPr>
+        <w:pStyle w:val="NormalWeb"/>
+      </w:pPr>
+      <w:r>
+        <w:t>Example:</w:t>
+      </w:r>
+    </w:p>
+    <w:p>
+      <w:pPr>
+        <w:pStyle w:val="NormalWeb"/>
+      </w:pPr>
+      <w:r>
+        <w:t>Find employees above average salary.</w:t>
+      </w:r>
+    </w:p>
+    <w:p>
+      <w:pPr>
+        <w:pStyle w:val="NormalWeb"/>
+      </w:pPr>
+      <w:r>
+        <w:t>Using subquery:</w:t>
+      </w:r>
+    </w:p>
+    <w:p>
+      <w:pPr>
+        <w:pStyle w:val="HTMLPreformatted"/>
+      </w:pPr>
+      <w:r>
+        <w:rPr>
+          <w:rStyle w:val="v"/>
+        </w:rPr>
+        <w:t>SELECT</w:t>
+      </w:r>
+      <w:r>
+        <w:rPr>
+          <w:rStyle w:val="HTMLCode"/>
+        </w:rPr>
+        <w:t xml:space="preserve"> </w:t>
+      </w:r>
+      <w:r>
+        <w:rPr>
+          <w:rStyle w:val="v"/>
+        </w:rPr>
+        <w:t>*</w:t>
+      </w:r>
+      <w:r>
+        <w:br/>
+      </w:r>
+      <w:r>
+        <w:rPr>
+          <w:rStyle w:val="v"/>
+        </w:rPr>
+        <w:t>FROM</w:t>
+      </w:r>
+      <w:r>
+        <w:rPr>
+          <w:rStyle w:val="HTMLCode"/>
+        </w:rPr>
+        <w:t xml:space="preserve"> employees</w:t>
+      </w:r>
+      <w:r>
+        <w:br/>
+      </w:r>
+      <w:r>
+        <w:rPr>
+          <w:rStyle w:val="v"/>
+        </w:rPr>
+        <w:t>WHERE</w:t>
+      </w:r>
+      <w:r>
+        <w:rPr>
+          <w:rStyle w:val="HTMLCode"/>
+        </w:rPr>
+        <w:t xml:space="preserve"> salary </w:t>
+      </w:r>
+      <w:r>
+        <w:rPr>
+          <w:rStyle w:val="v"/>
+        </w:rPr>
+        <w:t>&gt;</w:t>
+      </w:r>
+      <w:r>
+        <w:br/>
+      </w:r>
+      <w:r>
+        <w:rPr>
+          <w:rStyle w:val="HTMLCode"/>
+        </w:rPr>
+        <w:t>(</w:t>
+      </w:r>
+      <w:r>
+        <w:br/>
+      </w:r>
+      <w:r>
+        <w:rPr>
+          <w:rStyle w:val="v"/>
+        </w:rPr>
+        <w:t>SELECT</w:t>
+      </w:r>
+      <w:r>
+        <w:rPr>
+          <w:rStyle w:val="HTMLCode"/>
+        </w:rPr>
+        <w:t xml:space="preserve"> AVG(salary)</w:t>
+      </w:r>
+      <w:r>
+        <w:br/>
+      </w:r>
+      <w:r>
+        <w:rPr>
+          <w:rStyle w:val="v"/>
+        </w:rPr>
+        <w:t>FROM</w:t>
+      </w:r>
+      <w:r>
+        <w:rPr>
+          <w:rStyle w:val="HTMLCode"/>
+        </w:rPr>
+        <w:t xml:space="preserve"> employees</w:t>
+      </w:r>
+      <w:r>
+        <w:br/>
+      </w:r>
+      <w:r>
+        <w:rPr>
+          <w:rStyle w:val="HTMLCode"/>
+        </w:rPr>
+        <w:t>);</w:t>
+      </w:r>
+    </w:p>
+    <w:p>
+      <w:pPr>
+        <w:pStyle w:val="NormalWeb"/>
+      </w:pPr>
+      <w:r>
+        <w:t>Using CTE:</w:t>
+      </w:r>
+    </w:p>
+    <w:p>
+      <w:pPr>
+        <w:pStyle w:val="HTMLPreformatted"/>
+      </w:pPr>
+      <w:r>
+        <w:rPr>
+          <w:rStyle w:val="v"/>
+        </w:rPr>
+        <w:t>WITH</w:t>
+      </w:r>
+      <w:r>
+        <w:rPr>
+          <w:rStyle w:val="HTMLCode"/>
+        </w:rPr>
+        <w:t xml:space="preserve"> avg_salary </w:t>
+      </w:r>
+      <w:r>
+        <w:rPr>
+          <w:rStyle w:val="v"/>
+        </w:rPr>
+        <w:t>AS</w:t>
+      </w:r>
+      <w:r>
+        <w:br/>
+      </w:r>
+      <w:r>
+        <w:rPr>
+          <w:rStyle w:val="HTMLCode"/>
+        </w:rPr>
+        <w:t>(</w:t>
+      </w:r>
+      <w:r>
+        <w:br/>
+      </w:r>
+      <w:r>
+        <w:rPr>
+          <w:rStyle w:val="HTMLCode"/>
+        </w:rPr>
+        <w:t xml:space="preserve">    </w:t>
+      </w:r>
+      <w:r>
+        <w:rPr>
+          <w:rStyle w:val="v"/>
+        </w:rPr>
+        <w:t>SELECT</w:t>
+      </w:r>
+      <w:r>
+        <w:rPr>
+          <w:rStyle w:val="HTMLCode"/>
+        </w:rPr>
+        <w:t xml:space="preserve"> AVG(salary) </w:t>
+      </w:r>
+      <w:r>
+        <w:rPr>
+          <w:rStyle w:val="v"/>
+        </w:rPr>
+        <w:t>AS</w:t>
+      </w:r>
+      <w:r>
+        <w:rPr>
+          <w:rStyle w:val="HTMLCode"/>
+        </w:rPr>
+        <w:t xml:space="preserve"> avg_sal</w:t>
+      </w:r>
+      <w:r>
+        <w:br/>
+      </w:r>
+      <w:r>
+        <w:rPr>
+          <w:rStyle w:val="HTMLCode"/>
+        </w:rPr>
+        <w:t xml:space="preserve">    </w:t>
+      </w:r>
+      <w:r>
+        <w:rPr>
+          <w:rStyle w:val="v"/>
+        </w:rPr>
+        <w:t>FROM</w:t>
+      </w:r>
+      <w:r>
+        <w:rPr>
+          <w:rStyle w:val="HTMLCode"/>
+        </w:rPr>
+        <w:t xml:space="preserve"> employees</w:t>
+      </w:r>
+      <w:r>
+        <w:br/>
+      </w:r>
+      <w:r>
+        <w:rPr>
+          <w:rStyle w:val="HTMLCode"/>
+        </w:rPr>
+        <w:t>)</w:t>
+      </w:r>
+      <w:r>
+        <w:br/>
+      </w:r>
+      <w:r>
+        <w:lastRenderedPageBreak/>
+        <w:br/>
+      </w:r>
+      <w:r>
+        <w:rPr>
+          <w:rStyle w:val="v"/>
+        </w:rPr>
+        <w:t>SELECT</w:t>
+      </w:r>
+      <w:r>
+        <w:rPr>
+          <w:rStyle w:val="HTMLCode"/>
+        </w:rPr>
+        <w:t xml:space="preserve"> </w:t>
+      </w:r>
+      <w:r>
+        <w:rPr>
+          <w:rStyle w:val="v"/>
+        </w:rPr>
+        <w:t>*</w:t>
+      </w:r>
+      <w:r>
+        <w:br/>
+      </w:r>
+      <w:r>
+        <w:br/>
+      </w:r>
+      <w:r>
+        <w:rPr>
+          <w:rStyle w:val="v"/>
+        </w:rPr>
+        <w:t>FROM</w:t>
+      </w:r>
+      <w:r>
+        <w:rPr>
+          <w:rStyle w:val="HTMLCode"/>
+        </w:rPr>
+        <w:t xml:space="preserve"> employees</w:t>
+      </w:r>
+      <w:r>
+        <w:br/>
+      </w:r>
+      <w:r>
+        <w:br/>
+      </w:r>
+      <w:r>
+        <w:rPr>
+          <w:rStyle w:val="v"/>
+        </w:rPr>
+        <w:t>WHERE</w:t>
+      </w:r>
+      <w:r>
+        <w:rPr>
+          <w:rStyle w:val="HTMLCode"/>
+        </w:rPr>
+        <w:t xml:space="preserve"> salary </w:t>
+      </w:r>
+      <w:r>
+        <w:rPr>
+          <w:rStyle w:val="v"/>
+        </w:rPr>
+        <w:t>&gt;</w:t>
+      </w:r>
+      <w:r>
+        <w:br/>
+      </w:r>
+      <w:r>
+        <w:rPr>
+          <w:rStyle w:val="HTMLCode"/>
+        </w:rPr>
+        <w:t>(</w:t>
+      </w:r>
+      <w:r>
+        <w:br/>
+      </w:r>
+      <w:r>
+        <w:rPr>
+          <w:rStyle w:val="v"/>
+        </w:rPr>
+        <w:t>SELECT</w:t>
+      </w:r>
+      <w:r>
+        <w:rPr>
+          <w:rStyle w:val="HTMLCode"/>
+        </w:rPr>
+        <w:t xml:space="preserve"> avg_sal</w:t>
+      </w:r>
+      <w:r>
+        <w:br/>
+      </w:r>
+      <w:r>
+        <w:rPr>
+          <w:rStyle w:val="v"/>
+        </w:rPr>
+        <w:t>FROM</w:t>
+      </w:r>
+      <w:r>
+        <w:rPr>
+          <w:rStyle w:val="HTMLCode"/>
+        </w:rPr>
+        <w:t xml:space="preserve"> avg_salary</w:t>
+      </w:r>
+      <w:r>
+        <w:br/>
+      </w:r>
+      <w:r>
+        <w:rPr>
+          <w:rStyle w:val="HTMLCode"/>
+        </w:rPr>
+        <w:t>);</w:t>
+      </w:r>
+    </w:p>
+    <w:p>
+      <w:r>
+        <w:pict w14:anchorId="2E833024">
+          <v:rect id="_x0000_i1041" style="width:0;height:1.5pt" o:hralign="center" o:hrstd="t" o:hr="t" fillcolor="#a0a0a0" stroked="f"/>
+        </w:pict>
+      </w:r>
+    </w:p>
+    <w:p>
+      <w:pPr>
+        <w:pStyle w:val="NormalWeb"/>
+      </w:pPr>
+      <w:r>
+        <w:t>CTE is easier to read.</w:t>
+      </w:r>
+    </w:p>
+    <w:p>
+      <w:r>
+        <w:pict w14:anchorId="79DA8E52">
+          <v:rect id="_x0000_i1042" style="width:0;height:1.5pt" o:hralign="center" o:hrstd="t" o:hr="t" fillcolor="#a0a0a0" stroked="f"/>
+        </w:pict>
+      </w:r>
+    </w:p>
+    <w:p>
+      <w:pPr>
+        <w:pStyle w:val="Heading1"/>
+      </w:pPr>
+      <w:r>
+        <w:t>Multiple CTEs</w:t>
+      </w:r>
+    </w:p>
+    <w:p>
+      <w:pPr>
+        <w:pStyle w:val="NormalWeb"/>
+      </w:pPr>
+      <w:r>
+        <w:t>Very common in analytics.</w:t>
+      </w:r>
+    </w:p>
+    <w:p>
+      <w:pPr>
+        <w:pStyle w:val="NormalWeb"/>
+      </w:pPr>
+      <w:r>
+        <w:t>Example:</w:t>
+      </w:r>
+    </w:p>
+    <w:p>
+      <w:pPr>
+        <w:pStyle w:val="NormalWeb"/>
+      </w:pPr>
+      <w:r>
+        <w:t>Step 1:</w:t>
+      </w:r>
+    </w:p>
+    <w:p>
+      <w:pPr>
+        <w:pStyle w:val="NormalWeb"/>
+      </w:pPr>
+      <w:r>
+        <w:t>Calculate customer spending.</w:t>
+      </w:r>
+    </w:p>
+    <w:p>
+      <w:pPr>
+        <w:pStyle w:val="NormalWeb"/>
+      </w:pPr>
+      <w:r>
+        <w:t>Step 2:</w:t>
+      </w:r>
+    </w:p>
+    <w:p>
+      <w:pPr>
+        <w:pStyle w:val="NormalWeb"/>
+      </w:pPr>
+      <w:r>
+        <w:t>Find high-value customers.</w:t>
+      </w:r>
+    </w:p>
+    <w:p>
+      <w:pPr>
+        <w:pStyle w:val="HTMLPreformatted"/>
+      </w:pPr>
+      <w:r>
+        <w:rPr>
+          <w:rStyle w:val="v"/>
+        </w:rPr>
+        <w:t>WITH</w:t>
+      </w:r>
+      <w:r>
+        <w:rPr>
+          <w:rStyle w:val="HTMLCode"/>
+        </w:rPr>
+        <w:t xml:space="preserve"> customer_sales </w:t>
+      </w:r>
+      <w:r>
+        <w:rPr>
+          <w:rStyle w:val="v"/>
+        </w:rPr>
+        <w:t>AS</w:t>
+      </w:r>
+      <w:r>
+        <w:br/>
+      </w:r>
+      <w:r>
+        <w:rPr>
+          <w:rStyle w:val="HTMLCode"/>
+        </w:rPr>
+        <w:t>(</w:t>
+      </w:r>
+      <w:r>
+        <w:br/>
+      </w:r>
+      <w:r>
+        <w:rPr>
+          <w:rStyle w:val="HTMLCode"/>
+        </w:rPr>
+        <w:t xml:space="preserve">    </w:t>
+      </w:r>
+      <w:r>
+        <w:rPr>
+          <w:rStyle w:val="v"/>
+        </w:rPr>
+        <w:t>SELECT</w:t>
+      </w:r>
+      <w:r>
+        <w:br/>
+      </w:r>
+      <w:r>
+        <w:rPr>
+          <w:rStyle w:val="HTMLCode"/>
+        </w:rPr>
+        <w:t xml:space="preserve">    customer_id,</w:t>
+      </w:r>
+      <w:r>
+        <w:br/>
+      </w:r>
+      <w:r>
+        <w:rPr>
+          <w:rStyle w:val="HTMLCode"/>
+        </w:rPr>
+        <w:t xml:space="preserve">    SUM(amount) </w:t>
+      </w:r>
+      <w:r>
+        <w:rPr>
+          <w:rStyle w:val="v"/>
+        </w:rPr>
+        <w:t>AS</w:t>
+      </w:r>
+      <w:r>
+        <w:rPr>
+          <w:rStyle w:val="HTMLCode"/>
+        </w:rPr>
+        <w:t xml:space="preserve"> total_sales</w:t>
+      </w:r>
+      <w:r>
+        <w:br/>
+      </w:r>
+      <w:r>
+        <w:br/>
+      </w:r>
+      <w:r>
+        <w:rPr>
+          <w:rStyle w:val="HTMLCode"/>
+        </w:rPr>
+        <w:t xml:space="preserve">    </w:t>
+      </w:r>
+      <w:r>
+        <w:rPr>
+          <w:rStyle w:val="v"/>
+        </w:rPr>
+        <w:t>FROM</w:t>
+      </w:r>
+      <w:r>
+        <w:rPr>
+          <w:rStyle w:val="HTMLCode"/>
+        </w:rPr>
+        <w:t xml:space="preserve"> orders</w:t>
+      </w:r>
+      <w:r>
+        <w:br/>
+      </w:r>
+      <w:r>
+        <w:br/>
+      </w:r>
+      <w:r>
+        <w:rPr>
+          <w:rStyle w:val="HTMLCode"/>
+        </w:rPr>
+        <w:t xml:space="preserve">    </w:t>
+      </w:r>
+      <w:r>
+        <w:rPr>
+          <w:rStyle w:val="v"/>
+        </w:rPr>
+        <w:t>GROUP</w:t>
+      </w:r>
+      <w:r>
+        <w:rPr>
+          <w:rStyle w:val="HTMLCode"/>
+        </w:rPr>
+        <w:t xml:space="preserve"> </w:t>
+      </w:r>
+      <w:r>
+        <w:rPr>
+          <w:rStyle w:val="v"/>
+        </w:rPr>
+        <w:t>BY</w:t>
+      </w:r>
+      <w:r>
+        <w:rPr>
+          <w:rStyle w:val="HTMLCode"/>
+        </w:rPr>
+        <w:t xml:space="preserve"> customer_id</w:t>
+      </w:r>
+      <w:r>
+        <w:br/>
+      </w:r>
+      <w:r>
+        <w:rPr>
+          <w:rStyle w:val="HTMLCode"/>
+        </w:rPr>
+        <w:t>)</w:t>
+      </w:r>
+      <w:r>
+        <w:br/>
+      </w:r>
+      <w:r>
+        <w:br/>
+      </w:r>
+      <w:r>
+        <w:rPr>
+          <w:rStyle w:val="v"/>
+        </w:rPr>
+        <w:t>SELECT</w:t>
+      </w:r>
+      <w:r>
+        <w:rPr>
+          <w:rStyle w:val="HTMLCode"/>
+        </w:rPr>
+        <w:t xml:space="preserve"> </w:t>
+      </w:r>
+      <w:r>
+        <w:rPr>
+          <w:rStyle w:val="v"/>
+        </w:rPr>
+        <w:t>*</w:t>
+      </w:r>
+      <w:r>
+        <w:br/>
+      </w:r>
+      <w:r>
+        <w:br/>
+      </w:r>
+      <w:r>
+        <w:rPr>
+          <w:rStyle w:val="v"/>
+        </w:rPr>
+        <w:t>FROM</w:t>
+      </w:r>
+      <w:r>
+        <w:rPr>
+          <w:rStyle w:val="HTMLCode"/>
+        </w:rPr>
+        <w:t xml:space="preserve"> customer_sales</w:t>
+      </w:r>
+      <w:r>
+        <w:br/>
+      </w:r>
+      <w:r>
+        <w:br/>
+      </w:r>
+      <w:r>
+        <w:rPr>
+          <w:rStyle w:val="v"/>
+        </w:rPr>
+        <w:t>WHERE</w:t>
+      </w:r>
+      <w:r>
+        <w:rPr>
+          <w:rStyle w:val="HTMLCode"/>
+        </w:rPr>
+        <w:t xml:space="preserve"> total_sales </w:t>
+      </w:r>
+      <w:r>
+        <w:rPr>
+          <w:rStyle w:val="v"/>
+        </w:rPr>
+        <w:t>&gt;</w:t>
+      </w:r>
+      <w:r>
+        <w:rPr>
+          <w:rStyle w:val="HTMLCode"/>
+        </w:rPr>
+        <w:t xml:space="preserve"> </w:t>
+      </w:r>
+      <w:r>
+        <w:rPr>
+          <w:rStyle w:val="y"/>
+        </w:rPr>
+        <w:t>100000</w:t>
+      </w:r>
+      <w:r>
+        <w:rPr>
+          <w:rStyle w:val="HTMLCode"/>
+        </w:rPr>
+        <w:t>;</w:t>
+      </w:r>
+    </w:p>
+    <w:p>
+      <w:r>
+        <w:pict w14:anchorId="5092D74D">
+          <v:rect id="_x0000_i1043" style="width:0;height:1.5pt" o:hralign="center" o:hrstd="t" o:hr="t" fillcolor="#a0a0a0" stroked="f"/>
+        </w:pict>
+      </w:r>
+    </w:p>
+    <w:p>
+      <w:pPr>
+        <w:pStyle w:val="NormalWeb"/>
+      </w:pPr>
+      <w:r>
+        <w:t>This is like doing:</w:t>
+      </w:r>
+    </w:p>
+    <w:p>
+      <w:pPr>
+        <w:pStyle w:val="NormalWeb"/>
+      </w:pPr>
+      <w:r>
+        <w:lastRenderedPageBreak/>
+        <w:t>Step 1 → create result</w:t>
+      </w:r>
+    </w:p>
+    <w:p>
+      <w:pPr>
+        <w:pStyle w:val="NormalWeb"/>
+      </w:pPr>
+      <w:r>
+        <w:t>Step 2 → analyze result</w:t>
+      </w:r>
+    </w:p>
+    <w:p>
+      <w:r>
+        <w:pict w14:anchorId="2C5A7406">
+          <v:rect id="_x0000_i1044" style="width:0;height:1.5pt" o:hralign="center" o:hrstd="t" o:hr="t" fillcolor="#a0a0a0" stroked="f"/>
+        </w:pict>
+      </w:r>
+    </w:p>
+    <w:p>
+      <w:pPr>
+        <w:pStyle w:val="Heading1"/>
+      </w:pPr>
+      <w:r>
+        <w:t>7. Recursive CTE (Conceptual)</w:t>
+      </w:r>
+    </w:p>
+    <w:p>
+      <w:pPr>
+        <w:pStyle w:val="NormalWeb"/>
+      </w:pPr>
+      <w:r>
+        <w:t>Used when data has hierarchy.</w:t>
+      </w:r>
+    </w:p>
+    <w:p>
+      <w:pPr>
+        <w:pStyle w:val="NormalWeb"/>
+      </w:pPr>
+      <w:r>
+        <w:t>Examples:</w:t>
+      </w:r>
+    </w:p>
+    <w:p>
+      <w:pPr>
+        <w:numPr>
+          <w:ilvl w:val="0"/>
+          <w:numId w:val="3"/>
+        </w:numPr>
+        <w:spacing w:before="100" w:beforeAutospacing="1" w:after="100" w:afterAutospacing="1" w:line="240" w:lineRule="auto"/>
+      </w:pPr>
+      <w:r>
+        <w:t xml:space="preserve">Employee → Manager </w:t>
+      </w:r>
+    </w:p>
+    <w:p>
+      <w:pPr>
+        <w:numPr>
+          <w:ilvl w:val="0"/>
+          <w:numId w:val="3"/>
+        </w:numPr>
+        <w:spacing w:before="100" w:beforeAutospacing="1" w:after="100" w:afterAutospacing="1" w:line="240" w:lineRule="auto"/>
+      </w:pPr>
+      <w:r>
+        <w:t xml:space="preserve">Folder → Subfolder </w:t>
+      </w:r>
+    </w:p>
+    <w:p>
+      <w:pPr>
+        <w:numPr>
+          <w:ilvl w:val="0"/>
+          <w:numId w:val="3"/>
+        </w:numPr>
+        <w:spacing w:before="100" w:beforeAutospacing="1" w:after="100" w:afterAutospacing="1" w:line="240" w:lineRule="auto"/>
+      </w:pPr>
+      <w:r>
+        <w:t xml:space="preserve">Category → Subcategory </w:t>
+      </w:r>
+    </w:p>
+    <w:p>
+      <w:pPr>
+        <w:spacing w:after="0"/>
+      </w:pPr>
+      <w:r>
+        <w:pict w14:anchorId="2521D5DC">
+          <v:rect id="_x0000_i1045" style="width:0;height:1.5pt" o:hralign="center" o:hrstd="t" o:hr="t" fillcolor="#a0a0a0" stroked="f"/>
+        </w:pict>
+      </w:r>
+    </w:p>
+    <w:p>
+      <w:pPr>
+        <w:pStyle w:val="NormalWeb"/>
+      </w:pPr>
+      <w:r>
+        <w:t>Example:</w:t>
+      </w:r>
+    </w:p>
+    <w:p>
+      <w:pPr>
+        <w:pStyle w:val="NormalWeb"/>
+      </w:pPr>
+      <w:r>
+        <w:t>Employees:</w:t>
+      </w:r>
+    </w:p>
+    <w:tbl>
+      <w:tblPr>
+        <w:tblW w:w="0" w:type="auto"/>
+        <w:tblCellSpacing w:w="15" w:type="dxa"/>
+        <w:tblCellMar>
+          <w:top w:w="15" w:type="dxa"/>
+          <w:left w:w="15" w:type="dxa"/>
+          <w:bottom w:w="15" w:type="dxa"/>
+          <w:right w:w="15" w:type="dxa"/>
+        </w:tblCellMar>
+        <w:tblLook w:val="04A0" w:firstRow="1" w:lastRow="0" w:firstColumn="1" w:lastColumn="0" w:noHBand="0" w:noVBand="1"/>
+      </w:tblPr>
+      <w:tblGrid>
+        <w:gridCol w:w="248"/>
+        <w:gridCol w:w="577"/>
+        <w:gridCol w:w="1165"/>
+      </w:tblGrid>
+      <w:tr>
+        <w:trPr>
+          <w:tblHeader/>
+          <w:tblCellSpacing w:w="15" w:type="dxa"/>
+        </w:trPr>
+        <w:tc>
+          <w:tcPr>
+            <w:tcW w:w="0" w:type="auto"/>
+            <w:vAlign w:val="center"/>
+            <w:hideMark/>
+          </w:tcPr>
+          <w:p>
+            <w:pPr>
+              <w:jc w:val="center"/>
+              <w:rPr>
+                <w:b/>
+                <w:bCs/>
+              </w:rPr>
+            </w:pPr>
+            <w:r>
+              <w:rPr>
+                <w:b/>
+                <w:bCs/>
+              </w:rPr>
+              <w:t>id</w:t>
+            </w:r>
+          </w:p>
+        </w:tc>
+        <w:tc>
+          <w:tcPr>
+            <w:tcW w:w="0" w:type="auto"/>
+            <w:vAlign w:val="center"/>
+            <w:hideMark/>
+          </w:tcPr>
+          <w:p>
+            <w:pPr>
+              <w:jc w:val="center"/>
+              <w:rPr>
+                <w:b/>
+                <w:bCs/>
+              </w:rPr>
+            </w:pPr>
+            <w:r>
+              <w:rPr>
+                <w:b/>
+                <w:bCs/>
+              </w:rPr>
+              <w:t>name</w:t>
+            </w:r>
+          </w:p>
+        </w:tc>
+        <w:tc>
+          <w:tcPr>
+            <w:tcW w:w="0" w:type="auto"/>
+            <w:vAlign w:val="center"/>
+            <w:hideMark/>
+          </w:tcPr>
+          <w:p>
+            <w:pPr>
+              <w:jc w:val="center"/>
+              <w:rPr>
+                <w:b/>
+                <w:bCs/>
+              </w:rPr>
+            </w:pPr>
+            <w:r>
+              <w:rPr>
+                <w:b/>
+                <w:bCs/>
+              </w:rPr>
+              <w:t>manager_id</w:t>
+            </w:r>
+          </w:p>
+        </w:tc>
+      </w:tr>
+      <w:tr>
+        <w:trPr>
+          <w:tblCellSpacing w:w="15" w:type="dxa"/>
+        </w:trPr>
+        <w:tc>
+          <w:tcPr>
+            <w:tcW w:w="0" w:type="auto"/>
+            <w:vAlign w:val="center"/>
+            <w:hideMark/>
+          </w:tcPr>
+          <w:p>
+            <w:r>
+              <w:t>1</w:t>
+            </w:r>
+          </w:p>
+        </w:tc>
+        <w:tc>
+          <w:tcPr>
+            <w:tcW w:w="0" w:type="auto"/>
+            <w:vAlign w:val="center"/>
+            <w:hideMark/>
+          </w:tcPr>
+          <w:p>
+            <w:r>
+              <w:t>CEO</w:t>
+            </w:r>
+          </w:p>
+        </w:tc>
+        <w:tc>
+          <w:tcPr>
+            <w:tcW w:w="0" w:type="auto"/>
+            <w:vAlign w:val="center"/>
+            <w:hideMark/>
+          </w:tcPr>
+          <w:p>
+            <w:r>
+              <w:t>NULL</w:t>
+            </w:r>
+          </w:p>
+        </w:tc>
+      </w:tr>
+      <w:tr>
+        <w:trPr>
+          <w:tblCellSpacing w:w="15" w:type="dxa"/>
+        </w:trPr>
+        <w:tc>
+          <w:tcPr>
+            <w:tcW w:w="0" w:type="auto"/>
+            <w:vAlign w:val="center"/>
+            <w:hideMark/>
+          </w:tcPr>
+          <w:p>
+            <w:r>
+              <w:t>2</w:t>
+            </w:r>
+          </w:p>
+        </w:tc>
+        <w:tc>
+          <w:tcPr>
+            <w:tcW w:w="0" w:type="auto"/>
+            <w:vAlign w:val="center"/>
+            <w:hideMark/>
+          </w:tcPr>
+          <w:p>
+            <w:r>
+              <w:t>John</w:t>
+            </w:r>
+          </w:p>
+        </w:tc>
+        <w:tc>
+          <w:tcPr>
+            <w:tcW w:w="0" w:type="auto"/>
+            <w:vAlign w:val="center"/>
+            <w:hideMark/>
+          </w:tcPr>
+          <w:p>
+            <w:r>
+              <w:t>1</w:t>
+            </w:r>
+          </w:p>
+        </w:tc>
+      </w:tr>
+      <w:tr>
+        <w:trPr>
+          <w:tblCellSpacing w:w="15" w:type="dxa"/>
+        </w:trPr>
+        <w:tc>
+          <w:tcPr>
+            <w:tcW w:w="0" w:type="auto"/>
+            <w:vAlign w:val="center"/>
+            <w:hideMark/>
+          </w:tcPr>
+          <w:p>
+            <w:r>
+              <w:t>3</w:t>
+            </w:r>
+          </w:p>
+        </w:tc>
+        <w:tc>
+          <w:tcPr>
+            <w:tcW w:w="0" w:type="auto"/>
+            <w:vAlign w:val="center"/>
+            <w:hideMark/>
+          </w:tcPr>
+          <w:p>
+            <w:r>
+              <w:t>Alex</w:t>
+            </w:r>
+          </w:p>
+        </w:tc>
+        <w:tc>
+          <w:tcPr>
+            <w:tcW w:w="0" w:type="auto"/>
+            <w:vAlign w:val="center"/>
+            <w:hideMark/>
+          </w:tcPr>
+          <w:p>
+            <w:r>
+              <w:t>2</w:t>
+            </w:r>
+          </w:p>
+        </w:tc>
+      </w:tr>
+    </w:tbl>
+    <w:p>
+      <w:pPr>
+        <w:pStyle w:val="NormalWeb"/>
+      </w:pPr>
+      <w:r>
+        <w:t>Hierarchy:</w:t>
+      </w:r>
+    </w:p>
+    <w:p>
+      <w:pPr>
+        <w:pStyle w:val="HTMLPreformatted"/>
+      </w:pPr>
+      <w:r>
+        <w:rPr>
+          <w:rStyle w:val="HTMLCode"/>
+        </w:rPr>
+        <w:t>CEO</w:t>
+      </w:r>
+      <w:r>
+        <w:br/>
+      </w:r>
+      <w:r>
+        <w:rPr>
+          <w:rStyle w:val="HTMLCode"/>
+        </w:rPr>
+        <w:t xml:space="preserve"> |</w:t>
+      </w:r>
+      <w:r>
+        <w:br/>
+      </w:r>
+      <w:r>
+        <w:rPr>
+          <w:rStyle w:val="HTMLCode"/>
+        </w:rPr>
+        <w:t xml:space="preserve"> John</w:t>
+      </w:r>
+      <w:r>
+        <w:br/>
+      </w:r>
+      <w:r>
+        <w:rPr>
+          <w:rStyle w:val="HTMLCode"/>
+        </w:rPr>
+        <w:t xml:space="preserve"> |</w:t>
+      </w:r>
+      <w:r>
+        <w:br/>
+      </w:r>
+      <w:r>
+        <w:rPr>
+          <w:rStyle w:val="HTMLCode"/>
+        </w:rPr>
+        <w:t xml:space="preserve"> Alex</w:t>
+      </w:r>
+    </w:p>
+    <w:p>
+      <w:pPr>
+        <w:pStyle w:val="NormalWeb"/>
+      </w:pPr>
+      <w:r>
+        <w:t>Recursive CTE can find:</w:t>
+      </w:r>
+    </w:p>
+    <w:p>
+      <w:pPr>
+        <w:pStyle w:val="NormalWeb"/>
+      </w:pPr>
+      <w:r>
+        <w:t>All employees under CEO.</w:t>
+      </w:r>
+    </w:p>
+    <w:p>
+      <w:r>
+        <w:pict w14:anchorId="1E161DEF">
+          <v:rect id="_x0000_i1046" style="width:0;height:1.5pt" o:hralign="center" o:hrstd="t" o:hr="t" fillcolor="#a0a0a0" stroked="f"/>
+        </w:pict>
+      </w:r>
+    </w:p>
+    <w:p>
+      <w:pPr>
+        <w:pStyle w:val="NormalWeb"/>
+      </w:pPr>
+      <w:r>
+        <w:t>Structure:</w:t>
+      </w:r>
+    </w:p>
+    <w:p>
+      <w:pPr>
+        <w:pStyle w:val="HTMLPreformatted"/>
+      </w:pPr>
+      <w:r>
+        <w:rPr>
+          <w:rStyle w:val="v"/>
+        </w:rPr>
+        <w:lastRenderedPageBreak/>
+        <w:t>WITH</w:t>
+      </w:r>
+      <w:r>
+        <w:rPr>
+          <w:rStyle w:val="HTMLCode"/>
+        </w:rPr>
+        <w:t xml:space="preserve"> </w:t>
+      </w:r>
+      <w:r>
+        <w:rPr>
+          <w:rStyle w:val="v"/>
+        </w:rPr>
+        <w:t>RECURSIVE</w:t>
+      </w:r>
+      <w:r>
+        <w:rPr>
+          <w:rStyle w:val="HTMLCode"/>
+        </w:rPr>
+        <w:t xml:space="preserve"> employee_tree </w:t>
+      </w:r>
+      <w:r>
+        <w:rPr>
+          <w:rStyle w:val="v"/>
+        </w:rPr>
+        <w:t>AS</w:t>
+      </w:r>
+      <w:r>
+        <w:br/>
+      </w:r>
+      <w:r>
+        <w:rPr>
+          <w:rStyle w:val="HTMLCode"/>
+        </w:rPr>
+        <w:t>(</w:t>
+      </w:r>
+      <w:r>
+        <w:br/>
+      </w:r>
+      <w:r>
+        <w:rPr>
+          <w:rStyle w:val="HTMLCode"/>
+        </w:rPr>
+        <w:t xml:space="preserve">    </w:t>
+      </w:r>
+      <w:r>
+        <w:rPr>
+          <w:rStyle w:val="t"/>
+        </w:rPr>
+        <w:t>-- starting row</w:t>
+      </w:r>
+      <w:r>
+        <w:br/>
+      </w:r>
+      <w:r>
+        <w:br/>
+      </w:r>
+      <w:r>
+        <w:rPr>
+          <w:rStyle w:val="HTMLCode"/>
+        </w:rPr>
+        <w:t xml:space="preserve">    </w:t>
+      </w:r>
+      <w:r>
+        <w:rPr>
+          <w:rStyle w:val="v"/>
+        </w:rPr>
+        <w:t>UNION</w:t>
+      </w:r>
+      <w:r>
+        <w:rPr>
+          <w:rStyle w:val="HTMLCode"/>
+        </w:rPr>
+        <w:t xml:space="preserve"> </w:t>
+      </w:r>
+      <w:r>
+        <w:rPr>
+          <w:rStyle w:val="v"/>
+        </w:rPr>
+        <w:t>ALL</w:t>
+      </w:r>
+      <w:r>
+        <w:br/>
+      </w:r>
+      <w:r>
+        <w:br/>
+      </w:r>
+      <w:r>
+        <w:rPr>
+          <w:rStyle w:val="HTMLCode"/>
+        </w:rPr>
+        <w:t xml:space="preserve">    </w:t>
+      </w:r>
+      <w:r>
+        <w:rPr>
+          <w:rStyle w:val="t"/>
+        </w:rPr>
+        <w:t>-- next level</w:t>
+      </w:r>
+      <w:r>
+        <w:br/>
+      </w:r>
+      <w:r>
+        <w:rPr>
+          <w:rStyle w:val="HTMLCode"/>
+        </w:rPr>
+        <w:t>)</w:t>
+      </w:r>
+      <w:r>
+        <w:br/>
+      </w:r>
+      <w:r>
+        <w:br/>
+      </w:r>
+      <w:r>
+        <w:rPr>
+          <w:rStyle w:val="v"/>
+        </w:rPr>
+        <w:t>SELECT</w:t>
+      </w:r>
+      <w:r>
+        <w:rPr>
+          <w:rStyle w:val="HTMLCode"/>
+        </w:rPr>
+        <w:t xml:space="preserve"> </w:t>
+      </w:r>
+      <w:r>
+        <w:rPr>
+          <w:rStyle w:val="v"/>
+        </w:rPr>
+        <w:t>*</w:t>
+      </w:r>
+      <w:r>
+        <w:br/>
+      </w:r>
+      <w:r>
+        <w:rPr>
+          <w:rStyle w:val="v"/>
+        </w:rPr>
+        <w:t>FROM</w:t>
+      </w:r>
+      <w:r>
+        <w:rPr>
+          <w:rStyle w:val="HTMLCode"/>
+        </w:rPr>
+        <w:t xml:space="preserve"> employee_tree;</w:t>
+      </w:r>
+    </w:p>
+    <w:p>
+      <w:r>
+        <w:pict w14:anchorId="51871877">
+          <v:rect id="_x0000_i1047" style="width:0;height:1.5pt" o:hralign="center" o:hrstd="t" o:hr="t" fillcolor="#a0a0a0" stroked="f"/>
+        </w:pict>
+      </w:r>
+    </w:p>
+    <w:p>
+      <w:pPr>
+        <w:pStyle w:val="NormalWeb"/>
+      </w:pPr>
+      <w:r>
+        <w:t>For interviews:</w:t>
+      </w:r>
+    </w:p>
+    <w:p>
+      <w:pPr>
+        <w:pStyle w:val="NormalWeb"/>
+      </w:pPr>
+      <w:r>
+        <w:t>Know the concept.</w:t>
+      </w:r>
+    </w:p>
+    <w:p>
+      <w:pPr>
+        <w:pStyle w:val="NormalWeb"/>
+      </w:pPr>
+      <w:r>
+        <w:t>Most Data Science roles don't ask you to write recursive CTE.</w:t>
+      </w:r>
+    </w:p>
+    <w:p>
+      <w:r>
+        <w:pict w14:anchorId="46C26160">
+          <v:rect id="_x0000_i1048" style="width:0;height:1.5pt" o:hralign="center" o:hrstd="t" o:hr="t" fillcolor="#a0a0a0" stroked="f"/>
+        </w:pict>
+      </w:r>
+    </w:p>
+    <w:p>
+      <w:pPr>
+        <w:pStyle w:val="Heading1"/>
+      </w:pPr>
+      <w:r>
+        <w:t>CTE vs Subquery</w:t>
+      </w:r>
+    </w:p>
+    <w:tbl>
+      <w:tblPr>
+        <w:tblW w:w="0" w:type="auto"/>
+        <w:tblCellSpacing w:w="15" w:type="dxa"/>
+        <w:tblCellMar>
+          <w:top w:w="15" w:type="dxa"/>
+          <w:left w:w="15" w:type="dxa"/>
+          <w:bottom w:w="15" w:type="dxa"/>
+          <w:right w:w="15" w:type="dxa"/>
+        </w:tblCellMar>
+        <w:tblLook w:val="04A0" w:firstRow="1" w:lastRow="0" w:firstColumn="1" w:lastColumn="0" w:noHBand="0" w:noVBand="1"/>
+      </w:tblPr>
+      <w:tblGrid>
+        <w:gridCol w:w="2588"/>
+        <w:gridCol w:w="2682"/>
+      </w:tblGrid>
+      <w:tr>
+        <w:trPr>
+          <w:tblHeader/>
+          <w:tblCellSpacing w:w="15" w:type="dxa"/>
+        </w:trPr>
+        <w:tc>
+          <w:tcPr>
+            <w:tcW w:w="0" w:type="auto"/>
+            <w:vAlign w:val="center"/>
+            <w:hideMark/>
+          </w:tcPr>
+          <w:p>
+            <w:pPr>
+              <w:jc w:val="center"/>
+              <w:rPr>
+                <w:b/>
+                <w:bCs/>
+              </w:rPr>
+            </w:pPr>
+            <w:r>
+              <w:rPr>
+                <w:b/>
+                <w:bCs/>
+              </w:rPr>
+              <w:t>CTE</w:t>
+            </w:r>
+          </w:p>
+        </w:tc>
+        <w:tc>
+          <w:tcPr>
+            <w:tcW w:w="0" w:type="auto"/>
+            <w:vAlign w:val="center"/>
+            <w:hideMark/>
+          </w:tcPr>
+          <w:p>
+            <w:pPr>
+              <w:jc w:val="center"/>
+              <w:rPr>
+                <w:b/>
+                <w:bCs/>
+              </w:rPr>
+            </w:pPr>
+            <w:r>
+              <w:rPr>
+                <w:b/>
+                <w:bCs/>
+              </w:rPr>
+              <w:t>Subquery</w:t>
+            </w:r>
+          </w:p>
+        </w:tc>
+      </w:tr>
+      <w:tr>
+        <w:trPr>
+          <w:tblCellSpacing w:w="15" w:type="dxa"/>
+        </w:trPr>
+        <w:tc>
+          <w:tcPr>
+            <w:tcW w:w="0" w:type="auto"/>
+            <w:vAlign w:val="center"/>
+            <w:hideMark/>
+          </w:tcPr>
+          <w:p>
+            <w:r>
+              <w:t>Uses WITH</w:t>
+            </w:r>
+          </w:p>
+        </w:tc>
+        <w:tc>
+          <w:tcPr>
+            <w:tcW w:w="0" w:type="auto"/>
+            <w:vAlign w:val="center"/>
+            <w:hideMark/>
+          </w:tcPr>
+          <w:p>
+            <w:r>
+              <w:t>Inside SELECT/FROM/WHERE</w:t>
+            </w:r>
+          </w:p>
+        </w:tc>
+      </w:tr>
+      <w:tr>
+        <w:trPr>
+          <w:tblCellSpacing w:w="15" w:type="dxa"/>
+        </w:trPr>
+        <w:tc>
+          <w:tcPr>
+            <w:tcW w:w="0" w:type="auto"/>
+            <w:vAlign w:val="center"/>
+            <w:hideMark/>
+          </w:tcPr>
+          <w:p>
+            <w:r>
+              <w:t>More readable</w:t>
+            </w:r>
+          </w:p>
+        </w:tc>
+        <w:tc>
+          <w:tcPr>
+            <w:tcW w:w="0" w:type="auto"/>
+            <w:vAlign w:val="center"/>
+            <w:hideMark/>
+          </w:tcPr>
+          <w:p>
+            <w:r>
+              <w:t>Can become complex</w:t>
+            </w:r>
+          </w:p>
+        </w:tc>
+      </w:tr>
+      <w:tr>
+        <w:trPr>
+          <w:tblCellSpacing w:w="15" w:type="dxa"/>
+        </w:trPr>
+        <w:tc>
+          <w:tcPr>
+            <w:tcW w:w="0" w:type="auto"/>
+            <w:vAlign w:val="center"/>
+            <w:hideMark/>
+          </w:tcPr>
+          <w:p>
+            <w:r>
+              <w:t>Can be reused</w:t>
+            </w:r>
+          </w:p>
+        </w:tc>
+        <w:tc>
+          <w:tcPr>
+            <w:tcW w:w="0" w:type="auto"/>
+            <w:vAlign w:val="center"/>
+            <w:hideMark/>
+          </w:tcPr>
+          <w:p>
+            <w:r>
+              <w:t>Usually written once</w:t>
+            </w:r>
+          </w:p>
+        </w:tc>
+      </w:tr>
+      <w:tr>
+        <w:trPr>
+          <w:tblCellSpacing w:w="15" w:type="dxa"/>
+        </w:trPr>
+        <w:tc>
+          <w:tcPr>
+            <w:tcW w:w="0" w:type="auto"/>
+            <w:vAlign w:val="center"/>
+            <w:hideMark/>
+          </w:tcPr>
+          <w:p>
+            <w:r>
+              <w:t>Good for multi-step analysis</w:t>
+            </w:r>
+          </w:p>
+        </w:tc>
+        <w:tc>
+          <w:tcPr>
+            <w:tcW w:w="0" w:type="auto"/>
+            <w:vAlign w:val="center"/>
+            <w:hideMark/>
+          </w:tcPr>
+          <w:p>
+            <w:r>
+              <w:t>Good for small logic</w:t>
+            </w:r>
+          </w:p>
+        </w:tc>
+      </w:tr>
+    </w:tbl>
+    <w:p>
+      <w:r>
+        <w:pict w14:anchorId="2A1E790B">
+          <v:rect id="_x0000_i1049" style="width:0;height:1.5pt" o:hralign="center" o:hrstd="t" o:hr="t" fillcolor="#a0a0a0" stroked="f"/>
+        </w:pict>
+      </w:r>
+    </w:p>
+    <w:p>
+      <w:pPr>
+        <w:pStyle w:val="Heading1"/>
+      </w:pPr>
+      <w:r>
+        <w:t>When to use CTE?</w:t>
+      </w:r>
+    </w:p>
+    <w:p>
+      <w:pPr>
+        <w:pStyle w:val="NormalWeb"/>
+      </w:pPr>
+      <w:r>
+        <w:t>Use CTE when:</w:t>
+      </w:r>
+    </w:p>
+    <w:p>
+      <w:pPr>
+        <w:pStyle w:val="NormalWeb"/>
+      </w:pPr>
+      <w:r>
+        <w:rPr>
+          <w:rFonts w:ascii="Segoe UI Emoji" w:hAnsi="Segoe UI Emoji" w:cs="Segoe UI Emoji"/>
+        </w:rPr>
+        <w:t>✅</w:t>
+      </w:r>
+      <w:r>
+        <w:t xml:space="preserve"> Query has multiple steps</w:t>
+      </w:r>
+    </w:p>
+    <w:p>
+      <w:pPr>
+        <w:pStyle w:val="NormalWeb"/>
+      </w:pPr>
+      <w:r>
+        <w:t>Example:</w:t>
+      </w:r>
+    </w:p>
+    <w:p>
+      <w:pPr>
+        <w:pStyle w:val="HTMLPreformatted"/>
+      </w:pPr>
+      <w:r>
+        <w:rPr>
+          <w:rStyle w:val="HTMLCode"/>
+        </w:rPr>
+        <w:t>Calculate sales</w:t>
+      </w:r>
+      <w:r>
+        <w:br/>
+      </w:r>
+      <w:r>
+        <w:rPr>
+          <w:rStyle w:val="HTMLCode"/>
+        </w:rPr>
+        <w:t xml:space="preserve">      ↓</w:t>
+      </w:r>
+      <w:r>
+        <w:br/>
+      </w:r>
+      <w:r>
+        <w:rPr>
+          <w:rStyle w:val="HTMLCode"/>
+        </w:rPr>
+        <w:t>Find top customers</w:t>
+      </w:r>
+      <w:r>
+        <w:br/>
+      </w:r>
+      <w:r>
+        <w:rPr>
+          <w:rStyle w:val="HTMLCode"/>
+        </w:rPr>
+        <w:t xml:space="preserve">      ↓</w:t>
+      </w:r>
+      <w:r>
+        <w:br/>
+      </w:r>
+      <w:r>
+        <w:rPr>
+          <w:rStyle w:val="HTMLCode"/>
+        </w:rPr>
+        <w:t>Filter regions</w:t>
+      </w:r>
+    </w:p>
+    <w:p>
+      <w:pPr>
+        <w:pStyle w:val="NormalWeb"/>
+      </w:pPr>
+      <w:r>
+        <w:t>CTE is cleaner.</w:t>
+      </w:r>
+    </w:p>
+    <w:p>
+      <w:r>
+        <w:lastRenderedPageBreak/>
+        <w:pict w14:anchorId="6E165450">
+          <v:rect id="_x0000_i1050" style="width:0;height:1.5pt" o:hralign="center" o:hrstd="t" o:hr="t" fillcolor="#a0a0a0" stroked="f"/>
+        </w:pict>
+      </w:r>
+    </w:p>
+    <w:p>
+      <w:pPr>
+        <w:pStyle w:val="Heading1"/>
+      </w:pPr>
+      <w:r>
+        <w:t>When to use Subquery?</w:t>
+      </w:r>
+    </w:p>
+    <w:p>
+      <w:pPr>
+        <w:pStyle w:val="NormalWeb"/>
+      </w:pPr>
+      <w:r>
+        <w:t>Use subquery when:</w:t>
+      </w:r>
+    </w:p>
+    <w:p>
+      <w:pPr>
+        <w:pStyle w:val="NormalWeb"/>
+      </w:pPr>
+      <w:r>
+        <w:rPr>
+          <w:rFonts w:ascii="Segoe UI Emoji" w:hAnsi="Segoe UI Emoji" w:cs="Segoe UI Emoji"/>
+        </w:rPr>
+        <w:t>✅</w:t>
+      </w:r>
+      <w:r>
+        <w:t xml:space="preserve"> Small calculation</w:t>
+      </w:r>
+    </w:p>
+    <w:p>
+      <w:pPr>
+        <w:pStyle w:val="NormalWeb"/>
+      </w:pPr>
+      <w:r>
+        <w:t>Example:</w:t>
+      </w:r>
+    </w:p>
+    <w:p>
+      <w:pPr>
+        <w:pStyle w:val="HTMLPreformatted"/>
+      </w:pPr>
+      <w:r>
+        <w:rPr>
+          <w:rStyle w:val="v"/>
+        </w:rPr>
+        <w:t>WHERE</w:t>
+      </w:r>
+      <w:r>
+        <w:rPr>
+          <w:rStyle w:val="HTMLCode"/>
+        </w:rPr>
+        <w:t xml:space="preserve"> salary </w:t>
+      </w:r>
+      <w:r>
+        <w:rPr>
+          <w:rStyle w:val="v"/>
+        </w:rPr>
+        <w:t>&gt;</w:t>
+      </w:r>
+      <w:r>
+        <w:br/>
+      </w:r>
+      <w:r>
+        <w:rPr>
+          <w:rStyle w:val="HTMLCode"/>
+        </w:rPr>
+        <w:t>(</w:t>
+      </w:r>
+      <w:r>
+        <w:br/>
+      </w:r>
+      <w:r>
+        <w:rPr>
+          <w:rStyle w:val="v"/>
+        </w:rPr>
+        <w:t>SELECT</w:t>
+      </w:r>
+      <w:r>
+        <w:rPr>
+          <w:rStyle w:val="HTMLCode"/>
+        </w:rPr>
+        <w:t xml:space="preserve"> AVG(salary)</w:t>
+      </w:r>
+      <w:r>
+        <w:br/>
+      </w:r>
+      <w:r>
+        <w:rPr>
+          <w:rStyle w:val="HTMLCode"/>
+        </w:rPr>
+        <w:t>)</w:t>
+      </w:r>
+    </w:p>
+    <w:p>
+      <w:r>
+        <w:pict w14:anchorId="69AD7F8A">
+          <v:rect id="_x0000_i1051" style="width:0;height:1.5pt" o:hralign="center" o:hrstd="t" o:hr="t" fillcolor="#a0a0a0" stroked="f"/>
+        </w:pict>
+      </w:r>
+    </w:p>
+    <w:p>
+      <w:pPr>
+        <w:pStyle w:val="Heading1"/>
+      </w:pPr>
+      <w:r>
+        <w:t>Interview Questions</w:t>
+      </w:r>
+    </w:p>
+    <w:p>
+      <w:pPr>
+        <w:pStyle w:val="Heading2"/>
+      </w:pPr>
+      <w:r>
+        <w:t>1. Difference between JOIN and Subquery?</w:t>
+      </w:r>
+    </w:p>
+    <w:p>
+      <w:pPr>
+        <w:pStyle w:val="NormalWeb"/>
+      </w:pPr>
+      <w:r>
+        <w:t>JOIN:</w:t>
+      </w:r>
+    </w:p>
+    <w:p>
+      <w:pPr>
+        <w:pStyle w:val="NormalWeb"/>
+      </w:pPr>
+      <w:r>
+        <w:t>Combines tables.</w:t>
+      </w:r>
+    </w:p>
+    <w:p>
+      <w:pPr>
+        <w:pStyle w:val="NormalWeb"/>
+      </w:pPr>
+      <w:r>
+        <w:t>Subquery:</w:t>
+      </w:r>
+    </w:p>
+    <w:p>
+      <w:pPr>
+        <w:pStyle w:val="NormalWeb"/>
+      </w:pPr>
+      <w:r>
+        <w:t>Uses result of another query.</w:t>
+      </w:r>
+    </w:p>
+    <w:p>
+      <w:r>
+        <w:pict w14:anchorId="4002C25A">
+          <v:rect id="_x0000_i1052" style="width:0;height:1.5pt" o:hralign="center" o:hrstd="t" o:hr="t" fillcolor="#a0a0a0" stroked="f"/>
+        </w:pict>
+      </w:r>
+    </w:p>
+    <w:p>
+      <w:pPr>
+        <w:pStyle w:val="Heading2"/>
+      </w:pPr>
+      <w:r>
+        <w:t>2. CTE vs Temporary table?</w:t>
+      </w:r>
+    </w:p>
+    <w:p>
+      <w:pPr>
+        <w:pStyle w:val="NormalWeb"/>
+      </w:pPr>
+      <w:r>
+        <w:t>CTE:</w:t>
+      </w:r>
+    </w:p>
+    <w:p>
+      <w:pPr>
+        <w:numPr>
+          <w:ilvl w:val="0"/>
+          <w:numId w:val="4"/>
+        </w:numPr>
+        <w:spacing w:before="100" w:beforeAutospacing="1" w:after="100" w:afterAutospacing="1" w:line="240" w:lineRule="auto"/>
+      </w:pPr>
+      <w:r>
+        <w:t xml:space="preserve">Exists only during query </w:t>
+      </w:r>
+    </w:p>
+    <w:p>
+      <w:pPr>
+        <w:numPr>
+          <w:ilvl w:val="0"/>
+          <w:numId w:val="4"/>
+        </w:numPr>
+        <w:spacing w:before="100" w:beforeAutospacing="1" w:after="100" w:afterAutospacing="1" w:line="240" w:lineRule="auto"/>
+      </w:pPr>
+      <w:r>
+        <w:t xml:space="preserve">Not stored permanently </w:t>
+      </w:r>
+    </w:p>
+    <w:p>
+      <w:pPr>
+        <w:pStyle w:val="NormalWeb"/>
+      </w:pPr>
+      <w:r>
+        <w:t>Temporary table:</w:t>
+      </w:r>
+    </w:p>
+    <w:p>
+      <w:pPr>
+        <w:numPr>
+          <w:ilvl w:val="0"/>
+          <w:numId w:val="5"/>
+        </w:numPr>
+        <w:spacing w:before="100" w:beforeAutospacing="1" w:after="100" w:afterAutospacing="1" w:line="240" w:lineRule="auto"/>
+      </w:pPr>
+      <w:r>
+        <w:t xml:space="preserve">Stored temporarily in database </w:t>
+      </w:r>
+    </w:p>
+    <w:p>
+      <w:pPr>
+        <w:spacing w:after="0"/>
+      </w:pPr>
+      <w:r>
+        <w:pict w14:anchorId="44E6BBC7">
+          <v:rect id="_x0000_i1053" style="width:0;height:1.5pt" o:hralign="center" o:hrstd="t" o:hr="t" fillcolor="#a0a0a0" stroked="f"/>
+        </w:pict>
+      </w:r>
+    </w:p>
+    <w:p>
+      <w:pPr>
+        <w:pStyle w:val="Heading2"/>
+      </w:pPr>
+      <w:r>
+        <w:t>3. Find second highest salary</w:t>
+      </w:r>
+    </w:p>
+    <w:p>
+      <w:pPr>
+        <w:pStyle w:val="NormalWeb"/>
+      </w:pPr>
+      <w:r>
+        <w:lastRenderedPageBreak/>
+        <w:t>Using subquery:</w:t>
+      </w:r>
+    </w:p>
+    <w:p>
+      <w:pPr>
+        <w:pStyle w:val="HTMLPreformatted"/>
+      </w:pPr>
+      <w:r>
+        <w:rPr>
+          <w:rStyle w:val="v"/>
+        </w:rPr>
+        <w:t>SELECT</w:t>
+      </w:r>
+      <w:r>
+        <w:rPr>
+          <w:rStyle w:val="HTMLCode"/>
+        </w:rPr>
+        <w:t xml:space="preserve"> MAX(salary)</w:t>
+      </w:r>
+      <w:r>
+        <w:br/>
+      </w:r>
+      <w:r>
+        <w:br/>
+      </w:r>
+      <w:r>
+        <w:rPr>
+          <w:rStyle w:val="v"/>
+        </w:rPr>
+        <w:t>FROM</w:t>
+      </w:r>
+      <w:r>
+        <w:rPr>
+          <w:rStyle w:val="HTMLCode"/>
+        </w:rPr>
+        <w:t xml:space="preserve"> employees</w:t>
+      </w:r>
+      <w:r>
+        <w:br/>
+      </w:r>
+      <w:r>
+        <w:br/>
+      </w:r>
+      <w:r>
+        <w:rPr>
+          <w:rStyle w:val="v"/>
+        </w:rPr>
+        <w:t>WHERE</w:t>
+      </w:r>
+      <w:r>
+        <w:rPr>
+          <w:rStyle w:val="HTMLCode"/>
+        </w:rPr>
+        <w:t xml:space="preserve"> salary </w:t>
+      </w:r>
+      <w:r>
+        <w:rPr>
+          <w:rStyle w:val="v"/>
+        </w:rPr>
+        <w:t>&lt;</w:t>
+      </w:r>
+      <w:r>
+        <w:br/>
+      </w:r>
+      <w:r>
+        <w:rPr>
+          <w:rStyle w:val="HTMLCode"/>
+        </w:rPr>
+        <w:t>(</w:t>
+      </w:r>
+      <w:r>
+        <w:br/>
+      </w:r>
+      <w:r>
+        <w:rPr>
+          <w:rStyle w:val="v"/>
+        </w:rPr>
+        <w:t>SELECT</w:t>
+      </w:r>
+      <w:r>
+        <w:rPr>
+          <w:rStyle w:val="HTMLCode"/>
+        </w:rPr>
+        <w:t xml:space="preserve"> MAX(salary)</w:t>
+      </w:r>
+      <w:r>
+        <w:br/>
+      </w:r>
+      <w:r>
+        <w:rPr>
+          <w:rStyle w:val="v"/>
+        </w:rPr>
+        <w:t>FROM</w:t>
+      </w:r>
+      <w:r>
+        <w:rPr>
+          <w:rStyle w:val="HTMLCode"/>
+        </w:rPr>
+        <w:t xml:space="preserve"> employees</w:t>
+      </w:r>
+      <w:r>
+        <w:br/>
+      </w:r>
+      <w:r>
+        <w:rPr>
+          <w:rStyle w:val="HTMLCode"/>
+        </w:rPr>
+        <w:t>);</w:t>
+      </w:r>
+    </w:p>
+    <w:p>
+      <w:r>
+        <w:pict w14:anchorId="62BEAD43">
+          <v:rect id="_x0000_i1054" style="width:0;height:1.5pt" o:hralign="center" o:hrstd="t" o:hr="t" fillcolor="#a0a0a0" stroked="f"/>
+        </w:pict>
+      </w:r>
+    </w:p>
+    <w:p>
+      <w:pPr>
+        <w:pStyle w:val="Heading2"/>
+      </w:pPr>
+      <w:r>
+        <w:t>4. Find duplicate records</w:t>
+      </w:r>
+    </w:p>
+    <w:p>
+      <w:pPr>
+        <w:pStyle w:val="HTMLPreformatted"/>
+      </w:pPr>
+      <w:r>
+        <w:rPr>
+          <w:rStyle w:val="v"/>
+        </w:rPr>
+        <w:t>SELECT</w:t>
+      </w:r>
+      <w:r>
+        <w:rPr>
+          <w:rStyle w:val="HTMLCode"/>
+        </w:rPr>
+        <w:t xml:space="preserve"> name, </w:t>
+      </w:r>
+      <w:r>
+        <w:rPr>
+          <w:rStyle w:val="v"/>
+        </w:rPr>
+        <w:t>COUNT</w:t>
+      </w:r>
+      <w:r>
+        <w:rPr>
+          <w:rStyle w:val="HTMLCode"/>
+        </w:rPr>
+        <w:t>(</w:t>
+      </w:r>
+      <w:r>
+        <w:rPr>
+          <w:rStyle w:val="v"/>
+        </w:rPr>
+        <w:t>*</w:t>
+      </w:r>
+      <w:r>
+        <w:rPr>
+          <w:rStyle w:val="HTMLCode"/>
+        </w:rPr>
+        <w:t>)</w:t>
+      </w:r>
+      <w:r>
+        <w:br/>
+      </w:r>
+      <w:r>
+        <w:br/>
+      </w:r>
+      <w:r>
+        <w:rPr>
+          <w:rStyle w:val="v"/>
+        </w:rPr>
+        <w:t>FROM</w:t>
+      </w:r>
+      <w:r>
+        <w:rPr>
+          <w:rStyle w:val="HTMLCode"/>
+        </w:rPr>
+        <w:t xml:space="preserve"> employees</w:t>
+      </w:r>
+      <w:r>
+        <w:br/>
+      </w:r>
+      <w:r>
+        <w:br/>
+      </w:r>
+      <w:r>
+        <w:rPr>
+          <w:rStyle w:val="v"/>
+        </w:rPr>
+        <w:t>GROUP</w:t>
+      </w:r>
+      <w:r>
+        <w:rPr>
+          <w:rStyle w:val="HTMLCode"/>
+        </w:rPr>
+        <w:t xml:space="preserve"> </w:t>
+      </w:r>
+      <w:r>
+        <w:rPr>
+          <w:rStyle w:val="v"/>
+        </w:rPr>
+        <w:t>BY</w:t>
+      </w:r>
+      <w:r>
+        <w:rPr>
+          <w:rStyle w:val="HTMLCode"/>
+        </w:rPr>
+        <w:t xml:space="preserve"> name</w:t>
+      </w:r>
+      <w:r>
+        <w:br/>
+      </w:r>
+      <w:r>
+        <w:br/>
+      </w:r>
+      <w:r>
+        <w:rPr>
+          <w:rStyle w:val="v"/>
+        </w:rPr>
+        <w:t>HAVING</w:t>
+      </w:r>
+      <w:r>
+        <w:rPr>
+          <w:rStyle w:val="HTMLCode"/>
+        </w:rPr>
+        <w:t xml:space="preserve"> </w:t>
+      </w:r>
+      <w:r>
+        <w:rPr>
+          <w:rStyle w:val="v"/>
+        </w:rPr>
+        <w:t>COUNT</w:t>
+      </w:r>
+      <w:r>
+        <w:rPr>
+          <w:rStyle w:val="HTMLCode"/>
+        </w:rPr>
+        <w:t>(</w:t>
+      </w:r>
+      <w:r>
+        <w:rPr>
+          <w:rStyle w:val="v"/>
+        </w:rPr>
+        <w:t>*</w:t>
+      </w:r>
+      <w:r>
+        <w:rPr>
+          <w:rStyle w:val="HTMLCode"/>
+        </w:rPr>
+        <w:t xml:space="preserve">) </w:t>
+      </w:r>
+      <w:r>
+        <w:rPr>
+          <w:rStyle w:val="v"/>
+        </w:rPr>
+        <w:t>&gt;</w:t>
+      </w:r>
+      <w:r>
+        <w:rPr>
+          <w:rStyle w:val="HTMLCode"/>
+        </w:rPr>
+        <w:t xml:space="preserve"> </w:t>
+      </w:r>
+      <w:r>
+        <w:rPr>
+          <w:rStyle w:val="y"/>
+        </w:rPr>
+        <w:t>1</w:t>
+      </w:r>
+      <w:r>
+        <w:rPr>
+          <w:rStyle w:val="HTMLCode"/>
+        </w:rPr>
+        <w:t>;</w:t>
+      </w:r>
+    </w:p>
+    <w:p>
+      <w:r>
+        <w:pict w14:anchorId="4809D9BA">
+          <v:rect id="_x0000_i1055" style="width:0;height:1.5pt" o:hralign="center" o:hrstd="t" o:hr="t" fillcolor="#a0a0a0" stroked="f"/>
+        </w:pict>
+      </w:r>
+    </w:p>
+    <w:p>
+      <w:pPr>
+        <w:pStyle w:val="Heading2"/>
+      </w:pPr>
+      <w:r>
+        <w:t>5. Why use CTE?</w:t>
+      </w:r>
+    </w:p>
+    <w:p>
+      <w:pPr>
+        <w:pStyle w:val="NormalWeb"/>
+      </w:pPr>
+      <w:r>
+        <w:t>Answer:</w:t>
+      </w:r>
+    </w:p>
+    <w:p>
+      <w:pPr>
+        <w:pStyle w:val="NormalWeb"/>
+      </w:pPr>
+      <w:r>
+        <w:t>To break complex queries into readable, reusable steps.</w:t>
+      </w:r>
+    </w:p>
+    <w:p>
+      <w:r>
+        <w:pict w14:anchorId="3CF28E1C">
+          <v:rect id="_x0000_i1056" style="width:0;height:1.5pt" o:hralign="center" o:hrstd="t" o:hr="t" fillcolor="#a0a0a0" stroked="f"/>
+        </w:pict>
+      </w:r>
+    </w:p>
+    <w:p>
+      <w:pPr>
+        <w:pStyle w:val="NormalWeb"/>
+      </w:pPr>
+      <w:r>
+        <w:t>For Data Science interviews, after this the biggest scoring topic is:</w:t>
+      </w:r>
+    </w:p>
+    <w:p>
+      <w:pPr>
+        <w:pStyle w:val="NormalWeb"/>
+      </w:pPr>
+      <w:r>
+        <w:rPr>
+          <w:rStyle w:val="Strong"/>
+        </w:rPr>
+        <w:t>Window Functions</w:t>
+      </w:r>
+    </w:p>
+    <w:p>
+      <w:pPr>
+        <w:numPr>
+          <w:ilvl w:val="0"/>
+          <w:numId w:val="6"/>
+        </w:numPr>
+        <w:spacing w:before="100" w:beforeAutospacing="1" w:after="100" w:afterAutospacing="1" w:line="240" w:lineRule="auto"/>
+      </w:pPr>
+      <w:r>
+        <w:t xml:space="preserve">ROW_NUMBER </w:t>
+      </w:r>
+    </w:p>
+    <w:p>
+      <w:pPr>
+        <w:numPr>
+          <w:ilvl w:val="0"/>
+          <w:numId w:val="6"/>
+        </w:numPr>
+        <w:spacing w:before="100" w:beforeAutospacing="1" w:after="100" w:afterAutospacing="1" w:line="240" w:lineRule="auto"/>
+      </w:pPr>
+      <w:r>
+        <w:t xml:space="preserve">RANK </w:t>
+      </w:r>
+    </w:p>
+    <w:p>
+      <w:pPr>
+        <w:numPr>
+          <w:ilvl w:val="0"/>
+          <w:numId w:val="6"/>
+        </w:numPr>
+        <w:spacing w:before="100" w:beforeAutospacing="1" w:after="100" w:afterAutospacing="1" w:line="240" w:lineRule="auto"/>
+      </w:pPr>
+      <w:r>
+        <w:t xml:space="preserve">DENSE_RANK </w:t>
+      </w:r>
+    </w:p>
+    <w:p>
+      <w:pPr>
+        <w:numPr>
+          <w:ilvl w:val="0"/>
+          <w:numId w:val="6"/>
+        </w:numPr>
+        <w:spacing w:before="100" w:beforeAutospacing="1" w:after="100" w:afterAutospacing="1" w:line="240" w:lineRule="auto"/>
+      </w:pPr>
+      <w:r>
+        <w:t xml:space="preserve">LAG </w:t>
+      </w:r>
+    </w:p>
+    <w:p>
+      <w:pPr>
+        <w:numPr>
+          <w:ilvl w:val="0"/>
+          <w:numId w:val="6"/>
+        </w:numPr>
+        <w:spacing w:before="100" w:beforeAutospacing="1" w:after="100" w:afterAutospacing="1" w:line="240" w:lineRule="auto"/>
+      </w:pPr>
+      <w:r>
+        <w:t xml:space="preserve">LEAD </w:t>
+      </w:r>
+    </w:p>
+    <w:p>
+      <w:pPr>
+        <w:numPr>
+          <w:ilvl w:val="0"/>
+          <w:numId w:val="6"/>
+        </w:numPr>
+        <w:spacing w:before="100" w:beforeAutospacing="1" w:after="100" w:afterAutospacing="1" w:line="240" w:lineRule="auto"/>
+      </w:pPr>
+      <w:r>
+        <w:t xml:space="preserve">Running totals </w:t>
+      </w:r>
+    </w:p>
+    <w:p>
+      <w:pPr>
+        <w:numPr>
+          <w:ilvl w:val="0"/>
+          <w:numId w:val="6"/>
+        </w:numPr>
+        <w:spacing w:before="100" w:beforeAutospacing="1" w:after="100" w:afterAutospacing="1" w:line="240" w:lineRule="auto"/>
+      </w:pPr>
+      <w:r>
+        <w:t xml:space="preserve">Moving averages </w:t>
+      </w:r>
+    </w:p>
+    <w:p>
+      <w:pPr>
+        <w:pStyle w:val="NormalWeb"/>
+      </w:pPr>
+      <w:r>
+        <w:t>These are asked extremely frequently.</w:t>
       </w:r>
     </w:p>
     <w:p/>
@@ -219,6 +6312,566 @@
 <file path=word/numbering.xml><?xml version="1.0" encoding="utf-8"?>
 <w:numbering xmlns:wpc="http://schemas.microsoft.com/office/word/2010/wordprocessingCanvas" xmlns:cx="http://schemas.microsoft.com/office/drawing/2014/chartex" xmlns:cx1="http://schemas.microsoft.com/office/drawing/2015/9/8/chartex" xmlns:cx2="http://schemas.microsoft.com/office/drawing/2015/10/21/chartex" xmlns:cx3="http://schemas.microsoft.com/office/drawing/2016/5/9/chartex" xmlns:cx4="http://schemas.microsoft.com/office/drawing/2016/5/10/chartex" xmlns:cx5="http://schemas.microsoft.com/office/drawing/2016/5/11/chartex" xmlns:cx6="http://schemas.microsoft.com/office/drawing/2016/5/12/chartex" xmlns:cx7="http://schemas.microsoft.com/office/drawing/2016/5/13/chartex" xmlns:cx8="http://schemas.microsoft.com/office/drawing/2016/5/14/chartex" xmlns:mc="http://schemas.openxmlformats.org/markup-compatibility/2006" xmlns:aink="http://schemas.microsoft.com/office/drawing/2016/ink" xmlns:am3d="http://schemas.microsoft.com/office/drawing/2017/model3d" xmlns:o="urn:schemas-microsoft-com:office:office" xmlns:r="http://schemas.openxmlformats.org/officeDocument/2006/relationships" xmlns:m="http://schemas.openxmlformats.org/officeDocument/2006/math" xmlns:v="urn:schemas-microsoft-com:vml" xmlns:wp14="http://schemas.microsoft.com/office/word/2010/wordprocessingDrawing" xmlns:wp="http://schemas.openxmlformats.org/drawingml/2006/wordprocessingDrawing" xmlns:w10="urn:schemas-microsoft-com:office:word" xmlns:w="http://schemas.openxmlformats.org/wordprocessingml/2006/main" xmlns:w14="http://schemas.microsoft.com/office/word/2010/wordml" xmlns:w15="http://schemas.microsoft.com/office/word/2012/wordml" xmlns:w16cex="http://schemas.microsoft.com/office/word/2018/wordml/cex" xmlns:w16cid="http://schemas.microsoft.com/office/word/2016/wordml/cid" xmlns:w16="http://schemas.microsoft.com/office/word/2018/wordml" xmlns:w16sdtdh="http://schemas.microsoft.com/office/word/2020/wordml/sdtdatahash" xmlns:w16se="http://schemas.microsoft.com/office/word/2015/wordml/symex" xmlns:wpg="http://schemas.microsoft.com/office/word/2010/wordprocessingGroup" xmlns:wpi="http://schemas.microsoft.com/office/word/2010/wordprocessingInk" xmlns:wne="http://schemas.microsoft.com/office/word/2006/wordml" xmlns:wps="http://schemas.microsoft.com/office/word/2010/wordprocessingShape" mc:Ignorable="w14 w15 w16se w16cid w16 w16cex w16sdtdh wp14">
   <w:abstractNum w:abstractNumId="0" w15:restartNumberingAfterBreak="0">
+    <w:nsid w:val="0C7B75D5"/>
+    <w:multiLevelType w:val="multilevel"/>
+    <w:tmpl w:val="9112EA8E"/>
+    <w:lvl w:ilvl="0">
+      <w:start w:val="1"/>
+      <w:numFmt w:val="bullet"/>
+      <w:lvlText w:val=""/>
+      <w:lvlJc w:val="left"/>
+      <w:pPr>
+        <w:tabs>
+          <w:tab w:val="num" w:pos="720"/>
+        </w:tabs>
+        <w:ind w:left="720" w:hanging="360"/>
+      </w:pPr>
+      <w:rPr>
+        <w:rFonts w:ascii="Symbol" w:hAnsi="Symbol" w:hint="default"/>
+        <w:sz w:val="20"/>
+      </w:rPr>
+    </w:lvl>
+    <w:lvl w:ilvl="1" w:tentative="1">
+      <w:start w:val="1"/>
+      <w:numFmt w:val="bullet"/>
+      <w:lvlText w:val="o"/>
+      <w:lvlJc w:val="left"/>
+      <w:pPr>
+        <w:tabs>
+          <w:tab w:val="num" w:pos="1440"/>
+        </w:tabs>
+        <w:ind w:left="1440" w:hanging="360"/>
+      </w:pPr>
+      <w:rPr>
+        <w:rFonts w:ascii="Courier New" w:hAnsi="Courier New" w:hint="default"/>
+        <w:sz w:val="20"/>
+      </w:rPr>
+    </w:lvl>
+    <w:lvl w:ilvl="2" w:tentative="1">
+      <w:start w:val="1"/>
+      <w:numFmt w:val="bullet"/>
+      <w:lvlText w:val=""/>
+      <w:lvlJc w:val="left"/>
+      <w:pPr>
+        <w:tabs>
+          <w:tab w:val="num" w:pos="2160"/>
+        </w:tabs>
+        <w:ind w:left="2160" w:hanging="360"/>
+      </w:pPr>
+      <w:rPr>
+        <w:rFonts w:ascii="Wingdings" w:hAnsi="Wingdings" w:hint="default"/>
+        <w:sz w:val="20"/>
+      </w:rPr>
+    </w:lvl>
+    <w:lvl w:ilvl="3" w:tentative="1">
+      <w:start w:val="1"/>
+      <w:numFmt w:val="bullet"/>
+      <w:lvlText w:val=""/>
+      <w:lvlJc w:val="left"/>
+      <w:pPr>
+        <w:tabs>
+          <w:tab w:val="num" w:pos="2880"/>
+        </w:tabs>
+        <w:ind w:left="2880" w:hanging="360"/>
+      </w:pPr>
+      <w:rPr>
+        <w:rFonts w:ascii="Wingdings" w:hAnsi="Wingdings" w:hint="default"/>
+        <w:sz w:val="20"/>
+      </w:rPr>
+    </w:lvl>
+    <w:lvl w:ilvl="4" w:tentative="1">
+      <w:start w:val="1"/>
+      <w:numFmt w:val="bullet"/>
+      <w:lvlText w:val=""/>
+      <w:lvlJc w:val="left"/>
+      <w:pPr>
+        <w:tabs>
+          <w:tab w:val="num" w:pos="3600"/>
+        </w:tabs>
+        <w:ind w:left="3600" w:hanging="360"/>
+      </w:pPr>
+      <w:rPr>
+        <w:rFonts w:ascii="Wingdings" w:hAnsi="Wingdings" w:hint="default"/>
+        <w:sz w:val="20"/>
+      </w:rPr>
+    </w:lvl>
+    <w:lvl w:ilvl="5" w:tentative="1">
+      <w:start w:val="1"/>
+      <w:numFmt w:val="bullet"/>
+      <w:lvlText w:val=""/>
+      <w:lvlJc w:val="left"/>
+      <w:pPr>
+        <w:tabs>
+          <w:tab w:val="num" w:pos="4320"/>
+        </w:tabs>
+        <w:ind w:left="4320" w:hanging="360"/>
+      </w:pPr>
+      <w:rPr>
+        <w:rFonts w:ascii="Wingdings" w:hAnsi="Wingdings" w:hint="default"/>
+        <w:sz w:val="20"/>
+      </w:rPr>
+    </w:lvl>
+    <w:lvl w:ilvl="6" w:tentative="1">
+      <w:start w:val="1"/>
+      <w:numFmt w:val="bullet"/>
+      <w:lvlText w:val=""/>
+      <w:lvlJc w:val="left"/>
+      <w:pPr>
+        <w:tabs>
+          <w:tab w:val="num" w:pos="5040"/>
+        </w:tabs>
+        <w:ind w:left="5040" w:hanging="360"/>
+      </w:pPr>
+      <w:rPr>
+        <w:rFonts w:ascii="Wingdings" w:hAnsi="Wingdings" w:hint="default"/>
+        <w:sz w:val="20"/>
+      </w:rPr>
+    </w:lvl>
+    <w:lvl w:ilvl="7" w:tentative="1">
+      <w:start w:val="1"/>
+      <w:numFmt w:val="bullet"/>
+      <w:lvlText w:val=""/>
+      <w:lvlJc w:val="left"/>
+      <w:pPr>
+        <w:tabs>
+          <w:tab w:val="num" w:pos="5760"/>
+        </w:tabs>
+        <w:ind w:left="5760" w:hanging="360"/>
+      </w:pPr>
+      <w:rPr>
+        <w:rFonts w:ascii="Wingdings" w:hAnsi="Wingdings" w:hint="default"/>
+        <w:sz w:val="20"/>
+      </w:rPr>
+    </w:lvl>
+    <w:lvl w:ilvl="8" w:tentative="1">
+      <w:start w:val="1"/>
+      <w:numFmt w:val="bullet"/>
+      <w:lvlText w:val=""/>
+      <w:lvlJc w:val="left"/>
+      <w:pPr>
+        <w:tabs>
+          <w:tab w:val="num" w:pos="6480"/>
+        </w:tabs>
+        <w:ind w:left="6480" w:hanging="360"/>
+      </w:pPr>
+      <w:rPr>
+        <w:rFonts w:ascii="Wingdings" w:hAnsi="Wingdings" w:hint="default"/>
+        <w:sz w:val="20"/>
+      </w:rPr>
+    </w:lvl>
+  </w:abstractNum>
+  <w:abstractNum w:abstractNumId="1" w15:restartNumberingAfterBreak="0">
+    <w:nsid w:val="284762FE"/>
+    <w:multiLevelType w:val="multilevel"/>
+    <w:tmpl w:val="F83EEEF0"/>
+    <w:lvl w:ilvl="0">
+      <w:start w:val="1"/>
+      <w:numFmt w:val="bullet"/>
+      <w:lvlText w:val=""/>
+      <w:lvlJc w:val="left"/>
+      <w:pPr>
+        <w:tabs>
+          <w:tab w:val="num" w:pos="720"/>
+        </w:tabs>
+        <w:ind w:left="720" w:hanging="360"/>
+      </w:pPr>
+      <w:rPr>
+        <w:rFonts w:ascii="Symbol" w:hAnsi="Symbol" w:hint="default"/>
+        <w:sz w:val="20"/>
+      </w:rPr>
+    </w:lvl>
+    <w:lvl w:ilvl="1" w:tentative="1">
+      <w:start w:val="1"/>
+      <w:numFmt w:val="bullet"/>
+      <w:lvlText w:val="o"/>
+      <w:lvlJc w:val="left"/>
+      <w:pPr>
+        <w:tabs>
+          <w:tab w:val="num" w:pos="1440"/>
+        </w:tabs>
+        <w:ind w:left="1440" w:hanging="360"/>
+      </w:pPr>
+      <w:rPr>
+        <w:rFonts w:ascii="Courier New" w:hAnsi="Courier New" w:hint="default"/>
+        <w:sz w:val="20"/>
+      </w:rPr>
+    </w:lvl>
+    <w:lvl w:ilvl="2" w:tentative="1">
+      <w:start w:val="1"/>
+      <w:numFmt w:val="bullet"/>
+      <w:lvlText w:val=""/>
+      <w:lvlJc w:val="left"/>
+      <w:pPr>
+        <w:tabs>
+          <w:tab w:val="num" w:pos="2160"/>
+        </w:tabs>
+        <w:ind w:left="2160" w:hanging="360"/>
+      </w:pPr>
+      <w:rPr>
+        <w:rFonts w:ascii="Wingdings" w:hAnsi="Wingdings" w:hint="default"/>
+        <w:sz w:val="20"/>
+      </w:rPr>
+    </w:lvl>
+    <w:lvl w:ilvl="3" w:tentative="1">
+      <w:start w:val="1"/>
+      <w:numFmt w:val="bullet"/>
+      <w:lvlText w:val=""/>
+      <w:lvlJc w:val="left"/>
+      <w:pPr>
+        <w:tabs>
+          <w:tab w:val="num" w:pos="2880"/>
+        </w:tabs>
+        <w:ind w:left="2880" w:hanging="360"/>
+      </w:pPr>
+      <w:rPr>
+        <w:rFonts w:ascii="Wingdings" w:hAnsi="Wingdings" w:hint="default"/>
+        <w:sz w:val="20"/>
+      </w:rPr>
+    </w:lvl>
+    <w:lvl w:ilvl="4" w:tentative="1">
+      <w:start w:val="1"/>
+      <w:numFmt w:val="bullet"/>
+      <w:lvlText w:val=""/>
+      <w:lvlJc w:val="left"/>
+      <w:pPr>
+        <w:tabs>
+          <w:tab w:val="num" w:pos="3600"/>
+        </w:tabs>
+        <w:ind w:left="3600" w:hanging="360"/>
+      </w:pPr>
+      <w:rPr>
+        <w:rFonts w:ascii="Wingdings" w:hAnsi="Wingdings" w:hint="default"/>
+        <w:sz w:val="20"/>
+      </w:rPr>
+    </w:lvl>
+    <w:lvl w:ilvl="5" w:tentative="1">
+      <w:start w:val="1"/>
+      <w:numFmt w:val="bullet"/>
+      <w:lvlText w:val=""/>
+      <w:lvlJc w:val="left"/>
+      <w:pPr>
+        <w:tabs>
+          <w:tab w:val="num" w:pos="4320"/>
+        </w:tabs>
+        <w:ind w:left="4320" w:hanging="360"/>
+      </w:pPr>
+      <w:rPr>
+        <w:rFonts w:ascii="Wingdings" w:hAnsi="Wingdings" w:hint="default"/>
+        <w:sz w:val="20"/>
+      </w:rPr>
+    </w:lvl>
+    <w:lvl w:ilvl="6" w:tentative="1">
+      <w:start w:val="1"/>
+      <w:numFmt w:val="bullet"/>
+      <w:lvlText w:val=""/>
+      <w:lvlJc w:val="left"/>
+      <w:pPr>
+        <w:tabs>
+          <w:tab w:val="num" w:pos="5040"/>
+        </w:tabs>
+        <w:ind w:left="5040" w:hanging="360"/>
+      </w:pPr>
+      <w:rPr>
+        <w:rFonts w:ascii="Wingdings" w:hAnsi="Wingdings" w:hint="default"/>
+        <w:sz w:val="20"/>
+      </w:rPr>
+    </w:lvl>
+    <w:lvl w:ilvl="7" w:tentative="1">
+      <w:start w:val="1"/>
+      <w:numFmt w:val="bullet"/>
+      <w:lvlText w:val=""/>
+      <w:lvlJc w:val="left"/>
+      <w:pPr>
+        <w:tabs>
+          <w:tab w:val="num" w:pos="5760"/>
+        </w:tabs>
+        <w:ind w:left="5760" w:hanging="360"/>
+      </w:pPr>
+      <w:rPr>
+        <w:rFonts w:ascii="Wingdings" w:hAnsi="Wingdings" w:hint="default"/>
+        <w:sz w:val="20"/>
+      </w:rPr>
+    </w:lvl>
+    <w:lvl w:ilvl="8" w:tentative="1">
+      <w:start w:val="1"/>
+      <w:numFmt w:val="bullet"/>
+      <w:lvlText w:val=""/>
+      <w:lvlJc w:val="left"/>
+      <w:pPr>
+        <w:tabs>
+          <w:tab w:val="num" w:pos="6480"/>
+        </w:tabs>
+        <w:ind w:left="6480" w:hanging="360"/>
+      </w:pPr>
+      <w:rPr>
+        <w:rFonts w:ascii="Wingdings" w:hAnsi="Wingdings" w:hint="default"/>
+        <w:sz w:val="20"/>
+      </w:rPr>
+    </w:lvl>
+  </w:abstractNum>
+  <w:abstractNum w:abstractNumId="2" w15:restartNumberingAfterBreak="0">
+    <w:nsid w:val="341B28DF"/>
+    <w:multiLevelType w:val="multilevel"/>
+    <w:tmpl w:val="6430F880"/>
+    <w:lvl w:ilvl="0">
+      <w:start w:val="1"/>
+      <w:numFmt w:val="bullet"/>
+      <w:lvlText w:val=""/>
+      <w:lvlJc w:val="left"/>
+      <w:pPr>
+        <w:tabs>
+          <w:tab w:val="num" w:pos="720"/>
+        </w:tabs>
+        <w:ind w:left="720" w:hanging="360"/>
+      </w:pPr>
+      <w:rPr>
+        <w:rFonts w:ascii="Symbol" w:hAnsi="Symbol" w:hint="default"/>
+        <w:sz w:val="20"/>
+      </w:rPr>
+    </w:lvl>
+    <w:lvl w:ilvl="1" w:tentative="1">
+      <w:start w:val="1"/>
+      <w:numFmt w:val="bullet"/>
+      <w:lvlText w:val="o"/>
+      <w:lvlJc w:val="left"/>
+      <w:pPr>
+        <w:tabs>
+          <w:tab w:val="num" w:pos="1440"/>
+        </w:tabs>
+        <w:ind w:left="1440" w:hanging="360"/>
+      </w:pPr>
+      <w:rPr>
+        <w:rFonts w:ascii="Courier New" w:hAnsi="Courier New" w:hint="default"/>
+        <w:sz w:val="20"/>
+      </w:rPr>
+    </w:lvl>
+    <w:lvl w:ilvl="2" w:tentative="1">
+      <w:start w:val="1"/>
+      <w:numFmt w:val="bullet"/>
+      <w:lvlText w:val=""/>
+      <w:lvlJc w:val="left"/>
+      <w:pPr>
+        <w:tabs>
+          <w:tab w:val="num" w:pos="2160"/>
+        </w:tabs>
+        <w:ind w:left="2160" w:hanging="360"/>
+      </w:pPr>
+      <w:rPr>
+        <w:rFonts w:ascii="Wingdings" w:hAnsi="Wingdings" w:hint="default"/>
+        <w:sz w:val="20"/>
+      </w:rPr>
+    </w:lvl>
+    <w:lvl w:ilvl="3" w:tentative="1">
+      <w:start w:val="1"/>
+      <w:numFmt w:val="bullet"/>
+      <w:lvlText w:val=""/>
+      <w:lvlJc w:val="left"/>
+      <w:pPr>
+        <w:tabs>
+          <w:tab w:val="num" w:pos="2880"/>
+        </w:tabs>
+        <w:ind w:left="2880" w:hanging="360"/>
+      </w:pPr>
+      <w:rPr>
+        <w:rFonts w:ascii="Wingdings" w:hAnsi="Wingdings" w:hint="default"/>
+        <w:sz w:val="20"/>
+      </w:rPr>
+    </w:lvl>
+    <w:lvl w:ilvl="4" w:tentative="1">
+      <w:start w:val="1"/>
+      <w:numFmt w:val="bullet"/>
+      <w:lvlText w:val=""/>
+      <w:lvlJc w:val="left"/>
+      <w:pPr>
+        <w:tabs>
+          <w:tab w:val="num" w:pos="3600"/>
+        </w:tabs>
+        <w:ind w:left="3600" w:hanging="360"/>
+      </w:pPr>
+      <w:rPr>
+        <w:rFonts w:ascii="Wingdings" w:hAnsi="Wingdings" w:hint="default"/>
+        <w:sz w:val="20"/>
+      </w:rPr>
+    </w:lvl>
+    <w:lvl w:ilvl="5" w:tentative="1">
+      <w:start w:val="1"/>
+      <w:numFmt w:val="bullet"/>
+      <w:lvlText w:val=""/>
+      <w:lvlJc w:val="left"/>
+      <w:pPr>
+        <w:tabs>
+          <w:tab w:val="num" w:pos="4320"/>
+        </w:tabs>
+        <w:ind w:left="4320" w:hanging="360"/>
+      </w:pPr>
+      <w:rPr>
+        <w:rFonts w:ascii="Wingdings" w:hAnsi="Wingdings" w:hint="default"/>
+        <w:sz w:val="20"/>
+      </w:rPr>
+    </w:lvl>
+    <w:lvl w:ilvl="6" w:tentative="1">
+      <w:start w:val="1"/>
+      <w:numFmt w:val="bullet"/>
+      <w:lvlText w:val=""/>
+      <w:lvlJc w:val="left"/>
+      <w:pPr>
+        <w:tabs>
+          <w:tab w:val="num" w:pos="5040"/>
+        </w:tabs>
+        <w:ind w:left="5040" w:hanging="360"/>
+      </w:pPr>
+      <w:rPr>
+        <w:rFonts w:ascii="Wingdings" w:hAnsi="Wingdings" w:hint="default"/>
+        <w:sz w:val="20"/>
+      </w:rPr>
+    </w:lvl>
+    <w:lvl w:ilvl="7" w:tentative="1">
+      <w:start w:val="1"/>
+      <w:numFmt w:val="bullet"/>
+      <w:lvlText w:val=""/>
+      <w:lvlJc w:val="left"/>
+      <w:pPr>
+        <w:tabs>
+          <w:tab w:val="num" w:pos="5760"/>
+        </w:tabs>
+        <w:ind w:left="5760" w:hanging="360"/>
+      </w:pPr>
+      <w:rPr>
+        <w:rFonts w:ascii="Wingdings" w:hAnsi="Wingdings" w:hint="default"/>
+        <w:sz w:val="20"/>
+      </w:rPr>
+    </w:lvl>
+    <w:lvl w:ilvl="8" w:tentative="1">
+      <w:start w:val="1"/>
+      <w:numFmt w:val="bullet"/>
+      <w:lvlText w:val=""/>
+      <w:lvlJc w:val="left"/>
+      <w:pPr>
+        <w:tabs>
+          <w:tab w:val="num" w:pos="6480"/>
+        </w:tabs>
+        <w:ind w:left="6480" w:hanging="360"/>
+      </w:pPr>
+      <w:rPr>
+        <w:rFonts w:ascii="Wingdings" w:hAnsi="Wingdings" w:hint="default"/>
+        <w:sz w:val="20"/>
+      </w:rPr>
+    </w:lvl>
+  </w:abstractNum>
+  <w:abstractNum w:abstractNumId="3" w15:restartNumberingAfterBreak="0">
+    <w:nsid w:val="34AF50F3"/>
+    <w:multiLevelType w:val="multilevel"/>
+    <w:tmpl w:val="A6B017D0"/>
+    <w:lvl w:ilvl="0">
+      <w:start w:val="1"/>
+      <w:numFmt w:val="decimal"/>
+      <w:lvlText w:val="%1."/>
+      <w:lvlJc w:val="left"/>
+      <w:pPr>
+        <w:tabs>
+          <w:tab w:val="num" w:pos="720"/>
+        </w:tabs>
+        <w:ind w:left="720" w:hanging="360"/>
+      </w:pPr>
+    </w:lvl>
+    <w:lvl w:ilvl="1" w:tentative="1">
+      <w:start w:val="1"/>
+      <w:numFmt w:val="decimal"/>
+      <w:lvlText w:val="%2."/>
+      <w:lvlJc w:val="left"/>
+      <w:pPr>
+        <w:tabs>
+          <w:tab w:val="num" w:pos="1440"/>
+        </w:tabs>
+        <w:ind w:left="1440" w:hanging="360"/>
+      </w:pPr>
+    </w:lvl>
+    <w:lvl w:ilvl="2" w:tentative="1">
+      <w:start w:val="1"/>
+      <w:numFmt w:val="decimal"/>
+      <w:lvlText w:val="%3."/>
+      <w:lvlJc w:val="left"/>
+      <w:pPr>
+        <w:tabs>
+          <w:tab w:val="num" w:pos="2160"/>
+        </w:tabs>
+        <w:ind w:left="2160" w:hanging="360"/>
+      </w:pPr>
+    </w:lvl>
+    <w:lvl w:ilvl="3" w:tentative="1">
+      <w:start w:val="1"/>
+      <w:numFmt w:val="decimal"/>
+      <w:lvlText w:val="%4."/>
+      <w:lvlJc w:val="left"/>
+      <w:pPr>
+        <w:tabs>
+          <w:tab w:val="num" w:pos="2880"/>
+        </w:tabs>
+        <w:ind w:left="2880" w:hanging="360"/>
+      </w:pPr>
+    </w:lvl>
+    <w:lvl w:ilvl="4" w:tentative="1">
+      <w:start w:val="1"/>
+      <w:numFmt w:val="decimal"/>
+      <w:lvlText w:val="%5."/>
+      <w:lvlJc w:val="left"/>
+      <w:pPr>
+        <w:tabs>
+          <w:tab w:val="num" w:pos="3600"/>
+        </w:tabs>
+        <w:ind w:left="3600" w:hanging="360"/>
+      </w:pPr>
+    </w:lvl>
+    <w:lvl w:ilvl="5" w:tentative="1">
+      <w:start w:val="1"/>
+      <w:numFmt w:val="decimal"/>
+      <w:lvlText w:val="%6."/>
+      <w:lvlJc w:val="left"/>
+      <w:pPr>
+        <w:tabs>
+          <w:tab w:val="num" w:pos="4320"/>
+        </w:tabs>
+        <w:ind w:left="4320" w:hanging="360"/>
+      </w:pPr>
+    </w:lvl>
+    <w:lvl w:ilvl="6" w:tentative="1">
+      <w:start w:val="1"/>
+      <w:numFmt w:val="decimal"/>
+      <w:lvlText w:val="%7."/>
+      <w:lvlJc w:val="left"/>
+      <w:pPr>
+        <w:tabs>
+          <w:tab w:val="num" w:pos="5040"/>
+        </w:tabs>
+        <w:ind w:left="5040" w:hanging="360"/>
+      </w:pPr>
+    </w:lvl>
+    <w:lvl w:ilvl="7" w:tentative="1">
+      <w:start w:val="1"/>
+      <w:numFmt w:val="decimal"/>
+      <w:lvlText w:val="%8."/>
+      <w:lvlJc w:val="left"/>
+      <w:pPr>
+        <w:tabs>
+          <w:tab w:val="num" w:pos="5760"/>
+        </w:tabs>
+        <w:ind w:left="5760" w:hanging="360"/>
+      </w:pPr>
+    </w:lvl>
+    <w:lvl w:ilvl="8" w:tentative="1">
+      <w:start w:val="1"/>
+      <w:numFmt w:val="decimal"/>
+      <w:lvlText w:val="%9."/>
+      <w:lvlJc w:val="left"/>
+      <w:pPr>
+        <w:tabs>
+          <w:tab w:val="num" w:pos="6480"/>
+        </w:tabs>
+        <w:ind w:left="6480" w:hanging="360"/>
+      </w:pPr>
+    </w:lvl>
+  </w:abstractNum>
+  <w:abstractNum w:abstractNumId="4" w15:restartNumberingAfterBreak="0">
     <w:nsid w:val="4EDC20C4"/>
     <w:multiLevelType w:val="multilevel"/>
     <w:tmpl w:val="54A2572E"/>
@@ -367,8 +7020,172 @@
       </w:rPr>
     </w:lvl>
   </w:abstractNum>
+  <w:abstractNum w:abstractNumId="5" w15:restartNumberingAfterBreak="0">
+    <w:nsid w:val="78616D15"/>
+    <w:multiLevelType w:val="multilevel"/>
+    <w:tmpl w:val="2700A2A2"/>
+    <w:lvl w:ilvl="0">
+      <w:start w:val="1"/>
+      <w:numFmt w:val="bullet"/>
+      <w:lvlText w:val=""/>
+      <w:lvlJc w:val="left"/>
+      <w:pPr>
+        <w:tabs>
+          <w:tab w:val="num" w:pos="720"/>
+        </w:tabs>
+        <w:ind w:left="720" w:hanging="360"/>
+      </w:pPr>
+      <w:rPr>
+        <w:rFonts w:ascii="Symbol" w:hAnsi="Symbol" w:hint="default"/>
+        <w:sz w:val="20"/>
+      </w:rPr>
+    </w:lvl>
+    <w:lvl w:ilvl="1" w:tentative="1">
+      <w:start w:val="1"/>
+      <w:numFmt w:val="bullet"/>
+      <w:lvlText w:val="o"/>
+      <w:lvlJc w:val="left"/>
+      <w:pPr>
+        <w:tabs>
+          <w:tab w:val="num" w:pos="1440"/>
+        </w:tabs>
+        <w:ind w:left="1440" w:hanging="360"/>
+      </w:pPr>
+      <w:rPr>
+        <w:rFonts w:ascii="Courier New" w:hAnsi="Courier New" w:hint="default"/>
+        <w:sz w:val="20"/>
+      </w:rPr>
+    </w:lvl>
+    <w:lvl w:ilvl="2" w:tentative="1">
+      <w:start w:val="1"/>
+      <w:numFmt w:val="bullet"/>
+      <w:lvlText w:val=""/>
+      <w:lvlJc w:val="left"/>
+      <w:pPr>
+        <w:tabs>
+          <w:tab w:val="num" w:pos="2160"/>
+        </w:tabs>
+        <w:ind w:left="2160" w:hanging="360"/>
+      </w:pPr>
+      <w:rPr>
+        <w:rFonts w:ascii="Wingdings" w:hAnsi="Wingdings" w:hint="default"/>
+        <w:sz w:val="20"/>
+      </w:rPr>
+    </w:lvl>
+    <w:lvl w:ilvl="3" w:tentative="1">
+      <w:start w:val="1"/>
+      <w:numFmt w:val="bullet"/>
+      <w:lvlText w:val=""/>
+      <w:lvlJc w:val="left"/>
+      <w:pPr>
+        <w:tabs>
+          <w:tab w:val="num" w:pos="2880"/>
+        </w:tabs>
+        <w:ind w:left="2880" w:hanging="360"/>
+      </w:pPr>
+      <w:rPr>
+        <w:rFonts w:ascii="Wingdings" w:hAnsi="Wingdings" w:hint="default"/>
+        <w:sz w:val="20"/>
+      </w:rPr>
+    </w:lvl>
+    <w:lvl w:ilvl="4" w:tentative="1">
+      <w:start w:val="1"/>
+      <w:numFmt w:val="bullet"/>
+      <w:lvlText w:val=""/>
+      <w:lvlJc w:val="left"/>
+      <w:pPr>
+        <w:tabs>
+          <w:tab w:val="num" w:pos="3600"/>
+        </w:tabs>
+        <w:ind w:left="3600" w:hanging="360"/>
+      </w:pPr>
+      <w:rPr>
+        <w:rFonts w:ascii="Wingdings" w:hAnsi="Wingdings" w:hint="default"/>
+        <w:sz w:val="20"/>
+      </w:rPr>
+    </w:lvl>
+    <w:lvl w:ilvl="5" w:tentative="1">
+      <w:start w:val="1"/>
+      <w:numFmt w:val="bullet"/>
+      <w:lvlText w:val=""/>
+      <w:lvlJc w:val="left"/>
+      <w:pPr>
+        <w:tabs>
+          <w:tab w:val="num" w:pos="4320"/>
+        </w:tabs>
+        <w:ind w:left="4320" w:hanging="360"/>
+      </w:pPr>
+      <w:rPr>
+        <w:rFonts w:ascii="Wingdings" w:hAnsi="Wingdings" w:hint="default"/>
+        <w:sz w:val="20"/>
+      </w:rPr>
+    </w:lvl>
+    <w:lvl w:ilvl="6" w:tentative="1">
+      <w:start w:val="1"/>
+      <w:numFmt w:val="bullet"/>
+      <w:lvlText w:val=""/>
+      <w:lvlJc w:val="left"/>
+      <w:pPr>
+        <w:tabs>
+          <w:tab w:val="num" w:pos="5040"/>
+        </w:tabs>
+        <w:ind w:left="5040" w:hanging="360"/>
+      </w:pPr>
+      <w:rPr>
+        <w:rFonts w:ascii="Wingdings" w:hAnsi="Wingdings" w:hint="default"/>
+        <w:sz w:val="20"/>
+      </w:rPr>
+    </w:lvl>
+    <w:lvl w:ilvl="7" w:tentative="1">
+      <w:start w:val="1"/>
+      <w:numFmt w:val="bullet"/>
+      <w:lvlText w:val=""/>
+      <w:lvlJc w:val="left"/>
+      <w:pPr>
+        <w:tabs>
+          <w:tab w:val="num" w:pos="5760"/>
+        </w:tabs>
+        <w:ind w:left="5760" w:hanging="360"/>
+      </w:pPr>
+      <w:rPr>
+        <w:rFonts w:ascii="Wingdings" w:hAnsi="Wingdings" w:hint="default"/>
+        <w:sz w:val="20"/>
+      </w:rPr>
+    </w:lvl>
+    <w:lvl w:ilvl="8" w:tentative="1">
+      <w:start w:val="1"/>
+      <w:numFmt w:val="bullet"/>
+      <w:lvlText w:val=""/>
+      <w:lvlJc w:val="left"/>
+      <w:pPr>
+        <w:tabs>
+          <w:tab w:val="num" w:pos="6480"/>
+        </w:tabs>
+        <w:ind w:left="6480" w:hanging="360"/>
+      </w:pPr>
+      <w:rPr>
+        <w:rFonts w:ascii="Wingdings" w:hAnsi="Wingdings" w:hint="default"/>
+        <w:sz w:val="20"/>
+      </w:rPr>
+    </w:lvl>
+  </w:abstractNum>
   <w:num w:numId="1">
+    <w:abstractNumId w:val="4"/>
+  </w:num>
+  <w:num w:numId="2">
+    <w:abstractNumId w:val="3"/>
+  </w:num>
+  <w:num w:numId="3">
+    <w:abstractNumId w:val="2"/>
+  </w:num>
+  <w:num w:numId="4">
+    <w:abstractNumId w:val="1"/>
+  </w:num>
+  <w:num w:numId="5">
     <w:abstractNumId w:val="0"/>
+  </w:num>
+  <w:num w:numId="6">
+    <w:abstractNumId w:val="5"/>
   </w:num>
 </w:numbering>
 </file>
@@ -772,6 +7589,27 @@
     <w:name w:val="Normal"/>
     <w:qFormat/>
   </w:style>
+  <w:style w:type="paragraph" w:styleId="Heading1">
+    <w:name w:val="heading 1"/>
+    <w:basedOn w:val="Normal"/>
+    <w:next w:val="Normal"/>
+    <w:link w:val="Heading1Char"/>
+    <w:uiPriority w:val="9"/>
+    <w:qFormat/>
+    <w:rsid w:val="00C02254"/>
+    <w:pPr>
+      <w:keepNext/>
+      <w:keepLines/>
+      <w:spacing w:before="240" w:after="0"/>
+      <w:outlineLvl w:val="0"/>
+    </w:pPr>
+    <w:rPr>
+      <w:rFonts w:asciiTheme="majorHAnsi" w:eastAsiaTheme="majorEastAsia" w:hAnsiTheme="majorHAnsi" w:cstheme="majorBidi"/>
+      <w:color w:val="2F5496" w:themeColor="accent1" w:themeShade="BF"/>
+      <w:sz w:val="32"/>
+      <w:szCs w:val="32"/>
+    </w:rPr>
+  </w:style>
   <w:style w:type="paragraph" w:styleId="Heading2">
     <w:name w:val="heading 2"/>
     <w:basedOn w:val="Normal"/>
@@ -860,6 +7698,106 @@
       <w:sz w:val="20"/>
       <w:szCs w:val="20"/>
     </w:rPr>
+  </w:style>
+  <w:style w:type="character" w:customStyle="1" w:styleId="Heading1Char">
+    <w:name w:val="Heading 1 Char"/>
+    <w:basedOn w:val="DefaultParagraphFont"/>
+    <w:link w:val="Heading1"/>
+    <w:uiPriority w:val="9"/>
+    <w:rsid w:val="00C02254"/>
+    <w:rPr>
+      <w:rFonts w:asciiTheme="majorHAnsi" w:eastAsiaTheme="majorEastAsia" w:hAnsiTheme="majorHAnsi" w:cstheme="majorBidi"/>
+      <w:color w:val="2F5496" w:themeColor="accent1" w:themeShade="BF"/>
+      <w:sz w:val="32"/>
+      <w:szCs w:val="32"/>
+    </w:rPr>
+  </w:style>
+  <w:style w:type="paragraph" w:customStyle="1" w:styleId="pdq2pgselectionanchorcontainer">
+    <w:name w:val="pdq2pg_selectionanchorcontainer"/>
+    <w:basedOn w:val="Normal"/>
+    <w:rsid w:val="00C02254"/>
+    <w:pPr>
+      <w:spacing w:before="100" w:beforeAutospacing="1" w:after="100" w:afterAutospacing="1" w:line="240" w:lineRule="auto"/>
+    </w:pPr>
+    <w:rPr>
+      <w:rFonts w:ascii="Times New Roman" w:eastAsia="Times New Roman" w:hAnsi="Times New Roman" w:cs="Times New Roman"/>
+      <w:sz w:val="24"/>
+      <w:szCs w:val="24"/>
+    </w:rPr>
+  </w:style>
+  <w:style w:type="character" w:styleId="Strong">
+    <w:name w:val="Strong"/>
+    <w:basedOn w:val="DefaultParagraphFont"/>
+    <w:uiPriority w:val="22"/>
+    <w:qFormat/>
+    <w:rsid w:val="00C02254"/>
+    <w:rPr>
+      <w:b/>
+      <w:bCs/>
+    </w:rPr>
+  </w:style>
+  <w:style w:type="paragraph" w:styleId="HTMLPreformatted">
+    <w:name w:val="HTML Preformatted"/>
+    <w:basedOn w:val="Normal"/>
+    <w:link w:val="HTMLPreformattedChar"/>
+    <w:uiPriority w:val="99"/>
+    <w:semiHidden/>
+    <w:unhideWhenUsed/>
+    <w:rsid w:val="00C02254"/>
+    <w:pPr>
+      <w:tabs>
+        <w:tab w:val="left" w:pos="916"/>
+        <w:tab w:val="left" w:pos="1832"/>
+        <w:tab w:val="left" w:pos="2748"/>
+        <w:tab w:val="left" w:pos="3664"/>
+        <w:tab w:val="left" w:pos="4580"/>
+        <w:tab w:val="left" w:pos="5496"/>
+        <w:tab w:val="left" w:pos="6412"/>
+        <w:tab w:val="left" w:pos="7328"/>
+        <w:tab w:val="left" w:pos="8244"/>
+        <w:tab w:val="left" w:pos="9160"/>
+        <w:tab w:val="left" w:pos="10076"/>
+        <w:tab w:val="left" w:pos="10992"/>
+        <w:tab w:val="left" w:pos="11908"/>
+        <w:tab w:val="left" w:pos="12824"/>
+        <w:tab w:val="left" w:pos="13740"/>
+        <w:tab w:val="left" w:pos="14656"/>
+      </w:tabs>
+      <w:spacing w:after="0" w:line="240" w:lineRule="auto"/>
+    </w:pPr>
+    <w:rPr>
+      <w:rFonts w:ascii="Courier New" w:eastAsia="Times New Roman" w:hAnsi="Courier New" w:cs="Courier New"/>
+      <w:sz w:val="20"/>
+      <w:szCs w:val="20"/>
+    </w:rPr>
+  </w:style>
+  <w:style w:type="character" w:customStyle="1" w:styleId="HTMLPreformattedChar">
+    <w:name w:val="HTML Preformatted Char"/>
+    <w:basedOn w:val="DefaultParagraphFont"/>
+    <w:link w:val="HTMLPreformatted"/>
+    <w:uiPriority w:val="99"/>
+    <w:semiHidden/>
+    <w:rsid w:val="00C02254"/>
+    <w:rPr>
+      <w:rFonts w:ascii="Courier New" w:eastAsia="Times New Roman" w:hAnsi="Courier New" w:cs="Courier New"/>
+      <w:sz w:val="20"/>
+      <w:szCs w:val="20"/>
+    </w:rPr>
+  </w:style>
+  <w:style w:type="character" w:customStyle="1" w:styleId="v">
+    <w:name w:val="ͼv"/>
+    <w:basedOn w:val="DefaultParagraphFont"/>
+    <w:rsid w:val="00C02254"/>
+  </w:style>
+  <w:style w:type="character" w:customStyle="1" w:styleId="y">
+    <w:name w:val="ͼy"/>
+    <w:basedOn w:val="DefaultParagraphFont"/>
+    <w:rsid w:val="00C02254"/>
+  </w:style>
+  <w:style w:type="character" w:customStyle="1" w:styleId="t">
+    <w:name w:val="ͼt"/>
+    <w:basedOn w:val="DefaultParagraphFont"/>
+    <w:rsid w:val="00C02254"/>
   </w:style>
 </w:styles>
 </file>
